--- a/translation2/So_You_Want_to_Meditate_zh-CN.docx
+++ b/translation2/So_You_Want_to_Meditate_zh-CN.docx
@@ -29,19 +29,19 @@
     </w:p>
     <w:p>
       <w:pPr>
-        <w:spacing w:after="200" w:before="240"/>
+        <w:spacing w:after="240" w:before="240"/>
         <w:jc w:val="center"/>
       </w:pPr>
     </w:p>
     <w:p>
       <w:pPr>
-        <w:spacing w:after="200" w:before="240"/>
+        <w:spacing w:after="240" w:before="240"/>
         <w:jc w:val="center"/>
       </w:pPr>
     </w:p>
     <w:p>
       <w:pPr>
-        <w:spacing w:after="200" w:before="240"/>
+        <w:spacing w:after="240" w:before="240"/>
         <w:jc w:val="center"/>
       </w:pPr>
       <w:r>
@@ -55,7 +55,7 @@
     </w:p>
     <w:p>
       <w:pPr>
-        <w:spacing w:after="160"/>
+        <w:spacing w:after="240" w:before="120"/>
         <w:jc w:val="center"/>
       </w:pPr>
       <w:r>
@@ -126,7 +126,7 @@
     </w:p>
     <w:p>
       <w:pPr>
-        <w:spacing w:after="200" w:before="240"/>
+        <w:spacing w:after="240" w:before="240"/>
         <w:jc w:val="center"/>
       </w:pPr>
       <w:r>
@@ -140,19 +140,19 @@
     </w:p>
     <w:p>
       <w:pPr>
-        <w:spacing w:after="200" w:before="240"/>
+        <w:spacing w:after="240" w:before="240"/>
         <w:jc w:val="center"/>
       </w:pPr>
     </w:p>
     <w:p>
       <w:pPr>
-        <w:spacing w:after="200" w:before="240"/>
+        <w:spacing w:after="240" w:before="240"/>
         <w:jc w:val="center"/>
       </w:pPr>
     </w:p>
     <w:p>
       <w:pPr>
-        <w:spacing w:after="200" w:before="240"/>
+        <w:spacing w:after="240" w:before="240"/>
         <w:jc w:val="center"/>
       </w:pPr>
       <w:r>
@@ -166,7 +166,7 @@
     </w:p>
     <w:p>
       <w:pPr>
-        <w:spacing w:after="160"/>
+        <w:spacing w:after="240" w:before="120"/>
         <w:jc w:val="center"/>
       </w:pPr>
       <w:r>
@@ -181,7 +181,7 @@
     </w:p>
     <w:p>
       <w:pPr>
-        <w:spacing w:after="160"/>
+        <w:spacing w:after="240" w:before="120"/>
         <w:jc w:val="center"/>
       </w:pPr>
       <w:r>
@@ -196,7 +196,7 @@
     </w:p>
     <w:p>
       <w:pPr>
-        <w:spacing w:after="160"/>
+        <w:spacing w:after="240" w:before="120"/>
         <w:jc w:val="center"/>
       </w:pPr>
       <w:r>
@@ -211,7 +211,7 @@
     </w:p>
     <w:p>
       <w:pPr>
-        <w:spacing w:after="160"/>
+        <w:spacing w:after="240" w:before="120"/>
         <w:jc w:val="center"/>
       </w:pPr>
       <w:r>
@@ -226,7 +226,7 @@
     </w:p>
     <w:p>
       <w:pPr>
-        <w:spacing w:after="160"/>
+        <w:spacing w:after="240" w:before="120"/>
         <w:jc w:val="center"/>
       </w:pPr>
       <w:r>
@@ -241,7 +241,7 @@
     </w:p>
     <w:p>
       <w:pPr>
-        <w:spacing w:after="160"/>
+        <w:spacing w:after="240" w:before="120"/>
         <w:jc w:val="center"/>
       </w:pPr>
       <w:r>
@@ -261,7 +261,7 @@
     </w:p>
     <w:p>
       <w:pPr>
-        <w:spacing w:after="160"/>
+        <w:spacing w:after="240" w:before="120"/>
         <w:jc w:val="center"/>
       </w:pPr>
     </w:p>
@@ -277,7 +277,7 @@
     </w:p>
     <w:p>
       <w:pPr>
-        <w:spacing w:after="160"/>
+        <w:spacing w:after="240" w:before="120"/>
         <w:jc w:val="center"/>
       </w:pPr>
       <w:r>
@@ -292,7 +292,7 @@
     </w:p>
     <w:p>
       <w:pPr>
-        <w:spacing w:after="160"/>
+        <w:spacing w:after="240" w:before="120"/>
         <w:jc w:val="center"/>
       </w:pPr>
       <w:r>
@@ -375,31 +375,31 @@
         <w:rPr>
           <w:rFonts w:ascii="SimSun" w:cs="SimSun" w:eastAsia="SimSun" w:hAnsi="SimSun"/>
         </w:rPr>
-        <w:t xml:space="preserve">本书由四十篇短文组成。我曾走遍世界寻访明师，却发现寻常人的常识同样足以为我指路。那些和我一样、以种种方式在或粗或细的层面上寻求幸福的人，往往早已拥有我所追寻的东西，并在我四处参访上师的途中给了我教益。所谓“平凡”的人竟有这样的智慧——只要心思稍加转用，便足以引向证悟与自知——这或许令人意外，其实却不足为奇。而我之所以能消化这些市井中的智慧，并把它们转化为自我证悟路上的实际运用，这份心思上的灵活无疑要归功于过去五十年间的诸位上师：尤其是 Trulshik 仁波切——我于一九六九年初次见到他，直至二〇一一年他圆寂，他一直是我的引路人——以及我的剃度恩师宣化上人，我依止他皈依，并自一九七二年至一九八二年过着出家生活。</w:t>
-      </w:r>
-    </w:p>
-    <w:p>
-      <w:pPr>
-        <w:spacing w:after="120" w:line="340"/>
-        <w:ind w:firstLine="480"/>
-      </w:pPr>
-      <w:r>
-        <w:rPr>
-          <w:rFonts w:ascii="SimSun" w:cs="SimSun" w:eastAsia="SimSun" w:hAnsi="SimSun"/>
-        </w:rPr>
-        <w:t xml:space="preserve">我的家庭生活始于尼泊尔，我在那里娶了卡玛拉（Kamala），一位比我小二十岁的古隆族山地姑娘。我们相识于一九八三年，其时我已结束十年的出家生活，三年之后正式舍戒还俗。就在那一年，我们成了婚。多年来，她那质朴的智慧一再证明：它有多质朴，就有多恢弘。她于我而言，既是空行母，也是老师。她偶尔一开口便是四十分钟的长谈，每一次都让我豁然开朗，又惊叹不已。从一开始我就学会了安静地领受。</w:t>
-      </w:r>
-    </w:p>
-    <w:p>
-      <w:pPr>
-        <w:spacing w:after="120" w:line="340"/>
-        <w:ind w:firstLine="480"/>
-      </w:pPr>
-      <w:r>
-        <w:rPr>
-          <w:rFonts w:ascii="SimSun" w:cs="SimSun" w:eastAsia="SimSun" w:hAnsi="SimSun"/>
-        </w:rPr>
-        <w:t xml:space="preserve">孩子总在教我们，我的孩子也不例外。蕾切尔（Rachel）、穆德拉（Mudra）和凯拉什（Kailash）只是做他们自己，就显露出孩童那颗明澈之心的游戏本性。证悟者常常提到这一点——他们亲身体验过，并指出：若想修习禅修，我们都必须像孩子一样保持游戏、开放而不造作。我的孩子那份开放与不造作的天然自发，是与我同住的上师，直到他们各自离家上大学，展翅去探索这个世界、理解这个世界。</w:t>
+        <w:t xml:space="preserve">本书由四十篇短文组成。我曾走遍世界寻访明师，却发现寻常人的常识同样足以为我指路。那些和我一样、以种种方式在或粗或细的层面上寻求幸福的人，往往早已拥有我所追寻的东西，并在我四处参访上师的途中给了我教益。所谓“平凡”的人竟有这样的智慧——只要心思稍加灵活，便足以引向证悟与自知——这或许令人意外，其实却不足为奇。我若还有几分心思上的灵活，能消化这些市井中的智慧，并把它们转化为自我证悟路上的实际运用，那无疑要归功于过去五十年间的诸位上师：尤其是楚西仁波切（Trulshik Rinpoche）——我于一九六九年初次见到他，直至二〇一一年他圆寂，他一直是我的引路人——以及我的剃度恩师宣化上人，我依止他皈依，并自一九七二年至一九八二年过着出家生活。</w:t>
+      </w:r>
+    </w:p>
+    <w:p>
+      <w:pPr>
+        <w:spacing w:after="120" w:line="340"/>
+        <w:ind w:firstLine="480"/>
+      </w:pPr>
+      <w:r>
+        <w:rPr>
+          <w:rFonts w:ascii="SimSun" w:cs="SimSun" w:eastAsia="SimSun" w:hAnsi="SimSun"/>
+        </w:rPr>
+        <w:t xml:space="preserve">我的家庭生活始于尼泊尔，我在那里娶了卡玛拉（Kamala），一位比我小二十岁的古隆族山地姑娘。我们相识于一九八三年，其时我已结束十年的出家生活，三年之后正式舍戒还俗。就在那一年，我们成了婚。多年来，她那质朴的智慧一再证明：它有多质朴，就有多恢弘。她于我而言，既是空行母，也是老师。她偶尔一开口便是四十分钟的长谈，每一次都让我豁然开朗，又目瞪口呆。从一开始我就学会了安静地领受。</w:t>
+      </w:r>
+    </w:p>
+    <w:p>
+      <w:pPr>
+        <w:spacing w:after="120" w:line="340"/>
+        <w:ind w:firstLine="480"/>
+      </w:pPr>
+      <w:r>
+        <w:rPr>
+          <w:rFonts w:ascii="SimSun" w:cs="SimSun" w:eastAsia="SimSun" w:hAnsi="SimSun"/>
+        </w:rPr>
+        <w:t xml:space="preserve">孩子总在教我们，我的孩子也不例外。蕾切尔（Rachel）、穆德拉（Mudra）和凯拉什（Kailash）只是做他们自己，就显露出孩童那颗明澈之心的游戏本性。证悟者常常提到这一点——他们亲身体验过，并指出：若想禅修，我们都必须变得像孩子一样爱玩、开放而不造作。我的孩子那份开放与不造作的天然自发，是与我同住的上师，直到他们各自离家上大学，展翅去探索这个世界、理解这个世界。</w:t>
       </w:r>
     </w:p>
     <w:p>
@@ -423,19 +423,19 @@
         <w:rPr>
           <w:rFonts w:ascii="SimSun" w:cs="SimSun" w:eastAsia="SimSun" w:hAnsi="SimSun"/>
         </w:rPr>
-        <w:t xml:space="preserve">这些文章涵盖了通往自我证悟之道的方方面面，而我倾向于不借助宗教说教，只诉诸我们共有的常识。写下它们的背后，是我的一个信念：经典与哲理最好的印证，正是常识。</w:t>
-      </w:r>
-    </w:p>
-    <w:p>
-      <w:pPr>
-        <w:spacing w:after="120" w:line="340"/>
-        <w:ind w:firstLine="480"/>
-      </w:pPr>
-      <w:r>
-        <w:rPr>
-          <w:rFonts w:ascii="SimSun" w:cs="SimSun" w:eastAsia="SimSun" w:hAnsi="SimSun"/>
-        </w:rPr>
-        <w:t xml:space="preserve">这些文章可以按任意次序阅读。它们意在照亮并激发读者亲证真理的同时，也带来阅读的乐趣——既包括我学到的功课，或许同样重要的，还有我在失败中学到的功课。</w:t>
+        <w:t xml:space="preserve">这些文章涵盖了通往自我证悟之道的方方面面，而我倾向于不借助宗教说教，只诉诸我们共有的常识。它们都受到我的一个信念影响：经典与哲理最好的印证，正是常识。</w:t>
+      </w:r>
+    </w:p>
+    <w:p>
+      <w:pPr>
+        <w:spacing w:after="120" w:line="340"/>
+        <w:ind w:firstLine="480"/>
+      </w:pPr>
+      <w:r>
+        <w:rPr>
+          <w:rFonts w:ascii="SimSun" w:cs="SimSun" w:eastAsia="SimSun" w:hAnsi="SimSun"/>
+        </w:rPr>
+        <w:t xml:space="preserve">这些文章可以按任意次序阅读。它们意在借我学到的功课——以及或许同样重要的、我在失败中学到的功课——照亮并激发读者对真理的亲身体验，并在此过程中带来阅读的乐趣。</w:t>
       </w:r>
     </w:p>
     <w:p>
@@ -503,6 +503,39 @@
         <w:t xml:space="preserve">加利福尼亚州尤凯亚</w:t>
       </w:r>
     </w:p>
+    <w:p>
+      <w:pPr>
+        <w:pageBreakBefore/>
+        <w:spacing w:after="240" w:before="240"/>
+      </w:pPr>
+      <w:r>
+        <w:rPr>
+          <w:rFonts w:ascii="SimHei" w:cs="SimHei" w:eastAsia="SimHei" w:hAnsi="SimHei"/>
+          <w:sz w:val="36"/>
+          <w:szCs w:val="36"/>
+        </w:rPr>
+        <w:t xml:space="preserve">目录</w:t>
+      </w:r>
+    </w:p>
+    <w:sdt>
+      <w:sdtPr>
+        <w:alias w:val="目录"/>
+      </w:sdtPr>
+      <w:sdtContent>
+        <w:p>
+          <w:r>
+            <w:fldChar w:fldCharType="begin" w:dirty="true"/>
+            <w:instrText xml:space="preserve">TOC \h \o "1-1"</w:instrText>
+            <w:fldChar w:fldCharType="separate"/>
+          </w:r>
+        </w:p>
+        <w:p>
+          <w:r>
+            <w:fldChar w:fldCharType="end"/>
+          </w:r>
+        </w:p>
+      </w:sdtContent>
+    </w:sdt>
     <w:p>
       <w:pPr>
         <w:spacing w:after="120" w:line="340"/>
@@ -613,19 +646,19 @@
         <w:rPr>
           <w:rFonts w:ascii="SimSun" w:cs="SimSun" w:eastAsia="SimSun" w:hAnsi="SimSun"/>
         </w:rPr>
-        <w:t xml:space="preserve">要紧的是，在考虑禅修“怎么做”之前，先有一个可以认同的窝。事实上，我们不妨先在这个新空间里读读书、静静坐坐，只为让它变得熟悉。无论是老参还是新学，在熟悉的空间里禅修都更有成效，就像在外奔波一阵后回到自己的床上。要禅修，我们需要有安全感。</w:t>
-      </w:r>
-    </w:p>
-    <w:p>
-      <w:pPr>
-        <w:spacing w:after="120" w:line="340"/>
-        <w:ind w:firstLine="480"/>
-      </w:pPr>
-      <w:r>
-        <w:rPr>
-          <w:rFonts w:ascii="SimSun" w:cs="SimSun" w:eastAsia="SimSun" w:hAnsi="SimSun"/>
-        </w:rPr>
-        <w:t xml:space="preserve">位置就是一切，而且必须固定。我们所拥有的，可以简单到只是一块专用的垫子和一个坐垫，也可以是一间讲究的佛堂。一旦确定下来，我们自然会倾向于在约定的时间到那里打坐，还常常临时加坐一支香。禅修所要求的纪律相当可观，而仔细解决“探究自心时该把这具身体安放在何处”这个实际问题，是最重要的一项前行准备。</w:t>
+        <w:t xml:space="preserve">要紧的是，在考虑禅修“怎么做”之前，先有一个让自己有归属感的窝。事实上，我们不妨先在这个新空间里读读书、静静坐坐，只为让它变得熟悉。无论是老参还是新学，在熟悉的空间里禅修都更有成效，就像在外奔波一阵后回到自己的床上。要禅修，我们需要有安全感。</w:t>
+      </w:r>
+    </w:p>
+    <w:p>
+      <w:pPr>
+        <w:spacing w:after="120" w:line="340"/>
+        <w:ind w:firstLine="480"/>
+      </w:pPr>
+      <w:r>
+        <w:rPr>
+          <w:rFonts w:ascii="SimSun" w:cs="SimSun" w:eastAsia="SimSun" w:hAnsi="SimSun"/>
+        </w:rPr>
+        <w:t xml:space="preserve">位置就是一切，而且必须固定。我们所拥有的，可以简单到只是一块专用的垫子和一个坐垫，也可以是一间讲究的佛堂。一旦确定下来，我们自然会倾向于在约定的时间到那里打坐，还常常临时加坐一支香。禅修所要求的纪律相当可观，而仔细解决“探究自心时该把这具身体安放在何处”这个实际问题，是事前所有考量中最重要的一项。</w:t>
       </w:r>
     </w:p>
     <w:p>
@@ -677,7 +710,7 @@
         <w:rPr>
           <w:rFonts w:ascii="SimSun" w:cs="SimSun" w:eastAsia="SimSun" w:hAnsi="SimSun"/>
         </w:rPr>
-        <w:t xml:space="preserve">最要紧的是，禅修应当是享受，是我们所期待的事。随着功夫渐熟、越来越享受其中，禅修的时长自然会增加。起初，禅修和任何一种训练一样，需要意愿和“不找借口”的态度；但几个月过去，我们会发现内心生起一股禅修的热情，期待打坐就像期待与好友相聚。</w:t>
+        <w:t xml:space="preserve">最要紧的是，禅修应当是享受，是我们所期待的事。随着功夫渐熟、越来越享受其中，禅修的时长也可以随之增加。起初，禅修和任何一种训练一样，需要意愿和“不找借口”的态度；但几个月过去，我们会发现内心生起一股禅修的热情，期待打坐就像期待与好友相聚。</w:t>
       </w:r>
     </w:p>
     <w:p>
@@ -765,7 +798,7 @@
         <w:rPr>
           <w:rFonts w:ascii="SimSun" w:cs="SimSun" w:eastAsia="SimSun" w:hAnsi="SimSun"/>
         </w:rPr>
-        <w:t xml:space="preserve">饮食对禅修影响甚大。禅修是对心的一种精微训练。因此，能让身体轻盈、柔软堪能的饮食，也会让心柔软堪能而轻盈。素食是有帮助的——前提是我们明白，素食同样可能染上其他饮食的毛病。简单说，我们吃饭是为了健康，不是为了娱乐。</w:t>
+        <w:t xml:space="preserve">饮食对禅修影响甚大。禅修是对心的一种精微训练。因此，能让身体轻盈、柔软堪能的饮食，也会让心柔软堪能而轻盈。素食是有帮助的——前提是我们明白，素食同样可能染上其他饮食的毛病。简单说，我们吃饭应当是为了健康，而不是为了娱乐。</w:t>
       </w:r>
     </w:p>
     <w:p>
@@ -789,7 +822,7 @@
         <w:rPr>
           <w:rFonts w:ascii="SimSun" w:cs="SimSun" w:eastAsia="SimSun" w:hAnsi="SimSun"/>
         </w:rPr>
-        <w:t xml:space="preserve">阿育吠陀（Ayurveda）是印度历经数百年发展起来的一套饮食与医学体系，也是世界上最古老的同类体系，可上溯到约五千年前。这套体系虽然繁复，却围绕三大纲领展开；这三纲可以细分出成千上万的子系统，也可以只守住最基本的三类（我偏好后者）。这三条准则是：悦性（sattvic）、变性（rajasic）、惰性（tamasic）。</w:t>
+        <w:t xml:space="preserve">阿育吠陀（Ayurveda）是印度历经千百年发展起来的一套饮食与医学体系，也是世界上最古老的同类体系，可上溯到约五千年前。这套体系虽然繁复，却围绕三大纲领展开；这三纲可以细分出成千上万的子系统，也可以只守住最基本的三类（我偏好后者）。这三条准则是：悦性（sattvic）、变性（rajasic）、惰性（tamasic）。</w:t>
       </w:r>
     </w:p>
     <w:p>
@@ -813,19 +846,19 @@
         <w:rPr>
           <w:rFonts w:ascii="SimSun" w:cs="SimSun" w:eastAsia="SimSun" w:hAnsi="SimSun"/>
         </w:rPr>
-        <w:t xml:space="preserve">悦性食物虽能让身心轻盈而有活力，却未必是我们最爱吃的。我们也许会看到，变性食物让我们趋向躁动、焦虑和紧张，尽管这并不是我们想要的状态。我们也许会注意到，惰性食物让我们迟钝、沉重、反应冷淡，而这同样不是我们喜欢的状态。</w:t>
-      </w:r>
-    </w:p>
-    <w:p>
-      <w:pPr>
-        <w:spacing w:after="120" w:line="340"/>
-        <w:ind w:firstLine="480"/>
-      </w:pPr>
-      <w:r>
-        <w:rPr>
-          <w:rFonts w:ascii="SimSun" w:cs="SimSun" w:eastAsia="SimSun" w:hAnsi="SimSun"/>
-        </w:rPr>
-        <w:t xml:space="preserve">我们最“喜欢”的食物往往造就不出灵敏的身心，而我们无所谓的那些食物通常可以。我们很少需要靠吃自己不喜欢的东西，才能获得想要的状态。通过尝试、观察并记录下来，一个月内我们应当就能把食物分入上述三类——悦性、变性、惰性——并据此为自己的身体定出一套很好的饮食。给三类食物定下一个比例，对配餐很有帮助。始终记住：重点永远是吃完之后感觉如何，而不是吃的时候有多享受。</w:t>
+        <w:t xml:space="preserve">悦性食物虽能让身心轻盈而有活力，却未必是我们最爱吃的。我们也许会看到，变性食物让我们趋向躁动、焦虑和紧张，尽管这并不是我们想要的状态。我们也许会注意到，惰性食物让我们迟钝、沉重、反应迟缓，而这同样不是我们喜欢的状态。</w:t>
+      </w:r>
+    </w:p>
+    <w:p>
+      <w:pPr>
+        <w:spacing w:after="120" w:line="340"/>
+        <w:ind w:firstLine="480"/>
+      </w:pPr>
+      <w:r>
+        <w:rPr>
+          <w:rFonts w:ascii="SimSun" w:cs="SimSun" w:eastAsia="SimSun" w:hAnsi="SimSun"/>
+        </w:rPr>
+        <w:t xml:space="preserve">我们最“喜欢”的食物未必能造就灵敏的身心，而我们无所谓的那些食物通常可以。我们很少需要靠吃自己不喜欢的东西，才能获得想要的状态。通过尝试、观察并记录下来，一个月内我们应当就能把食物分入上述三类——悦性、变性、惰性——并据此为自己的身体定出一套很好的饮食。给三类食物定下一个比例，对配餐很有帮助。始终记住：重点永远是吃完之后感觉如何，而不是吃的时候有多享受。</w:t>
       </w:r>
     </w:p>
     <w:p>
@@ -849,7 +882,7 @@
         <w:rPr>
           <w:rFonts w:ascii="SimSun" w:cs="SimSun" w:eastAsia="SimSun" w:hAnsi="SimSun"/>
         </w:rPr>
-        <w:t xml:space="preserve">吃饭和禅修一样，应当每天在固定的时间进行。禅修的饮食不鼓励吃零食，因为零食既可能不健康，又会强化随冲动与贪欲而转的习气；而这习气会让我们坐上蒲团时轻易被念头带走。每天在固定的时间进食，等于间接地训练我们的心在每天同一时间更容易入于禅修、专注而不摇动。从很多方面看，时间都是禅修生活方式的一个要害。</w:t>
+        <w:t xml:space="preserve">吃饭和禅修一样，应当每天在固定的时间进行。禅修的饮食不鼓励吃零食，因为零食既可能不健康，又会强化随冲动与贪欲而转的习气；而这习气会让我们坐上蒲团时轻易被念头带走。每天在固定的时间进食，等于间接地训练我们的心在每天同一时间更容易入于禅修、专注而不摇动。从很多方面看，时间都是禅修生活方式的一项关键考量。</w:t>
       </w:r>
     </w:p>
     <w:p>
@@ -961,7 +994,7 @@
         <w:rPr>
           <w:rFonts w:ascii="SimSun" w:cs="SimSun" w:eastAsia="SimSun" w:hAnsi="SimSun"/>
         </w:rPr>
-        <w:t xml:space="preserve">起步阶段最好去上课，但课程可能不便宜。每周一堂课就足以打下基础、提供持续的指导，其余时间我们主要在家里、附近的公园或健身房练习。像禅修和饮食一样，有一位志同道合的朋友同行，往往是一种支持，也是可以分享、可以增进友谊的事。人是社会性的生命，正面的行为与他人一同进行时会更有力量。但我们必须守住重点，不要偏离初衷。</w:t>
+        <w:t xml:space="preserve">起步阶段最好去上课，但课程可能不便宜。每周一堂课就足以打下基础，并提供让我们不断进步的持续指导，其余时间我们主要在家里、附近的公园或健身房练习。像禅修和饮食一样，有一位志同道合的朋友同行，往往是一种支持，也是可以分享、可以增进友谊的事。人是社会性的生命，正面的行为与他人一同进行时会更有力量。但我们必须守住重点，不要偏离初衷。</w:t>
       </w:r>
     </w:p>
     <w:p>
@@ -1001,7 +1034,7 @@
         <w:rPr>
           <w:rFonts w:ascii="SimSun" w:cs="SimSun" w:eastAsia="SimSun" w:hAnsi="SimSun"/>
         </w:rPr>
-        <w:t xml:space="preserve">从一开始，我们对禅修的态度就必须正确，并且随着岁月推移始终保持正确。在佛教术语中，这种正确的态度称为“见”（view）。见对老参和对初学同样不可或缺，只是理由不同。一位久修者若不慎执着于禅悦，就会失去正见，因而退堕。禅修不在于乐境，而在于观慧。乐境若无观慧相伴，禅修者两者都会失去。而初学者若见地不正，禅修就变成又一件事务，变成本已忙碌的一天里多出来的一项安排。当压力逼得我们想减轻负担时，第一个被扔掉的往往就是禅修。</w:t>
+        <w:t xml:space="preserve">从一开始，我们对禅修的态度就必须正确，并且随着岁月推移始终保持正确。在佛教术语中，这种正确的态度称为“见”（view）。见对老参和对初学同样不可或缺，只是理由不同。一位久修者若不慎执着于禅悦，就可能失去正见，因而退堕。禅修不在于乐境，而在于观慧。乐境若无观慧相伴，禅修者两者都会失去。而初学者若见地不正，禅修就变成又一件事务，变成本已忙碌的一天里多出来的一项安排。当压力逼得我们想减轻负担时，第一个被扔掉的往往就是禅修。</w:t>
       </w:r>
     </w:p>
     <w:p>
@@ -1025,19 +1058,19 @@
         <w:rPr>
           <w:rFonts w:ascii="SimSun" w:cs="SimSun" w:eastAsia="SimSun" w:hAnsi="SimSun"/>
         </w:rPr>
-        <w:t xml:space="preserve">有功夫的禅修者懂得爱上“道”本身，就像资深的登山者享受路上的每一步。我在尼泊尔与夏尔巴人一同徒步多年，亲眼见到：他们留心的是自己此刻身在何处，而不是要去哪里。乐趣在于走这一程，抵达不过是锦上添花。同样，作为禅修者，我们绝不能被结果驱使，而要把功夫下在这一点上——满怀热情地拥抱“道”，极少想到“目标”。目标自会照料它自己。</w:t>
-      </w:r>
-    </w:p>
-    <w:p>
-      <w:pPr>
-        <w:spacing w:after="120" w:line="340"/>
-        <w:ind w:firstLine="480"/>
-      </w:pPr>
-      <w:r>
-        <w:rPr>
-          <w:rFonts w:ascii="SimSun" w:cs="SimSun" w:eastAsia="SimSun" w:hAnsi="SimSun"/>
-        </w:rPr>
-        <w:t xml:space="preserve">初学者常觉得不确定感妨碍了禅修的乐趣。我们会怀疑自己是不是修对了；可若不是心里惦记着目标，这个疑问根本不会生起。禅修所产生的任何正面结果，都来自一个极其磨人的过程。我们不能拔苗助长。如果能让自己那颗狂乱的思维之心慢下来，就会察觉禅修之中内在正发生的细微转变。心若慢得足够，我们甚至能看见草在生长。</w:t>
+        <w:t xml:space="preserve">有功夫的禅修者懂得爱上“道”本身，就像资深的登山者享受路上的每一步。我在尼泊尔与夏尔巴人一同徒步多年，亲眼见到：他们留心的是自己此刻身在何处，而不是要去哪里。乐趣在于走这一程，抵达不过是锦上添花。同样，作为禅修者，我们绝不能被结果驱使，而要专心培养功夫，直到能满怀热情地拥抱“道”，极少去想“目标”。至于目标，就让它水到渠成。</w:t>
+      </w:r>
+    </w:p>
+    <w:p>
+      <w:pPr>
+        <w:spacing w:after="120" w:line="340"/>
+        <w:ind w:firstLine="480"/>
+      </w:pPr>
+      <w:r>
+        <w:rPr>
+          <w:rFonts w:ascii="SimSun" w:cs="SimSun" w:eastAsia="SimSun" w:hAnsi="SimSun"/>
+        </w:rPr>
+        <w:t xml:space="preserve">初学者常觉得不确定感妨碍了禅修的乐趣。我们会怀疑自己是不是修对了；可若不是心里惦记着目标，这个疑问根本不会生起。禅修所产生的任何正面结果，都来自一个极其磨人的过程。我们不能揠苗助长。如果能让自己那颗狂乱的思维之心慢下来，就会察觉禅修之中内在正发生的细微转变。心若慢得足够，我们甚至能看见草在生长。</w:t>
       </w:r>
     </w:p>
     <w:p>
@@ -1097,7 +1130,7 @@
         <w:rPr>
           <w:rFonts w:ascii="SimSun" w:cs="SimSun" w:eastAsia="SimSun" w:hAnsi="SimSun"/>
         </w:rPr>
-        <w:t xml:space="preserve">只要拨出一点时间学习佛教哲理，就能获得一个宏观的视野：我们为什么禅修、要去往哪里、会遇到哪些障碍，以及最终抵达是怎样一番包罗万象的境界。学习的重要性，再怎么强调都不为过。</w:t>
+        <w:t xml:space="preserve">只要拨出一点时间学习佛教哲理，就能获得一个宏观的视野：我们为什么禅修、要去往哪里、会遇到哪些障碍，以及最终抵达时会是怎样一番全貌。学习的重要性，再怎么强调都不为过。</w:t>
       </w:r>
     </w:p>
     <w:p>
@@ -1125,7 +1158,7 @@
         <w:rPr>
           <w:rFonts w:ascii="SimSun" w:cs="SimSun" w:eastAsia="SimSun" w:hAnsi="SimSun"/>
         </w:rPr>
-        <w:t xml:space="preserve">每个人生来都是天生的禅修者。这不是我随口说的话，因为佛陀本人就说过那句著名的话：“一切众生皆有佛性，只因妄想执着而不能证得。”人们常常拖着不肯开始禅修，理由是不知道该怎么修。可是，尽管我们以为自己不会，只要一试便会发现其实我们很懂。人们常把心形容为“自明”（self-illuminating）的，意思是只要我们肯试，它自会向我们显露自身。我们要做的，只是到场。</w:t>
+        <w:t xml:space="preserve">每个人都是天生的禅修者。这不是我随口说的话，因为佛陀本人就说过那句著名的话：“一切众生皆有佛性，只因妄想执着而不能证得。”人们常常拖着不肯开始禅修，理由是不知道该怎么修。可是，尽管我们以为自己不会，只要一试便会发现其实我们很懂。人们常把心形容为“自明”（self-illuminating）的，意思是只要我们肯试，它自会向我们显露自身。我们要做的，只是到场。</w:t>
       </w:r>
     </w:p>
     <w:p>
@@ -1185,7 +1218,7 @@
         <w:rPr>
           <w:rFonts w:ascii="SimSun" w:cs="SimSun" w:eastAsia="SimSun" w:hAnsi="SimSun"/>
         </w:rPr>
-        <w:t xml:space="preserve">当我们相信自己本来就具备条件，并照此去做，我们就赋予了自己力量。禅修的方法是助缘，能加快这个过程；之所以发展出这些方法，是为了帮我们从烦恼情绪、贪、瞋以及其他拖累我们的障碍中脱身。在学会安静地坐着、观看心的显现而不加干预之后，才是引入禅修方法的时候。当我们发现自己开始期待着在约定的时间去到禅修的地方坐下来，就该考虑挑选一种禅修方法，把它引入自己的修行了。</w:t>
+        <w:t xml:space="preserve">当我们相信自己本来就具备条件，并照此去做，我们就赋予了自己力量。禅修的方法是助力，能加快这个过程；之所以发展出这些方法，是为了帮我们从烦恼情绪、贪、瞋以及其他拖累我们的障碍中脱身。在学会安静地坐着、观看心的显现而不加干预之后，才是引入禅修方法的时候。当我们发现自己开始期待着在约定的时间去到禅修的地方坐下来，就该考虑挑选一种禅修方法，把它引入自己的修行了。</w:t>
       </w:r>
     </w:p>
     <w:p>
@@ -1225,7 +1258,7 @@
         <w:rPr>
           <w:rFonts w:ascii="SimSun" w:cs="SimSun" w:eastAsia="SimSun" w:hAnsi="SimSun"/>
         </w:rPr>
-        <w:t xml:space="preserve">禅修是一种心态。它是不安住于任何特定对象的全然觉知。禅修是醒觉的、开放领受的，感到全然投入，却说不出究竟是什么让我们如此投入。禅修是看见心的本性即是圆满的寂静，不论周遭一切如何环绕运转。禅修是认同于那个“能觉”，而不是认同于所觉之境——无论是物质的还是心理的。禅修是在千差万别中彻底自由。禅修是一颗不执着任何事物、也不排拒任何事物的心。</w:t>
+        <w:t xml:space="preserve">禅修是一种心态。它是不安住于任何特定对象的全然觉知。禅修是醒觉的、开放领受的，感到全然投入，却说不出究竟是什么让我们如此投入。禅修是看见心性即是圆满的寂静，不论周遭一切如何环绕运转。禅修是认同于那个“能觉”，而不是认同于所觉之境——无论是物质的还是心理的。禅修是在千差万别中彻底自由。禅修是一颗不执着任何事物、也不排拒任何事物的心。</w:t>
       </w:r>
     </w:p>
     <w:p>
@@ -1249,7 +1282,7 @@
         <w:rPr>
           <w:rFonts w:ascii="SimSun" w:cs="SimSun" w:eastAsia="SimSun" w:hAnsi="SimSun"/>
         </w:rPr>
-        <w:t xml:space="preserve">当然，这种极其平等、毫不动摇的心态看起来并不现实。我们甚至会以为，只有最冷漠无情的人才会对生命中的二元对立无动于衷。但禅修不是去款待好念头、屏蔽坏念头，而是放下一切评判。在我们心念的地貌被推平——不掺任何意见、价值判断、后天的熏习、个人经历，尤其是种种信念——之前，我们对这片地貌的评判对我们毫无价值。</w:t>
+        <w:t xml:space="preserve">当然，这种极其平等、毫不动摇的心态看起来并不现实。我们甚至会以为，只有最冷漠无情的人才会对生命中的二元对立无动于衷。但禅修不是去款待好念头、屏蔽坏念头，而是放下一切评判。在我们心念的地貌被推平——不掺任何意见、价值观、后天的熏习、个人经历，尤其是种种信念——之前，我们对这片地貌的评判对我们毫无价值。</w:t>
       </w:r>
     </w:p>
     <w:p>
@@ -1273,19 +1306,19 @@
         <w:rPr>
           <w:rFonts w:ascii="SimSun" w:cs="SimSun" w:eastAsia="SimSun" w:hAnsi="SimSun"/>
         </w:rPr>
-        <w:t xml:space="preserve">身为未开悟的凡夫，我们一刻不停地忙着谋求自己的安乐，几乎注意不到：自己的安乐其实依赖于他人的安乐。虽然我们的意识是同一个，用法却各不相同。只要不失去那份根本一体的感受，这本无妨；可一旦忘记它，把个体性当真，我们之间就制造出了分裂。</w:t>
-      </w:r>
-    </w:p>
-    <w:p>
-      <w:pPr>
-        <w:spacing w:after="120" w:line="340"/>
-        <w:ind w:firstLine="480"/>
-      </w:pPr>
-      <w:r>
-        <w:rPr>
-          <w:rFonts w:ascii="SimSun" w:cs="SimSun" w:eastAsia="SimSun" w:hAnsi="SimSun"/>
-        </w:rPr>
-        <w:t xml:space="preserve">如果我们能够理解那使我们作为一个个体活着的意识，并认同于它，而不是认同于我们用它塑造出来的自己，那么我们就朝着实现禅修的目的迈出了一大步。所有心得明澈的人都普遍描述过同一个特征：对同类怀有爱与温暖，而且完全平等无别。不受偏好束缚的爱，映现出一种跨越一切界线的仁厚，它能赋予人力量。觉醒所特有的那种充满力量的感受，正是让历代圣者能够不知疲倦地为人类工作的原因。虽然觉醒的人未必个个名声在外，但在我们中间有许多隐匿的圣者，他们同样分享着证悟所伴随的那份深邃体验。</w:t>
+        <w:t xml:space="preserve">身为未开悟的凡夫，我们一刻不停地忙着谋求自己的安乐，几乎注意不到：自己的安乐其实依赖于他人的安乐。虽然我们的意识是同一个，用法却各不相同。只要不失去那份根本一体的感受，这本无妨；可一旦忘记它，把个体性当真，在彼此之间制造分裂，那就不妥了。</w:t>
+      </w:r>
+    </w:p>
+    <w:p>
+      <w:pPr>
+        <w:spacing w:after="120" w:line="340"/>
+        <w:ind w:firstLine="480"/>
+      </w:pPr>
+      <w:r>
+        <w:rPr>
+          <w:rFonts w:ascii="SimSun" w:cs="SimSun" w:eastAsia="SimSun" w:hAnsi="SimSun"/>
+        </w:rPr>
+        <w:t xml:space="preserve">如果我们能够理解那使我们作为一个个体活着的意识，并认同于它，而不是认同于我们用它塑造出来的自己，那么我们就朝着实现禅修的目的迈出了一大步。心已明澈的人所普遍描述的特征之一，是对同类怀有爱与温暖，而且完全平等无别。不受偏好束缚的爱，映现出一种跨越一切界线的仁厚，它能赋予人力量。觉醒所特有的那种充满力量的感受，正是让历代圣者能够不知疲倦地为人类工作的原因。虽然觉醒的人未必个个名声在外，但在我们中间有许多隐匿的圣者，他们同样分享着证悟所伴随的那份深邃体验。</w:t>
       </w:r>
     </w:p>
     <w:p>
@@ -1321,7 +1354,7 @@
         <w:rPr>
           <w:rFonts w:ascii="SimSun" w:cs="SimSun" w:eastAsia="SimSun" w:hAnsi="SimSun"/>
         </w:rPr>
-        <w:t xml:space="preserve">人们会想：“我算什么人，也配禅修？”仿佛禅修只属于少数精英。可这就像一个穷人在机会面前问：“我算什么人，也配变富？”禅修之所以令人却步，是因为我们不了解它，也因为它是一种与众不同的训练。然而，真正懂得禅修的人都说它是一种“自然”的心境——本来常在，只是不知怎么从我们的觉知里失落了。问“我算什么人，也配禅修？”和问“我算什么人，竟能不禅修？”，差别只在心态。消极的心态对我们毫无益处；若发现自己有这样的心态，我们可以通过认清它对自己的损害而改变它。做法就是静静坐着，观察自己的心态。对负面心态只是赤裸地觉知，不评判、也不试图驱赶，久而久之它们自会消融。</w:t>
+        <w:t xml:space="preserve">人们会想：“我算什么人，也配禅修？”仿佛禅修只属于少数精英。可这就像一个穷人在机会面前问：“我算什么人，也配变富？”禅修之所以令人却步，是因为我们不了解它，也因为它是一种与众不同的训练。然而，真正懂得禅修的人都说它是一种“自然”的心境——本来常在，只是不知怎么从我们的觉知里失落了。问“我算什么人，也配禅修？”和问“我算什么人，又凭什么不禅修？”，差别只在心态。消极的心态对我们毫无益处；若发现自己有这样的心态，我们可以通过认清它对自己的损害而改变它。做法就是静静坐着，观察自己的心态。对负面心态只是赤裸地觉知，不评判、也不试图驱赶，久而久之它们自会消融。</w:t>
       </w:r>
     </w:p>
     <w:p>
@@ -1349,7 +1382,7 @@
         <w:rPr>
           <w:rFonts w:ascii="SimSun" w:cs="SimSun" w:eastAsia="SimSun" w:hAnsi="SimSun"/>
         </w:rPr>
-        <w:t xml:space="preserve">假定“我本已开悟”，其实是一种令人谦卑的态度，因为它要求我们必须成长到足以撑起这个身份。以“已然开悟”的态度踏上修行之路，是佛陀时代之后才出现的发展。这与玛丽亚·蒙台梭利（Maria Montessori）主张把幼儿当作成熟大人来养育的观点颇为相似。她不用儿语，不做夸张的表情，不逗弄孩子，而是以成人的方式与他们交往。这种方式促使孩子从很小的年纪——两岁起——就认真看待自己。同样，佛教后期的发展，尤其是藏传各派，教导说：既然我们本来就是觉悟的，就该反问自己为什么认不出这一点。这与佛陀时代通行的早期方法形成鲜明对照：那时强调的是道德戒律，是断除烦恼、清除通往清净的障碍，好让开悟之光在我们心中破晓。</w:t>
+        <w:t xml:space="preserve">假定“我本已开悟”，其实是一种令人谦卑的态度，因为它要求我们必须成长到足以撑起这个身份。以“已然开悟”的态度踏上修行之路，是佛陀时代之后才出现的发展。这与玛丽亚·蒙台梭利（Maria Montessori）主张把幼儿当作成熟大人来养育的观点颇为相似。她不用儿语，不做夸张的表情，不逗弄孩子，而是以成人的方式与他们交往。这种方式促使孩子从很小的年纪——两岁起——就认真看待自己。同样，佛教后期的发展，尤其是藏传各派，教导说：既然我们本来就是开悟的，就该反问自己为什么认不出这一点。这与佛陀时代通行的早期方法形成鲜明对照：那时强调的是道德戒律，是断除烦恼、清除通往清净的障碍，好让开悟之光在我们心中破晓。</w:t>
       </w:r>
     </w:p>
     <w:p>
@@ -1385,7 +1418,7 @@
         <w:rPr>
           <w:rFonts w:ascii="SimSun" w:cs="SimSun" w:eastAsia="SimSun" w:hAnsi="SimSun"/>
         </w:rPr>
-        <w:t xml:space="preserve">藏传佛教对待禅修的态度，与养育祖古的方式如出一辙。我们不是一上来就盯着自己的不净、烦恼、障碍等等，而是先把自己看作一位已经觉悟的存在。其用意在于：与其耗上许多年苦苦净化自己，不如直接从觉悟者的角度起步。当然，这好比把王冠往头上一戴就以为自己是国王；我们迟早会明白：做国王不止于戴王冠，开悟也不止于自以为开悟。尽管有这个问题，人们仍认为：只要认定我们的平常心就是觉悟的心，并当它本来如此而依之修行，终有一天它真会如此，而一切障碍都会作为这份证悟的副产品自行消融。</w:t>
+        <w:t xml:space="preserve">藏传佛教对待禅修的态度，与养育祖古的方式相仿。我们不是一上来就盯着自己的不净、烦恼、障碍等等，而是先把自己看作一位已经觉悟的存在。其用意在于：与其耗上许多年苦苦净化自己，不如直接从觉悟者的角度起步。当然，这好比把王冠往头上一戴就以为自己是国王；我们迟早会明白：做国王不止于戴王冠，开悟也不止于自以为开悟。尽管有这个问题，人们仍认为：只要认定我们的平常心就是觉悟的心，并当它本来如此而依之修行，终有一天它真会如此，而一切障碍都会作为这份证悟的副产品自行消融。</w:t>
       </w:r>
     </w:p>
     <w:p>
@@ -1409,7 +1442,7 @@
         <w:rPr>
           <w:rFonts w:ascii="SimSun" w:cs="SimSun" w:eastAsia="SimSun" w:hAnsi="SimSun"/>
         </w:rPr>
-        <w:t xml:space="preserve">脚下的地毯被抽走之后，年幼的祖古终会一举抖落所有牵绊；同样，一开始就相信自己是圆满觉悟者的禅修人，等到功夫成熟时，通往那份证悟的一切障碍也会在顷刻间一齐脱落。对修这一法门的人来说，结果与更传统的方法并无二致，只是被认为更为殊胜、更为快捷。这两种思路有时被称作“顿”与“渐”：前者一般被视为上根利器所修，后者则适合那些一想到打坐就心生怯意的人。</w:t>
+        <w:t xml:space="preserve">脚下的地毯被抽走之后，年幼的祖古终会一举抖落所有牵绊；同样，一开始就相信自己已经圆满觉悟的禅修者，等到功夫成熟时，通往那份证悟的一切障碍也会在顷刻间一齐脱落。对修这一法门的人来说，结果与更传统的方法并无二致，只是被认为更为殊胜、更为快捷。这两种思路有时被称作“顿”与“渐”：前者有时被视为上根利器所修，后者则适合那些一想到禅修就心生怯意的人。</w:t>
       </w:r>
     </w:p>
     <w:p>
@@ -1609,31 +1642,31 @@
         <w:rPr>
           <w:rFonts w:ascii="SimSun" w:cs="SimSun" w:eastAsia="SimSun" w:hAnsi="SimSun"/>
         </w:rPr>
-        <w:t xml:space="preserve">不耕地、不浇水，什么也长不出来。一粒微尘般的种子，用心照料，也能长成我们可以坐在底下乘凉的大树。倘若觉悟的种子不在我们心里，我们就不会有这份倾向，去寻求比常人所知更深的安宁。事实是，每一个人都隐约感到自身之内有某种存在，并本能地希望与之合一，因为唯有认识自己，才能彻底止住这份干渴。</w:t>
-      </w:r>
-    </w:p>
-    <w:p>
-      <w:pPr>
-        <w:spacing w:after="120" w:line="340"/>
-        <w:ind w:firstLine="480"/>
-      </w:pPr>
-      <w:r>
-        <w:rPr>
-          <w:rFonts w:ascii="SimSun" w:cs="SimSun" w:eastAsia="SimSun" w:hAnsi="SimSun"/>
-        </w:rPr>
-        <w:t xml:space="preserve">在认识自己的努力中，我们被外境的诱惑搅得心烦意乱——那些诱惑似乎越来越有吸引力，像是在跟我们向内回转的努力较劲。当我们问着“我是谁”，却像一只在西瓜外面爬来爬去的蚂蚁那样无从下口时，平日里的那些享乐显得越来越诱人，也就不足为奇了。这方面有专门的著述，每个修禅的人都会碰上。这个问题一句话就能概括：“道高一尺，魔高一丈。”</w:t>
-      </w:r>
-    </w:p>
-    <w:p>
-      <w:pPr>
-        <w:spacing w:after="120" w:line="340"/>
-        <w:ind w:firstLine="480"/>
-      </w:pPr>
-      <w:r>
-        <w:rPr>
-          <w:rFonts w:ascii="SimSun" w:cs="SimSun" w:eastAsia="SimSun" w:hAnsi="SimSun"/>
-        </w:rPr>
-        <w:t xml:space="preserve">我们必须把自己抓住，问问自己到底想要什么。这件事可以在“打坐”的时段里做。“我想要什么？”是一句极好的咒语。眼看着那些争抢我们注意力的东西一件件浮现——物件、野心、食物、人、想去的地方，以及一切想象得到的好奇——真是发人深省；但我们必须一直问下去，直到这股洪流细成涓滴。然后再问：“我是谁？”那个想要这些东西的“我”是谁？“离开这些东西，我又是谁？”</w:t>
+        <w:t xml:space="preserve">不耕地、不浇水，什么也长不出来。一粒微尘般的种子，用心照料，也能长成我们可以坐在底下乘凉的大树。倘若开悟的种子不在我们心里，我们就不会有这份倾向，去寻求比常人所知更深的安宁。事实是，每一个人都隐约感到自身之内有某种存在，并本能地希望与之合一，因为唯有认识自己，才能彻底止住这份干渴。</w:t>
+      </w:r>
+    </w:p>
+    <w:p>
+      <w:pPr>
+        <w:spacing w:after="120" w:line="340"/>
+        <w:ind w:firstLine="480"/>
+      </w:pPr>
+      <w:r>
+        <w:rPr>
+          <w:rFonts w:ascii="SimSun" w:cs="SimSun" w:eastAsia="SimSun" w:hAnsi="SimSun"/>
+        </w:rPr>
+        <w:t xml:space="preserve">在认识自己的努力中，我们被外境的诱惑搅得心神迷乱——那些诱惑似乎越来越有吸引力，像是在跟我们向内回转的努力较劲。当我们问着“我是谁”，却像一只在西瓜外面爬来爬去的蚂蚁那样无从下口时，平日里的那些享乐显得越来越诱人，也就不足为奇了。这方面有专门的著述，每个禅修者都会碰上。这个问题一句话就能概括：“道高一尺，魔高一丈。”</w:t>
+      </w:r>
+    </w:p>
+    <w:p>
+      <w:pPr>
+        <w:spacing w:after="120" w:line="340"/>
+        <w:ind w:firstLine="480"/>
+      </w:pPr>
+      <w:r>
+        <w:rPr>
+          <w:rFonts w:ascii="SimSun" w:cs="SimSun" w:eastAsia="SimSun" w:hAnsi="SimSun"/>
+        </w:rPr>
+        <w:t xml:space="preserve">我们必须把持住自己，问问自己到底想要什么。这件事可以在“打坐”的时段里做。“我想要什么？”是一句极好的咒语。眼看着那些争抢我们注意力的东西源源不断、一件件浮现——物件、野心、食物、人、想去的地方，以及一切想象得到的新奇玩意儿——真是发人深省；但我们必须一直问下去，直到这股洪流细成涓滴。然后再问：“我是谁？”那个想要这些东西的“我”是谁？“离开这些东西，我又是谁？”</w:t>
       </w:r>
     </w:p>
     <w:p>
@@ -1657,7 +1690,7 @@
         <w:rPr>
           <w:rFonts w:ascii="SimSun" w:cs="SimSun" w:eastAsia="SimSun" w:hAnsi="SimSun"/>
         </w:rPr>
-        <w:t xml:space="preserve">显然，自我参究是没有“答案”的。之所以没有答案，是因为前面说过，答案就在问题之中，两者谁也离不开谁而独立存在。参究的心里那个问号，也许要过很久才会变成一块磁石，把我们吸进去；但这一天终会到来，因为那个问号正是觉悟的种子，只要我们把注意力转向它，它就会生长。</w:t>
+        <w:t xml:space="preserve">显然，自我参究是没有“答案”的。之所以没有答案，是因为前面说过，答案就在问题之中，两者都不能离开对方而独立存在。参究的心里那个问号，也许要过很久才会变成一块磁石，把我们吸进去；但这一天终会到来，因为那个问号正是开悟的种子，只要我们把注意力转向它，它就会生长。</w:t>
       </w:r>
     </w:p>
     <w:p>
@@ -1750,19 +1783,19 @@
         <w:rPr>
           <w:rFonts w:ascii="SimSun" w:cs="SimSun" w:eastAsia="SimSun" w:hAnsi="SimSun"/>
         </w:rPr>
-        <w:t xml:space="preserve">我们不必把轮盘转到倾家荡产。聪明的赌徒进赌场时，只带自己输得起的钱。时间就像金钱，合理分配，就能避开成瘾，把省下的时间拿去把蒲团坐热。只要我们控制得住，种种娱乐在生活中仍有它们的位置；但必须认清：它们之所以还算享受，正是因为我们控制得住它们。</w:t>
-      </w:r>
-    </w:p>
-    <w:p>
-      <w:pPr>
-        <w:spacing w:after="120" w:line="340"/>
-        <w:ind w:firstLine="480"/>
-      </w:pPr>
-      <w:r>
-        <w:rPr>
-          <w:rFonts w:ascii="SimSun" w:cs="SimSun" w:eastAsia="SimSun" w:hAnsi="SimSun"/>
-        </w:rPr>
-        <w:t xml:space="preserve">迷失自己不是什么乐事。世间的快乐我们几乎都尝过了，却仍在追逐快乐，从不问一声：究竟是谁在感受快乐？如果我们所求的快乐本来不在我们之内，我们决不可能在所谓的乐境上感受到它；因为快乐若真在外境之中，同一个外境就该让所有人都快乐。事实并非如此：我喜欢的你未必喜欢，你喜欢的我也未必喜欢。我们的心和它的想象造出一个幻象，而当我们以为外物能使自己快乐时，就上了这个当。快乐是心的本性，而心非物质，殊妙而微细；外物则粗重、属于物质，而且虚诳不实。心的本性即是快乐，外物之中并无快乐。</w:t>
+        <w:t xml:space="preserve">我们不必把轮盘转到倾家荡产。聪明的赌徒进赌场时，只带自己输得起的钱。时间就像金钱，合理分配，就能避开成瘾，把省下的时间拿去把蒲团坐热。只要我们控制得住，种种娱乐在生活中仍有它们的位置；但必须认清：只有在我们控制得住的限度内，它们才称得上享受。</w:t>
+      </w:r>
+    </w:p>
+    <w:p>
+      <w:pPr>
+        <w:spacing w:after="120" w:line="340"/>
+        <w:ind w:firstLine="480"/>
+      </w:pPr>
+      <w:r>
+        <w:rPr>
+          <w:rFonts w:ascii="SimSun" w:cs="SimSun" w:eastAsia="SimSun" w:hAnsi="SimSun"/>
+        </w:rPr>
+        <w:t xml:space="preserve">迷失自己不是什么乐事。世间的快乐我们几乎都尝过了，却仍在追逐快乐，从不问一声：究竟是谁在感受快乐？如果我们所求的快乐本来不在我们之内，我们决不可能在所谓的乐境上感受到它；因为快乐若真在外境之中，同一个外境就该让所有人都快乐。事实并非如此：我喜欢的你未必喜欢，你喜欢的我也未必喜欢。我们的心和它的想象造出一个幻象，而当我们以为外物能使自己快乐时，就上了这个当。快乐即是心性，而心非物质，殊妙而微细；外物则粗重、属于物质，而且虚诳不实。心性即是快乐，外物之中并无快乐。</w:t>
       </w:r>
     </w:p>
     <w:p>
@@ -1882,7 +1915,7 @@
         <w:rPr>
           <w:rFonts w:ascii="SimSun" w:cs="SimSun" w:eastAsia="SimSun" w:hAnsi="SimSun"/>
         </w:rPr>
-        <w:t xml:space="preserve">富人里有聪明的，也有愚蠢的；有快活的，也有可怜的。是什么造成这种差别，稍加想象便知。每个人，无论贫富，都知道自己的界限在哪里，知道该在什么分寸内行事。拥有多少并不要紧。总有一种行事的方式能培养出出离的心，照着那个分寸去做，就能加深我们与身边人的联系。我们与家人朋友之间的纽带有多牢固，我们能否不急着说上一千句话而只是聆听，能否在他们需要时守在身旁，能否在他们顺遂时分享他们的喜悦，能否有求必应地给予、并大方地接受别人所给的，能否一同欢笑、一同悲伤——这一切，若是纵容自己的每一个物质幻想，就都做不到。</w:t>
+        <w:t xml:space="preserve">富人里有聪明的，也有愚蠢的；有快活的，也有可怜的。是什么造成这种差别，稍加想象便知。每个人，无论贫富，都知道自己的界限在哪里，知道该在什么分寸内行事。拥有多少并不要紧。总有一种行事的方式能培养出离之心，照着那个分寸去做，就能加深我们与身边人的联系。我们与家人朋友之间的纽带有多牢固，我们能否不急着说上一千句话而只是聆听，能否在他们需要时守在身旁，能否在他们顺遂时分享他们的喜悦，能否有求必应地给予、并大方地接受别人所给的，能否一同欢笑、一同悲伤——这一切，若是纵容自己的每一个物质幻想，就都做不到。</w:t>
       </w:r>
     </w:p>
     <w:p>
@@ -2077,19 +2110,19 @@
         <w:rPr>
           <w:rFonts w:ascii="SimSun" w:cs="SimSun" w:eastAsia="SimSun" w:hAnsi="SimSun"/>
         </w:rPr>
-        <w:t xml:space="preserve">每个人既是自己最好的朋友，也是自己最大的敌人。受了什么影响，有时会让人分不清这两者。好的习惯难以维持，坏的习惯难以打破。一旦积起了良性的势头，就要赶紧扶持，别让它散掉。一旦误入歧途而出现脱身的机会，一刻也不要拖延。路上岔口很多，有一位熟悉地形的朋友胜过一张地图；只可惜地图多，向导少。</w:t>
-      </w:r>
-    </w:p>
-    <w:p>
-      <w:pPr>
-        <w:spacing w:after="120" w:line="340"/>
-        <w:ind w:firstLine="480"/>
-      </w:pPr>
-      <w:r>
-        <w:rPr>
-          <w:rFonts w:ascii="SimSun" w:cs="SimSun" w:eastAsia="SimSun" w:hAnsi="SimSun"/>
-        </w:rPr>
-        <w:t xml:space="preserve">作为修行人，我们手上有一项资源，就是开悟祖师们的精彩论释，它们能除去经典那种令人望而生畏的艰深。这些论释有古代的，也有当代的。研读经典能让我们避免许多若不研读、不熟悉就会犯的错误。这些论释好比旅人的地图，出发前用心研读，便能免去失足与走错。佛陀宣说了许多经典，当时听闻或后来研习这些经典的人，自己也成了开悟的祖师。要通达经义，我们应当依止这些祖师，因为他们会体贴地依着我们的需要，把义理一层层打开。</w:t>
+        <w:t xml:space="preserve">每个人都可能是自己最好的朋友，也可能是自己最大的敌人。随所受影响的不同，这两者有时很难分清。好的习惯难以维持，坏的习惯难以打破。一旦积起了良性的势头，就要赶紧扶持，别让它散掉。一旦误入歧途而出现脱身的机会，一刻也不要拖延。路上岔口很多，有一位熟悉地形的朋友胜过一张地图；只可惜地图多，向导少。</w:t>
+      </w:r>
+    </w:p>
+    <w:p>
+      <w:pPr>
+        <w:spacing w:after="120" w:line="340"/>
+        <w:ind w:firstLine="480"/>
+      </w:pPr>
+      <w:r>
+        <w:rPr>
+          <w:rFonts w:ascii="SimSun" w:cs="SimSun" w:eastAsia="SimSun" w:hAnsi="SimSun"/>
+        </w:rPr>
+        <w:t xml:space="preserve">作为修行人，我们手上有一项资源，就是开悟大师们的精彩论释，它们能除去经典那种令人望而生畏的艰深。这些论释有古代的，也有当代的。研读经典能让我们避免许多若不研读、不熟悉就会犯的错误。这些论释好比旅人的地图，出发前用心研读，便能免去失足与走错。佛陀宣说了许多经典，当时听闻或后来研习这些经典的人，自己也成了开悟的大师。要通达经义，我们应当求教于这些大师，因为他们会体贴地依着我们的需要，把义理一层层打开。</w:t>
       </w:r>
     </w:p>
     <w:p>
@@ -2113,7 +2146,7 @@
         <w:rPr>
           <w:rFonts w:ascii="SimSun" w:cs="SimSun" w:eastAsia="SimSun" w:hAnsi="SimSun"/>
         </w:rPr>
-        <w:t xml:space="preserve">事实是，如果我们知道自己在犯错，也就知道错在哪里，否则根本不会把错误认作错误。我们常常对自己缺乏耐心，一撞上自己亲手筑起的墙就急躁沮丧。但凡是我们自己盖起来的，就一定拆得掉；牢记这一点，我们就有足够的信心与耐心去拆除障碍。伏在上师肩头哭一场，或许有助于我们鼓起所需的力气和自信；可是自己盖的还得自己拆。上师纵然万般想帮我们，一个无可回避的事实是：自己的业必须自己承担，这一点永远不会改变。他可以传授盖与拆的诀窍，但搬砖的终究是我们自己的手。</w:t>
+        <w:t xml:space="preserve">事实是，如果我们知道自己在犯错，也就知道自己为什么会犯，否则根本不会把错误认作错误。我们常常对自己缺乏耐心，一撞上自己亲手筑起的墙就急躁沮丧。但凡是我们自己盖起来的，就一定拆得掉；牢记这一点，我们就有足够的信心与耐心去拆除障碍。伏在上师肩头哭一场，或许有助于我们鼓起所需的力气和自信；可是自己盖的还得自己拆。上师纵然万般想帮我们，一个无可回避的事实是：自己的业必须自己承担，这一点永远不会改变。他可以传授盖与拆的诀窍，但搬砖的终究是我们自己的手。</w:t>
       </w:r>
     </w:p>
     <w:p>
@@ -2137,7 +2170,7 @@
         <w:rPr>
           <w:rFonts w:ascii="SimSun" w:cs="SimSun" w:eastAsia="SimSun" w:hAnsi="SimSun"/>
         </w:rPr>
-        <w:t xml:space="preserve">找到一位善知识、蒙他摄受，固然是最大的福分，但这并不抹杀另一个事实：只要留心别人对我们说的话，就会发现不只家人、朋友、子女，连泛泛之交也会说出有智慧的话——或许无心，或许有意——而这些话未尝没有转变我们、照亮前路的力量。我们彼此相连；若把每个人都当作自己的老师，就该以好学生的样子来证明这一点，因为连普通人身上都学不到东西，从高人那里就更学不到了。</w:t>
+        <w:t xml:space="preserve">找到一位善知识、蒙他摄受，固然是最大的福分，但这并不抹杀另一个事实：只要留心别人对我们说的话，就会发现不只家人、朋友、子女，连泛泛之交也会说出有智慧的话——或许无心，或许有意——而这些话未尝没有转变我们、照亮前路的力量。我们彼此相连；若把每个人都当作自己的老师，便能以做个好学生来证明这一点，因为连普通人身上都学不到东西，从高人那里就更学不到了。</w:t>
       </w:r>
     </w:p>
     <w:p>
@@ -2161,7 +2194,7 @@
         <w:rPr>
           <w:rFonts w:ascii="SimSun" w:cs="SimSun" w:eastAsia="SimSun" w:hAnsi="SimSun"/>
         </w:rPr>
-        <w:t xml:space="preserve">即使身处社会之中，也可能把佛法修成把自己与他人隔绝起来，但这是错的。我们的修行应当心量开阔、态度谦下，认清启发随时可能出现，而且往往来自最想不到的地方。若不谦虚、不警醒，宝贵的教益就会从眼前溜走。</w:t>
+        <w:t xml:space="preserve">即使身处社会之中，修持佛法的方式也可能让自己与他人隔绝开来，但这是错的。我们的修行应当心量开阔、态度谦下，认清启发随时可能出现，而且往往来自最想不到的地方。若不谦虚、不警醒，宝贵的教益就会从眼前溜走。</w:t>
       </w:r>
     </w:p>
     <w:p>
@@ -2201,7 +2234,7 @@
         <w:rPr>
           <w:rFonts w:ascii="SimSun" w:cs="SimSun" w:eastAsia="SimSun" w:hAnsi="SimSun"/>
         </w:rPr>
-        <w:t xml:space="preserve">我们心里那个总想要点什么的自我，并不是我们的本来面目。我们可以克制自己，不去攫取眼前所献上的东西，从而招感更为殊胜的馈赠。抵御诱惑，不过是对自身价值的一份精明。若能从那些显而易见的满足之源转身离开，我们也许会招来好得多的供养。除非我们本着“真理在内”的信念而行，否则真理永远只会显现为外在之物。一切想要实现真实安乐的努力，都必须从收摄外驰之心开始。</w:t>
+        <w:t xml:space="preserve">我们心里那个总想要点什么的自我，并不是我们的本来面目。我们可以克制自己，不去攫取眼前所献上的东西，从而招感更为殊胜的馈赠。抵御诱惑，不过是对自身价值的一份精明。若能从那些显而易见的满足之源转身离开，我们也许会招来好得多的馈赠。除非我们本着“真理在内”的信念而行，否则真理永远只会显现为外在之物。一切想要实现真实安乐的努力，都必须从收摄外驰之心开始。</w:t>
       </w:r>
     </w:p>
     <w:p>
@@ -2349,19 +2382,19 @@
         <w:rPr>
           <w:rFonts w:ascii="SimSun" w:cs="SimSun" w:eastAsia="SimSun" w:hAnsi="SimSun"/>
         </w:rPr>
-        <w:t xml:space="preserve">一旦生起禅修的意愿，我们就只需守住这一意愿，别的什么都不要多做，因为多做一分，只会给这个过程平添障碍。让意愿保持鲜活，这就够了。只要我们起一个意愿，就会觉察到它伴随着心旁的一种觉受。以第一人称代词“我”起头的意愿，尤其如此。哪怕说的是“我现在要去买东西”这样平常的话，我们也会感到心旁中段那一带有某种意识。在佛教与印度教中，这一区域被称为“识所依处”（seat of consciousness）；因此，当我们最初生起做某件事的意愿时，会觉得觉知向那里聚拢，也就不足为奇了。</w:t>
-      </w:r>
-    </w:p>
-    <w:p>
-      <w:pPr>
-        <w:spacing w:after="120" w:line="340"/>
-        <w:ind w:firstLine="480"/>
-      </w:pPr>
-      <w:r>
-        <w:rPr>
-          <w:rFonts w:ascii="SimSun" w:cs="SimSun" w:eastAsia="SimSun" w:hAnsi="SimSun"/>
-        </w:rPr>
-        <w:t xml:space="preserve">一般来说，我们的意愿总与某个将要做的行为相连；但禅修中所立的意愿，并不是从做某件事而来。它更多地与静观念头的生起与落下相关——既不加以铺陈，也不试图拦阻“坏”念头。我们平等地任由觉知生起，既不提示一个所缘，也不去发展已经现起的那个所缘，更不盼望出现更好的心境。它只是一种不设防、警醒而觉知的状态。</w:t>
+        <w:t xml:space="preserve">一旦生起禅修的意愿，我们就只需守住这一意愿，别的什么都不要多做，因为多做一分，只会给这个过程平添障碍。让意愿保持鲜活，这就够了。只要我们起一个意愿，就会觉察到它伴随着心旁的一种觉受。以第一人称代词“我”起头的意愿，尤其如此。哪怕说的是“我现在要去买东西”这样平常的话，我们也会多少意识到心旁中段那一带。在佛教与印度教中，这一区域被称为“识所依处”（seat of consciousness）；因此，当我们最初生起做某件事的意愿时，会觉得觉知向那里聚拢，也就不足为奇了。</w:t>
+      </w:r>
+    </w:p>
+    <w:p>
+      <w:pPr>
+        <w:spacing w:after="120" w:line="340"/>
+        <w:ind w:firstLine="480"/>
+      </w:pPr>
+      <w:r>
+        <w:rPr>
+          <w:rFonts w:ascii="SimSun" w:cs="SimSun" w:eastAsia="SimSun" w:hAnsi="SimSun"/>
+        </w:rPr>
+        <w:t xml:space="preserve">一般来说，我们的意愿总与某个将要做的行为相连；但禅修中所立的意愿，并不是从做某件事而来。它更多地与静观念头的生起与落下相关——既不加以铺陈，也不试图拦阻“坏”念头。我们平等地任由觉知生起，既不提出一个所缘，也不去发展已经现起的那个所缘，更不盼望出现更好的心境。它只是一种不设防、警醒而觉知的状态。</w:t>
       </w:r>
     </w:p>
     <w:p>
@@ -2397,7 +2430,7 @@
         <w:rPr>
           <w:rFonts w:ascii="SimSun" w:cs="SimSun" w:eastAsia="SimSun" w:hAnsi="SimSun"/>
         </w:rPr>
-        <w:t xml:space="preserve">起初，意愿难以稳住，我们的觉知也会时时被上述两种毛病压倒。但只要坚持下去，作为一种纯粹觉受的意愿，便会渐渐生出它自己的味道，而我们会越来越贪恋这味道。那是心脏右侧、略偏身体中线左方那一带的一种温热感。虽然我们指不出任何确凿的东西来解释它，却仍然会喜欢守着意愿在那里生出的这份奇特感受，并且信任它。这是一种没有客观目标的觉知方式，唯一的“目标”就是别让它溜走。可它偏偏一次又一次地溜走，我们也就得一次又一次地把意愿的觉受重新提起来，直到它不再溜走为止。这或许需要数月，也或许需要数年。</w:t>
+        <w:t xml:space="preserve">起初，意愿难以稳住，我们的觉知也会时时被上述两种毛病压倒。但只要坚持下去，作为一种纯粹觉受的意愿，便会渐渐生出它自己的味道，而我们会越来越渴望这味道。那是心脏右侧、略偏身体中线左方那一带的一种温热感。虽然我们指不出任何确凿的东西来解释它，却仍然会喜欢守着意愿在那里生出的这份奇特感受，并且信任它。这是一种不以任何对象为目标的觉知方式，唯一的“目标”就是别让它溜走。可它偏偏一次又一次地溜走，我们也就得一次又一次地把意愿的觉受重新提起来，直到它不再溜走为止。这或许需要数月，也或许需要数年。</w:t>
       </w:r>
     </w:p>
     <w:p>
@@ -2545,7 +2578,7 @@
         <w:rPr>
           <w:rFonts w:ascii="SimSun" w:cs="SimSun" w:eastAsia="SimSun" w:hAnsi="SimSun"/>
         </w:rPr>
-        <w:t xml:space="preserve">关于欲望，并没有一条人人适用的通则。确实有一些狂放的瑜伽士耽于种种享乐，而他们的禅定深湛、充满光明——但他们已经断除了欲望。我们大多数人注定不会以“狂慧”（Crazy Wisdom）成就者的方式示现自己的证悟，而更合乎情理地，会成为一个节制欲望却不否定欲望的人。享受不该是毫无约束的放纵。关键在于，我们必须看清自己在哪些方面欲望强烈、最易令人攀缘，并着力去节制它们。有些欲望则可以少花心思，因为我们对它们的执着与贪爱本来就轻。这里没有“一套尺码人人合身”的办法，每个人都必须对自己诚实，据此而行。做到这一点，我们生活中几乎任何一个方面，都能成为禅修的助缘。</w:t>
+        <w:t xml:space="preserve">关于欲望，并没有一条人人适用的通则。确实有一些狂放的瑜伽士耽于种种享乐，而他们的禅定深湛、充满光明——但他们已经断除了欲望。我们大多数人注定不会以“疯狂智慧”（Crazy Wisdom）成就者的方式示现自己的证悟，而更合乎情理地，会成为一个节制欲望却不否定欲望的人。享受不该是毫无约束的放纵。关键在于，我们必须看清自己在哪些方面欲望强烈、令心散乱，并着力去节制它们。有些欲望则可以少花心思，因为我们对它们的执着与贪爱本来就轻。这里没有“一套尺码人人合身”的办法，每个人都必须对自己诚实，据此而行。做到这一点，我们生活中几乎任何一个方面，都能成为禅修的助缘。</w:t>
       </w:r>
     </w:p>
     <w:p>
@@ -2597,7 +2630,7 @@
         <w:rPr>
           <w:rFonts w:ascii="SimSun" w:cs="SimSun" w:eastAsia="SimSun" w:hAnsi="SimSun"/>
         </w:rPr>
-        <w:t xml:space="preserve">我们千万不要以为，一颗能轻松适应禅修之严苛的心是可望而不可即的。我们可以培养对一切好心态与坏心态的平等心——无论它们有助于还是有违于我们求解脱的志向，都不加评判。对自己的过失与长处保持敏锐的觉知，而不夹杂指责或自负，这件事本身就是建设性的；我们不必多做什么，只需觉知到“事情本可以更好”，而不去推动它变好。对于自己的长处也是一样：若能不带执着地觉知它们，它们自会增长。正是对这一过程的信任，帮助我们认出：觉知本身即是良药，此外别无他药可用。</w:t>
+        <w:t xml:space="preserve">我们千万不要以为，一颗能轻松适应禅修之严苛的心是可望而不可即的。我们可以培养对一切好心态与坏心态的平等心——无论它们有助于还是有违于我们求解脱的志向，都不加评判。对自己的过失与长处保持敏锐的觉知，而不夹杂指责或自负，这件事本身就是建设性的；我们不必多做什么，只需觉知到“事情本可以更好”，而不去推动它变好。对于自己的长处也是一样：若能不带执着地觉知它们，它们自会增长。正是对这一过程的信任，帮助我们认出：觉知本身即是良药，此外无须他药。</w:t>
       </w:r>
     </w:p>
     <w:p>
@@ -2633,19 +2666,19 @@
         <w:rPr>
           <w:rFonts w:ascii="SimSun" w:cs="SimSun" w:eastAsia="SimSun" w:hAnsi="SimSun"/>
         </w:rPr>
-        <w:t xml:space="preserve">我们很容易发愿摧毁每一个过失、每一种破坏性的情绪，然而这份过于宏大的志愿反倒沉重得让我们再次跌回自满，向自己的弱点认输。反过来，如果我们只是培养单纯的觉知，而不承诺采取任何行动，我们便是在让那份觉知发挥它本有的功用，其结果便是嗔恚渐少、贪心渐少、破坏性的情绪渐少。</w:t>
-      </w:r>
-    </w:p>
-    <w:p>
-      <w:pPr>
-        <w:spacing w:after="120" w:line="340"/>
-        <w:ind w:firstLine="480"/>
-      </w:pPr>
-      <w:r>
-        <w:rPr>
-          <w:rFonts w:ascii="SimSun" w:cs="SimSun" w:eastAsia="SimSun" w:hAnsi="SimSun"/>
-        </w:rPr>
-        <w:t xml:space="preserve">我们对自己往往过于喜欢动手，总想像捏一团泥巴那样把自己塑造成形。可我们远不是一团柔软可塑的泥巴，而是一个个独立的个体，禀性经过一辈子的“做自己”早已根深蒂固，无论好坏。我们并非活在真空里；只要心一倾向于变好，宇宙就会围绕我们展开，来成就这份意愿。只要我们不去干预，这个过程是行得通的。</w:t>
+        <w:t xml:space="preserve">我们很容易发愿摧毁每一个过失、每一种破坏性的情绪，然而这份过于宏大的志愿反倒沉重得让我们再次跌回安于现状，向自己的弱点认输。反过来，如果我们只是培养单纯的觉知，而不承诺采取任何行动，我们便是在让那份觉知发挥它本有的功用，其结果便是嗔恚渐少、贪心渐少、破坏性的情绪渐少。</w:t>
+      </w:r>
+    </w:p>
+    <w:p>
+      <w:pPr>
+        <w:spacing w:after="120" w:line="340"/>
+        <w:ind w:firstLine="480"/>
+      </w:pPr>
+      <w:r>
+        <w:rPr>
+          <w:rFonts w:ascii="SimSun" w:cs="SimSun" w:eastAsia="SimSun" w:hAnsi="SimSun"/>
+        </w:rPr>
+        <w:t xml:space="preserve">我们对自己往往管得太多，总想像捏一团泥巴那样把自己塑造成形。可我们远不是一团柔软可塑的泥巴，而是一个个独立的个体，禀性经过一辈子的“做自己”早已根深蒂固，无论好坏。我们并非活在真空里；只要心一倾向于变好，宇宙就会围绕我们展开，来成就这份意愿。只要我们不去干预，这个过程是行得通的。</w:t>
       </w:r>
     </w:p>
     <w:p>
@@ -2709,7 +2742,7 @@
         <w:rPr>
           <w:rFonts w:ascii="SimSun" w:cs="SimSun" w:eastAsia="SimSun" w:hAnsi="SimSun"/>
         </w:rPr>
-        <w:t xml:space="preserve">我们天生就是禅修者。这个星球上，没有哪一个人的心不是一片觉悟的境地。念头之所以扰乱我们，并不是因为它们强，而是因为我们的心念现前太弱。宁静中的洞见时刻本是我们的自然状态，却极少有人学会安住在那份觉知里。学会真正“活在当下”——活在念与念之间的那一刻，并把它延展成洞见的一刻——这就是禅修。禅修中至关重要的那种“一体之感”，就是认出：一切念头都是平等的，因为它们同出一源。念头是那个本源的显现，我们却把显现误认作本源本身，并给念头安上“好”与“坏”、“嗔”与“慈”、“淫欲”与“良善”的名目，而实际上，一切念头本无二致。</w:t>
+        <w:t xml:space="preserve">我们天生就是禅修者。这个星球上，没有哪一个人的心不是一片觉悟的境地。念头之所以扰乱我们，并不是因为它们强，而是因为我们的心太弱，作不了主。宁静中的洞见时刻本是我们的自然状态，却极少有人学会安住在那份觉知里。学会真正“活在当下”——活在念与念之间的那一刻，并把它延展成洞见的一刻——这就是禅修。禅修中至关重要的那种“一体之感”，就是认出：一切念头都是平等的，因为它们同出一源。念头是那个本源的显现，我们却把显现误认作本源本身，并给念头安上“好”与“坏”、“嗔”与“慈”、“淫欲”与“良善”的名目，而实际上，一切念头本无二致。</w:t>
       </w:r>
     </w:p>
     <w:p>
@@ -2784,7 +2817,7 @@
         <w:rPr>
           <w:rFonts w:ascii="SimSun" w:cs="SimSun" w:eastAsia="SimSun" w:hAnsi="SimSun"/>
         </w:rPr>
-        <w:t xml:space="preserve">对正在发生的一切毫无觉察，并不就是那个间隙。设想一个人在暗室里看不见家具，他若因此断定屋里没有家具，那就好比一个初学禅修的人，把“对念头无所觉知”误当成“没有念头”。随着禅修功夫渐长，我们会像暗室中的那个人一样，眼睛渐渐适应了黑暗，发现原来屋里确有他先前没有注意到的家具。同样地，禅修者会逐渐觉察到：自己原以为的“没有念头”或“心里一片空白”，其实是错误禅修所造出的一种做作状态——那种禅修一心想把念头挡在外面，而不是把它们看作心中无害的家具。</w:t>
+        <w:t xml:space="preserve">对正在发生的一切毫无觉察，并不就是那个间隙。设想一个人在暗室里看不见家具，他若因此断定屋里没有家具，那就好比一个初学禅修的人，把“对念头无所觉知”误当成“没有念头”。随着禅修功夫渐长，我们会像暗室中的那个人一样，眼睛渐渐适应了黑暗，发现原来屋里确有他先前没有注意到的家具。同样地，禅修者会逐渐觉察到：自己原以为的“没有念头”或“心里一片空白”，其实是错误禅修所生的一种造作状态——那种禅修一心想把念头挡在外面，而不是把它们看作心中无害的家具。</w:t>
       </w:r>
     </w:p>
     <w:p>
@@ -2852,7 +2885,7 @@
         <w:rPr>
           <w:rFonts w:ascii="SimSun" w:cs="SimSun" w:eastAsia="SimSun" w:hAnsi="SimSun"/>
         </w:rPr>
-        <w:t xml:space="preserve">理解力的增长，来自学会向自己提出对的问题，而不是去寻找答案。无用的答案有千千万万，值得一问的问题却寥寥无几。读书当然有帮助，但唯有当那一点参究的火花深深燃起、让我们片刻都放不下时，读书才会引向寂静。重要的是，这份参究之心是广泛用功的副产品，绝不是我们刻意搜寻就能得来的东西。它从我们自身有机的努力中生发出来，而且往往被形容为不期而至。</w:t>
+        <w:t xml:space="preserve">理解力的增长，来自学会向自己提出对的问题，而不是去寻找答案。无用的答案有千千万万，值得一问的问题却寥寥无几。读书当然有帮助，但唯有当那一点参究的火花深深燃起、让我们片刻都放不下时，读书才会引向寂静。重要的是，这份参究之心是广泛用功的副产品，绝不是我们刻意搜寻就能得来的东西。它从我们自然而然的用功中生发出来，而且往往被形容为不期而至。</w:t>
       </w:r>
     </w:p>
     <w:p>
@@ -2937,24 +2970,24 @@
         <w:rPr>
           <w:rFonts w:ascii="SimSun" w:cs="SimSun" w:eastAsia="SimSun" w:hAnsi="SimSun"/>
         </w:rPr>
-        <w:t xml:space="preserve">呼吸离我们太近，人类或许因此低估了它作为证悟利器的能力；再加上各种调息法门都不能速见成效。对于那些凭着心念的现前与直觉去探究气息运行，并且（这一点尤为要紧）在数月甚至数年不见成效的情况下始终守住它、直至证得觉照的人，我恭敬顶礼。想到最早探索调息之道的先驱需要何等的毅力，才发现这件一直就在鼻子底下的事，这实在是非凡的贡献。</w:t>
-      </w:r>
-    </w:p>
-    <w:p>
-      <w:pPr>
-        <w:spacing w:after="120" w:line="340"/>
-      </w:pPr>
-    </w:p>
-    <w:p>
-      <w:pPr>
-        <w:spacing w:after="120" w:line="340"/>
-        <w:ind w:firstLine="480"/>
-      </w:pPr>
-      <w:r>
-        <w:rPr>
-          <w:rFonts w:ascii="SimSun" w:cs="SimSun" w:eastAsia="SimSun" w:hAnsi="SimSun"/>
-        </w:rPr>
-        <w:t xml:space="preserve">有古代仙人（rishi）的智慧为我们指路，我们才能明白：极其简单的禅修方法，也能真正带来解脱。</w:t>
+        <w:t xml:space="preserve">呼吸离我们太近，人类或许因此低估了它作为证悟利器的能力；再加上各种调息法门都不能速见成效。对于那些凭着清明的心智与直觉去探究气息运行，并且（这一点尤为要紧）在数月甚至数年不见成效的情况下始终守住它、直至证得觉照的人，我恭敬顶礼。想到最早探索调息之道的先驱需要何等的毅力，才发现这件一直就在鼻子底下的事，这实在是非凡的贡献。</w:t>
+      </w:r>
+    </w:p>
+    <w:p>
+      <w:pPr>
+        <w:spacing w:after="120" w:line="340"/>
+      </w:pPr>
+    </w:p>
+    <w:p>
+      <w:pPr>
+        <w:spacing w:after="120" w:line="340"/>
+        <w:ind w:firstLine="480"/>
+      </w:pPr>
+      <w:r>
+        <w:rPr>
+          <w:rFonts w:ascii="SimSun" w:cs="SimSun" w:eastAsia="SimSun" w:hAnsi="SimSun"/>
+        </w:rPr>
+        <w:t xml:space="preserve">有古代仙人（rishi）的智慧为我们指路，我们便能明白：极其简单的禅修方法，也能真正带来解脱。</w:t>
       </w:r>
     </w:p>
     <w:p>
@@ -3030,7 +3063,7 @@
         <w:rPr>
           <w:rFonts w:ascii="SimSun" w:cs="SimSun" w:eastAsia="SimSun" w:hAnsi="SimSun"/>
         </w:rPr>
-        <w:t xml:space="preserve">一旦明白种种念头都是自心的显现，我们就会渐渐不再留意念头是什么，而更留意它们从何而来。念头的源头，与流出的念头截然不同。倘若能与那源头合一，我们便超越了善与恶，进入自然觉知的状态。</w:t>
+        <w:t xml:space="preserve">一旦明白种种念头都是自心的显现，我们就会渐渐少去留意念头是什么，而更多地留意它们从何而来。念头的源头，与流出的念头截然不同。倘若能与那源头合一，我们便超越了善与恶，进入自然觉知的状态。</w:t>
       </w:r>
     </w:p>
     <w:p>
@@ -3266,19 +3299,19 @@
         <w:rPr>
           <w:rFonts w:ascii="SimSun" w:cs="SimSun" w:eastAsia="SimSun" w:hAnsi="SimSun"/>
         </w:rPr>
-        <w:t xml:space="preserve">财物的布施常常被误用，结果非但积不了功德，施者与受者反而都折损功德。有多少父母把钱给了子女，换来的却是子女拿去吸毒酗酒，买奇装异服、名牌配饰和珠宝，以及其他种种放纵。罗恩·戈滕斯坦（Ron Gottenstein）是一位亿万富翁企业家，几十年前发明了第一套家用安防系统。他没有给两个儿子留下一分钱，却为一位备受尊崇的印度女神——阿姆利塔普里的阿玛（Amritapuri Amma）——修建了数座寺庙。此事越滚越大，最终发展成一个遍布全球的机构，涵盖学校、贫民住房、印度的一所医院（被认为是全印度最好的医院）、芝加哥附近一处规模庞大的修行社区，以及其他类似的大型项目。他的一个儿子因为没分到自己那份财产而心怀怨恨；另一个儿子则拜在父亲的上师门下，常常得到这位被尊称为神圣“母亲”（印地语称“阿玛”）的上师亲自指点。</w:t>
-      </w:r>
-    </w:p>
-    <w:p>
-      <w:pPr>
-        <w:spacing w:after="120" w:line="340"/>
-        <w:ind w:firstLine="480"/>
-      </w:pPr>
-      <w:r>
-        <w:rPr>
-          <w:rFonts w:ascii="SimSun" w:cs="SimSun" w:eastAsia="SimSun" w:hAnsi="SimSun"/>
-        </w:rPr>
-        <w:t xml:space="preserve">打不过就加入！那个做得聪明的儿子，超越了个人的得失盘算，看出父亲的财富是用在更大的善事上。他能够放下自己的受伤，转而拜在父亲所护持的上师门下，以另一种方式承接父亲的财富而获益——这位上师如今在全球的声望，足以与达赖喇嘛尊者比肩。</w:t>
+        <w:t xml:space="preserve">财物的布施常常被误用，结果非但积不了功德，施者与受者反而都折损功德。有多少父母把钱给了子女，换来的却是子女拿去吸毒酗酒，买奇装异服、各色配饰和珠宝，以及其他种种放纵。罗恩·戈滕斯坦（Ron Gottenstein）是一位亿万富翁企业家，几十年前发明了第一套家用安防系统。他没有给两个儿子留下一分钱，却为一位备受尊崇的印度女神——阿姆利塔普里的阿玛（Amritapuri Amma）——修建了数座寺庙。此事越滚越大，最终发展成一个遍布全球的机构，涵盖学校、贫民住房、印度的一所医院（被认为是全印度最好的医院）、芝加哥附近一处规模庞大的修行社区，以及其他类似的大型项目。他的一个儿子因为没分到自己那份财产而心怀怨恨；另一个儿子则拜在父亲的上师门下，常常得到这位被尊称为神圣“母亲”（印地语称“阿玛”）的上师亲自指点。</w:t>
+      </w:r>
+    </w:p>
+    <w:p>
+      <w:pPr>
+        <w:spacing w:after="120" w:line="340"/>
+        <w:ind w:firstLine="480"/>
+      </w:pPr>
+      <w:r>
+        <w:rPr>
+          <w:rFonts w:ascii="SimSun" w:cs="SimSun" w:eastAsia="SimSun" w:hAnsi="SimSun"/>
+        </w:rPr>
+        <w:t xml:space="preserve">打不过就加入！那个做得聪明的儿子，超越了个人的得失盘算，看出父亲的财富是用在更大的善事上。他能够放下自己心中的伤痛，转而拜在父亲所护持的上师门下，以另一种方式承接父亲的财富而获益——这位上师如今在全球的声望，足以与达赖喇嘛尊者比肩。</w:t>
       </w:r>
     </w:p>
     <w:p>
@@ -3326,7 +3359,7 @@
         <w:rPr>
           <w:rFonts w:ascii="SimSun" w:cs="SimSun" w:eastAsia="SimSun" w:hAnsi="SimSun"/>
         </w:rPr>
-        <w:t xml:space="preserve">一代大德敦珠仁波切提醒我们：经典教导我们，要把这具色身看作借来之物，而人身难得，极为珍贵。如果这样看待自己的身体，那么就像对待任何借来的东西一样，我们对怎么使用它会更加留心。同样，如果把一切财物都看作别人赠予的礼物，就没有必要死死抓住不放。我们抓住东西不放，东西也同样抓住我们不放。放下，才腾出接受的空间。施与受不过是因果，遵循业力的法则。若不能施，便不会有所得，因为我们根本没有把这份业启动起来。</w:t>
+        <w:t xml:space="preserve">一代大德敦珠仁波切（Dudjom Rinpoche）提醒我们：经典教导我们，要把这具色身看作借来之物，而人身难得，极为珍贵。如果这样看待自己的身体，那么就像对待任何借来的东西一样，我们对怎么使用它会更加留心。同样，如果把一切财物都看作别人赠予的礼物，就没有必要死死抓住不放。我们抓住东西不放，东西也同样抓住我们不放。放下，才腾出接受的空间。施与受不过是因果，遵循业力的法则。若不能施，便不会有所得，因为我们根本没有把这份业启动起来。</w:t>
       </w:r>
     </w:p>
     <w:p>
@@ -3378,7 +3411,7 @@
         <w:rPr>
           <w:rFonts w:ascii="SimSun" w:cs="SimSun" w:eastAsia="SimSun" w:hAnsi="SimSun"/>
         </w:rPr>
-        <w:t xml:space="preserve">很早就出家的人，往往与真实世界的历练隔绝，活在一种什么都有人供给、什么都可预料的仙境里。可一旦被拔离那个世界，他们就不知所措了。出家人中间常常弥漫着一种轻慢普通人的态度，他们无法与常人感同身受。他们大谈“苦谛”，却只停留在抽象的层面。藏传佛教中地位极高的一位僧人宗萨仁波切，就曾拿这一点幽默地调侃过他那些仁波切同侪。那是在尼泊尔加德满都，他讲授“智慧”法教的时候。</w:t>
+        <w:t xml:space="preserve">很早就出家的人，往往与真实世界的历练隔绝，活在一种什么都有人供给、什么都可预料的仙境里。可一旦被拔离那个世界，他们就不知所措了。出家人中间常常弥漫着一种轻慢普通人的态度，他们无法与常人感同身受。他们大谈“苦谛”，却只停留在抽象的层面。藏传佛教中地位极高的一位僧人宗萨仁波切（Dzongsar Rinpoche），就曾拿这一点幽默地调侃过他那些仁波切同侪。那是在尼泊尔加德满都，他讲授“智慧”法教的时候。</w:t>
       </w:r>
     </w:p>
     <w:p>
@@ -3402,7 +3435,7 @@
         <w:rPr>
           <w:rFonts w:ascii="SimSun" w:cs="SimSun" w:eastAsia="SimSun" w:hAnsi="SimSun"/>
         </w:rPr>
-        <w:t xml:space="preserve">我们不要因为仁波切话中的幽默，而忽略了他这番话的分量。我们在事业与家庭生活中学到的功课，可以在步入晚年时成为修道生活的基础。人们常把退休看作放慢脚步的时候，其实它是换挡的时候——把心力转向自我参究。此前的几十年，正可作为内在成长的根基。养家糊口所担的责任，很容易就能转移成对自己修道之路的担当。无论我们出身背景如何，只要不曾伤害他人，都可以转过来用于成就我们的修道之志。</w:t>
+        <w:t xml:space="preserve">我们不要因为仁波切话中的幽默，而忽略了他这番话的分量。我们在事业与家庭生活中学到的功课，可以在步入晚年时成为修道生活的基础。人们常把退休看作放慢脚步的时候，其实它是换挡的时候——把心力转向自我参究。此前的几十年，正可作为内在成长的根基。养家糊口所担的责任，很容易就能转移成对自己修道之路的担当。无论我们出身背景如何，只要不伤害他人，都可以转过来用于成就我们的修道之志。</w:t>
       </w:r>
     </w:p>
     <w:p>
@@ -3426,7 +3459,7 @@
         <w:rPr>
           <w:rFonts w:ascii="SimSun" w:cs="SimSun" w:eastAsia="SimSun" w:hAnsi="SimSun"/>
         </w:rPr>
-        <w:t xml:space="preserve">此外，禅修式的生活方式有益健康，能预防阿尔茨海默症和痴呆。我在尼泊尔有一位亲近的朋友，是一位名叫敦都（Doundo）的僧人，八十多岁时病得很重。僧人们请我帮忙，我便带他去尼泊尔的一家阿育吠陀医院，看的是被公认为该领域第一人的马纳·巴杰拉查里亚（Mana Bajracharya）医生。医生给了我一些草药带回去给敦都，几个月后他就好转了。他活过了一百岁，直到临终头脑都一如既往地清晰。即使在最后一年跌了一跤摔断了髋骨、再也不能走路之后，他依然终日开朗慈和。</w:t>
+        <w:t xml:space="preserve">此外，禅修式的生活方式有益健康，能预防阿尔茨海默症和痴呆。我们家在尼泊尔有一位很亲近的朋友，是一位名叫敦都（Doundo）的僧人，八十多岁时病得很重。僧人们请我帮忙，我便带他去尼泊尔的一家阿育吠陀医院，看的是被公认为该领域第一人的马纳·巴杰拉查里亚（Mana Bajracharya）医生。医生给了我一些草药带回去给敦都，几个月后他就好转了。他活过了一百岁，直到临终头脑都一如既往地清晰。即使在最后一年跌了一跤摔断了髋骨、再也不能走路之后，他依然终日开朗慈和。</w:t>
       </w:r>
     </w:p>
     <w:p>
@@ -3462,7 +3495,7 @@
         <w:rPr>
           <w:rFonts w:ascii="SimSun" w:cs="SimSun" w:eastAsia="SimSun" w:hAnsi="SimSun"/>
         </w:rPr>
-        <w:t xml:space="preserve">养老院和养老社区帮不了我们生发对人生的洞见与领悟。它们的目的是照料我们直到我们倒下，并从中收取费用。我们远不如就待在原处，每天去寺院、道场（ashram）或僧院做义工，好好利用那里的藏书楼与禅堂，去听闻开示，和方丈以及其他同样在做自我参究的同道交谈。而开始的时机，应当是在不得不如此之前的许多年。</w:t>
+        <w:t xml:space="preserve">养老院和养老社区帮不了我们生发对人生的洞见与领悟。它们的目的是照料我们直到我们倒下，并从中收取费用。我们不如就待在原处，每天去寺院、道场（ashram）或僧院做义工，好好利用那里的藏书楼与禅堂，去听闻开示，和方丈以及其他同样在做自我参究的同道交谈——这样要好得多。而开始的时机，应当是在不得不如此之前的许多年。</w:t>
       </w:r>
     </w:p>
     <w:p>
@@ -3486,7 +3519,7 @@
         <w:rPr>
           <w:rFonts w:ascii="SimSun" w:cs="SimSun" w:eastAsia="SimSun" w:hAnsi="SimSun"/>
         </w:rPr>
-        <w:t xml:space="preserve">寻找一处探索自心的场所，本身就该看作成长过程的一部分。如果我们退休后有退休金、社会保障或别的福利，有房可住、有饭可吃，就很容易沉溺于安逸悠闲的生活——那种生活会在不知不觉中抽走我们的生命力。我们可以说不，主动抖擞精神，甩掉这份懈怠。放弃自己不是一个选项。我们辛苦了一辈子，没有理由现在停下来。像我们这样有胆识的人是有的，只是要去把他们找出来。我们还需要外在的支持，也就是前面说过的：一位老师、一处道场、一群志同道合的朋友。</w:t>
+        <w:t xml:space="preserve">寻找一处探索自心的场所，本身就该看作成长过程的一部分。如果我们退休后有退休金、社会保障或别的福利，有房可住、有饭可吃，就很容易沉溺于安逸悠闲的生活——那种生活会在不知不觉中抽走我们的生命力。我们可以说不，主动抖擞精神，甩掉这份懈怠。我们决不能放弃自己。我们辛苦了一辈子，没有理由现在停下来。像我们这样有胆识的人是有的，只是要去把他们找出来。我们还需要外在的支持，也就是前面说过的：一位老师、一处道场、一群志同道合的朋友。</w:t>
       </w:r>
     </w:p>
     <w:p>
@@ -3510,7 +3543,7 @@
         <w:rPr>
           <w:rFonts w:ascii="SimSun" w:cs="SimSun" w:eastAsia="SimSun" w:hAnsi="SimSun"/>
         </w:rPr>
-        <w:t xml:space="preserve">亲友们会觉得我们疯了，用尽办法劝阻我们，不让我们跳出常规。人人都希望别人和自己一个样。莫非真是“同病相怜”？总有一天，他们会称赞我们有魄力，赞不绝口地说我们是个又聪明又勇敢的家伙。我们会成为他们的“知心信箱”（Dear Abby），事事都来向我们讨主意。他们会为当初怀疑我们而致歉，转而来讨我们的欢心。</w:t>
+        <w:t xml:space="preserve">亲友们会觉得我们疯了，用尽办法劝阻我们，不让我们跳出常规。人人都希望别人和自己一个样。莫非是自己过得苦闷，便巴不得别人也来作伴？总有一天，他们会称赞我们有魄力，赞不绝口地说我们是个又聪明又勇敢的家伙。我们会成为他们的“知心信箱”（Dear Abby），事事都来向我们讨主意。他们会为当初怀疑我们而致歉，转而来讨我们的欢心。</w:t>
       </w:r>
     </w:p>
     <w:p>
@@ -3622,7 +3655,7 @@
         <w:rPr>
           <w:rFonts w:ascii="SimSun" w:cs="SimSun" w:eastAsia="SimSun" w:hAnsi="SimSun"/>
         </w:rPr>
-        <w:t xml:space="preserve">理解业的关键，在于理解业与动机的关系。动机是一个控制阀，能够调节一个行为中所夹带的负面成分的多少。渐渐地，恶业减少，连造恶的习性也随之消融。善的方面也是如此。如果我们在该行善时心生抗拒——比如布施济贫、远离淫行、不说他人是非——并且看清这种对善的抗拒，纯粹是因为我们没有听从内心的提醒，那么我们就可以立定动机，做一个更善于聆听的人，去听那个策励我们行正道的声音，从而施舍得更慷慨、爱得更少贪染、说话更加厚道。</w:t>
+        <w:t xml:space="preserve">理解业的关键，在于理解业与动机的关系。动机是一个控制阀，能够调节一个行为中所夹带的负面成分的多少。渐渐地，恶行减少，连造恶的习性也随之消融。善的方面也是如此。如果我们在该行善时心生抗拒——比如布施济贫、远离淫行、不说他人是非——并且看清这种对善的抗拒，纯粹是因为我们没有听从内心的提醒，那么我们就可以立定动机，做一个更善于聆听的人，去听那个策励我们行正道的声音，从而施舍得更慷慨、爱得更少贪染、说话更加厚道。</w:t>
       </w:r>
     </w:p>
     <w:p>
@@ -3706,7 +3739,7 @@
         <w:rPr>
           <w:rFonts w:ascii="SimSun" w:cs="SimSun" w:eastAsia="SimSun" w:hAnsi="SimSun"/>
         </w:rPr>
-        <w:t xml:space="preserve">所谓“善业”，不过是让善延续下去的业；而“恶业”则消耗已经积累的善。这样的取舍看似再明白不过，实际做起来却不然，因为过去积业有它的惯性。人的处境受欲望支配，我们的行为多半是以自我为中心的，因而是遮蔽更高觉知的行为——在这个意义上便是恶业。唯有那些精进修持佛法、或一生行事端正的人，才积下了足够的善行，使那股惯性偏向正直而非自私。</w:t>
+        <w:t xml:space="preserve">所谓“善业”，不过是让善延续下去的业；而“恶业”则消耗已经积累的善。这样的取舍看似再明白不过，实际做起来却不然，因为过去积业有它的惯性。由于人的处境受欲望支配，我们以往的行为多半是以自我为中心的，因而是遮蔽更高觉知的行为——在这个意义上便是不善的。唯有那些精进修持佛法、或一生行事端正的人，才积下了足够的善行，使那股惯性偏向正直而非自私。</w:t>
       </w:r>
     </w:p>
     <w:p>
@@ -3794,7 +3827,7 @@
         <w:rPr>
           <w:rFonts w:ascii="SimSun" w:cs="SimSun" w:eastAsia="SimSun" w:hAnsi="SimSun"/>
         </w:rPr>
-        <w:t xml:space="preserve">平衡带来和谐与安宁。人人都有付出的环境才有和谐，因为人人都觉得自己受到了公平的对待。孩子小的时候，我总在替他们收拾，一直收拾到他们十几岁。有一天，我们家的一位朋友、儿童心理学家阿莱特，看出了我的毛病。我自己并没有意识到：我对孩子宽纵，是因为我想得到他们的爱。</w:t>
+        <w:t xml:space="preserve">平衡带来和谐与安宁。人人都有所付出的环境能孕育和谐，因为人人都觉得自己受到了公平的对待。孩子小的时候，我总在替他们收拾，一直收拾到他们十几岁。有一天，我们家的一位朋友、儿童心理学家阿莱特，看出了我的毛病。我自己并没有意识到：我对孩子宽纵，是因为我想得到他们的爱。</w:t>
       </w:r>
     </w:p>
     <w:p>
@@ -3902,7 +3935,7 @@
         <w:rPr>
           <w:rFonts w:ascii="SimSun" w:cs="SimSun" w:eastAsia="SimSun" w:hAnsi="SimSun"/>
         </w:rPr>
-        <w:t xml:space="preserve">竞争是自然的事，我们都想往前走。出问题的地方在于，我们看不见往前走所付出的代价。在奔向自以为极重要的目标时，若是粗心失念，就容易把生活里那些细密的纹理忘个干净，代价可能是亲情与友谊。该不该陪孩子去打垒球，该不该一家人一起吃早饭、吃晚饭——一不留神，这笔账就算错了。我们与家人之间，是靠错综复杂的关系缝缀在一起的；若不想让这层缝缀散开，就得时时留心。</w:t>
+        <w:t xml:space="preserve">竞争是自然的事，我们都想往前走。出问题的地方在于，我们看不见往前走所付出的代价。在奔向自以为极重要的目标时，忘了生活里那些细密的纹理，代价可能是亲情与友谊。陪孩子去垒球场，一家人一起吃早饭、吃晚饭，这些事有多少价值——我们若是粗心失念，这笔账就很容易算错。我们与家人之间，是靠错综复杂的关系缝缀在一起的；若不想让这层缝缀散开，就得时时留心。</w:t>
       </w:r>
     </w:p>
     <w:p>
@@ -3926,7 +3959,7 @@
         <w:rPr>
           <w:rFonts w:ascii="SimSun" w:cs="SimSun" w:eastAsia="SimSun" w:hAnsi="SimSun"/>
         </w:rPr>
-        <w:t xml:space="preserve">个人成长的样貌并不单调。我认识的最帅的男人詹姆斯是个运动员，也是速比涛（Speedo）的男模；他从十几岁起就和同一个女人萨拉在一起，始终忠贞。我们做邻居的时候，常一起在圣莫尼卡的海滨栈道上散步。有一回我提起他招来的那些贪恋的目光，他说：“我知道。给速比涛拍片的时候，为了在有限的时间里拍完各式泳装，流程排得很紧，男女模特是在一起换衣服的；‘光着身子’的时候，我们有时也会彼此看得心生欲念，可对我来说，从来没有越过这一步。”</w:t>
+        <w:t xml:space="preserve">个人成长的样貌并不单调。我认识的最帅的男人詹姆斯是个运动员，也是速比涛（Speedo）的男超模；他从十几岁起就和同一个女人萨拉在一起，始终忠贞。我们做邻居的时候，常一起在圣莫尼卡的海滨栈道上散步。有一回我提起他招来的那些贪恋的目光，他说：“我知道。给速比涛拍片的时候，为了在有限的时间里拍完各式泳装，流程排得很紧，男女模特是在一起换衣服的；‘光着身子’的时候，我们有时也会彼此看得心生欲念，可对我来说，从来没有越过这一步。”</w:t>
       </w:r>
     </w:p>
     <w:p>
@@ -4026,7 +4059,7 @@
         <w:rPr>
           <w:rFonts w:ascii="SimSun" w:cs="SimSun" w:eastAsia="SimSun" w:hAnsi="SimSun"/>
         </w:rPr>
-        <w:t xml:space="preserve">关系是相互的。我们没法与一辆车、一栋房子、一块表、食物、衣服，或者红、白、绿、蓝建立关系，因为东西什么都不知道。我们造出一种与物有关系的幻象，就像“圣地亚哥”对大海那样，但这些都是虚幻的关系。一样东西无法与自身发生关系，正如刀不能自割，因为它没有意识；出于同样的道理，它也无法与别的东西发生关系。刀不知道自己切的是奶酪还是手指。</w:t>
+        <w:t xml:space="preserve">关系是相互的。我们没法与一辆车、一栋房子、一块表、食物、衣服，或者红、白、绿、蓝建立关系，因为东西什么都不知道。我们造出一种与物有关系的幻象，就像“圣地亚哥”对大海那样，但这些都是虚幻的关系。一样东西无法与自身建立关系，正如刀不能自割，因为它没有意识；出于同样的道理，它也无法与别的东西建立关系。刀不知道自己切的是奶酪还是手指。</w:t>
       </w:r>
     </w:p>
     <w:p>
@@ -4086,31 +4119,31 @@
         <w:rPr>
           <w:rFonts w:ascii="SimSun" w:cs="SimSun" w:eastAsia="SimSun" w:hAnsi="SimSun"/>
         </w:rPr>
-        <w:t xml:space="preserve">虽然割舍起来会疼，但那些我们执着太深的东西，也许最好归别人所有。若要与执着分离，就不必担心它会反过来咬我们一口。并不是每一个立得住的意愿我们都非实现不可。布施和别的事一样，是要练的。在物质上放下，并不等于在心上放下，但那是朝正确方向迈出的一步。</w:t>
-      </w:r>
-    </w:p>
-    <w:p>
-      <w:pPr>
-        <w:spacing w:after="120" w:line="340"/>
-        <w:ind w:firstLine="480"/>
-      </w:pPr>
-      <w:r>
-        <w:rPr>
-          <w:rFonts w:ascii="SimSun" w:cs="SimSun" w:eastAsia="SimSun" w:hAnsi="SimSun"/>
-        </w:rPr>
-        <w:t xml:space="preserve">当然，把送出去的东西再添置回来，正是“慷慨”这个鬼在作祟。它缠着我们不放，直到把我们纠缠得不那么看重物质为止。结果是，我们与自己、与他人的关系更好了——虽然手头也更紧了一点。</w:t>
-      </w:r>
-    </w:p>
-    <w:p>
-      <w:pPr>
-        <w:spacing w:after="120" w:line="340"/>
-        <w:ind w:firstLine="480"/>
-      </w:pPr>
-      <w:r>
-        <w:rPr>
-          <w:rFonts w:ascii="SimSun" w:cs="SimSun" w:eastAsia="SimSun" w:hAnsi="SimSun"/>
-        </w:rPr>
-        <w:t xml:space="preserve">从数量上说，世上的东西比人多，这就使人更稀有；而越稀有的越珍贵，也最值得我们去结识。幸而，每个人本身就是一座宝藏。个体之所以成为个体，是因为有他人；他人又在一条环环相扣的因果之链中受我们影响。只要我们还认为这两者是分开的，它们就是分开的。然而，唯有化掉界线、体认到一体与相互依存，才能寻得幸福。</w:t>
+        <w:t xml:space="preserve">虽然割舍起来会疼，但那些我们执着太深的东西，也许最好归别人所有。我们若与所执着的东西分开了，就算它回过头来咬我们一口，也不必为此担心。并不是每一个立得住的意愿我们都非实现不可。布施和别的事一样，是要练的。在物质上放下，并不等于在心上放下，但那是朝正确方向迈出的一步。</w:t>
+      </w:r>
+    </w:p>
+    <w:p>
+      <w:pPr>
+        <w:spacing w:after="120" w:line="340"/>
+        <w:ind w:firstLine="480"/>
+      </w:pPr>
+      <w:r>
+        <w:rPr>
+          <w:rFonts w:ascii="SimSun" w:cs="SimSun" w:eastAsia="SimSun" w:hAnsi="SimSun"/>
+        </w:rPr>
+        <w:t xml:space="preserve">当然，把送出去的东西再添置回来，正是“慷慨”这个鬼在作祟。它缠着我们，也只缠到我们变得不那么看重物质为止。结果是，我们与自己、与他人的关系更好了——虽然手头也更紧了一点。</w:t>
+      </w:r>
+    </w:p>
+    <w:p>
+      <w:pPr>
+        <w:spacing w:after="120" w:line="340"/>
+        <w:ind w:firstLine="480"/>
+      </w:pPr>
+      <w:r>
+        <w:rPr>
+          <w:rFonts w:ascii="SimSun" w:cs="SimSun" w:eastAsia="SimSun" w:hAnsi="SimSun"/>
+        </w:rPr>
+        <w:t xml:space="preserve">从数量上说，世上的东西比人多，这就使人更稀有；而越稀有的越珍贵，也最值得我们去结识。幸而，每个人本身就是一座宝藏。个体之所以成为个体，是因为有他人；他人又在一条环环相扣的因果之链中受我们影响。只要我们还认为这两者是分开的，它们就是分开的。然而，当我们化掉界线、体认到一体与相互依存时，便会寻得幸福。</w:t>
       </w:r>
     </w:p>
     <w:p>
@@ -4242,7 +4275,7 @@
         <w:rPr>
           <w:rFonts w:ascii="SimSun" w:cs="SimSun" w:eastAsia="SimSun" w:hAnsi="SimSun"/>
         </w:rPr>
-        <w:t xml:space="preserve">尽管如此，那些觉得买台电视是个聪明主意的人，还是把雪球滚了起来。五年多下来，大多数村民都有了自己的电视。这些电视往往是以像样的衣服和孩子的学费为代价换来的。可是，谁家要是没有电视，就被看作“不开化”；电视越大，乡里乡亲就越觉得你有派头。</w:t>
+        <w:t xml:space="preserve">尽管如此，那些觉得买台电视是个聪明主意的人，还是把雪球滚了起来。五年多下来，大多数村民都有了自己的电视。这些电视往往是以像样的衣服和孩子的学费为代价换来的。可是，谁家要是没有电视，就被看作“土气”；电视越大，乡里乡亲就越觉得你有派头。</w:t>
       </w:r>
     </w:p>
     <w:p>
@@ -4278,7 +4311,7 @@
         <w:rPr>
           <w:rFonts w:ascii="SimSun" w:cs="SimSun" w:eastAsia="SimSun" w:hAnsi="SimSun"/>
         </w:rPr>
-        <w:t xml:space="preserve">往往，即便我们鼓起勇气去支持“做减法”的道理，这道理也还是会被暗中瓦解。同伴的影响能把最高尚的意愿带偏。我们生活在一个物质主义的世界里，同伴的压力对我们的影响，远超我们自己的估计。如果我们经由审察而觉察到自己正受着不当的牵引而随大流，并且加以抵抗，浮在水面上的机会就大一些。</w:t>
+        <w:t xml:space="preserve">即便我们鼓起勇气去支持“做减法”的道理，这道理也往往会被暗中瓦解。同伴的影响能把最高尚的意愿带偏。我们生活在一个物质主义的世界里，同伴的压力对我们的影响，可能比我们意识到的还要大。如果我们经由审察而觉察到自己正受着不当的牵引而随大流，并且加以抵抗，浮在水面上的机会就大一些。</w:t>
       </w:r>
     </w:p>
     <w:p>
@@ -4326,7 +4359,7 @@
         <w:rPr>
           <w:rFonts w:ascii="SimSun" w:cs="SimSun" w:eastAsia="SimSun" w:hAnsi="SimSun"/>
         </w:rPr>
-        <w:t xml:space="preserve">我们把“能让我们快乐”这种本事投射到物上；可若物当真有这本事，同样的东西对别人也该起同样的作用。事实却恰恰相反。我们各有各的好恶，这正说明一切好恶都是心的投射，而且往往是闲来无事的投射。物不“能”使我们快乐，还有一个证据：它所给的快乐维持不了多久。凡不是必需品的东西，都老得很快。而我们对一只心爱的杯子、一条心爱的牛仔裤的珍惜，却会随着每一次使用而增加——直到某位好心的朋友又送来一只新的。</w:t>
+        <w:t xml:space="preserve">我们把“能让我们快乐”这种本事投射到物上；可若物当真有这本事，同样的东西对别人也该起同样的作用。事实却恰恰相反。我们各有各的好恶，这正说明一切好恶都是心的投射，而且往往是闲来无事的投射。物不“能”使我们快乐，还有一个证据：它所给的快乐维持不了多久。凡不是必需品的东西，很快就让人腻了。而我们对一只心爱的杯子、一条心爱的牛仔裤的珍惜，却会随着每一次使用而增加——直到某位好心的朋友又送来一只新的。</w:t>
       </w:r>
     </w:p>
     <w:p>
@@ -4350,7 +4383,7 @@
         <w:rPr>
           <w:rFonts w:ascii="SimSun" w:cs="SimSun" w:eastAsia="SimSun" w:hAnsi="SimSun"/>
         </w:rPr>
-        <w:t xml:space="preserve">我们嫌自己的电子产品和机器功能不如新款多；可我们手头这些设备的功能，究竟还有多少压根没用过，以至于换新显得那么理所当然？对“最新”的贪求把我们困住，逼着我们重新给脑子布线，去想要一个新的东西——这是再耗时不过的工程，而且毫无实在的意义。</w:t>
+        <w:t xml:space="preserve">我们嫌自己的电子产品和机器功能不如新款多；可我们手头这些设备的功能，究竟还有多少压根没用过？既然如此，换新又凭什么显得理所当然？对“最新”的贪求把我们困住，逼着我们重新给脑子布线，去想要一个新的东西——这是再耗时不过的工程，而且毫无实在的意义。</w:t>
       </w:r>
     </w:p>
     <w:p>
@@ -4398,7 +4431,7 @@
         <w:rPr>
           <w:rFonts w:ascii="SimSun" w:cs="SimSun" w:eastAsia="SimSun" w:hAnsi="SimSun"/>
         </w:rPr>
-        <w:t xml:space="preserve">我们做对了这件事、能够及时收住自己的时候，往往会发现自己没那么多疑虑了。“我这个决定做对了吗？”我们会这样嘀咕。如果我们不再用“对”和“错”去想，只是把它当作一个“决定”，抱着“出错本属常事”的态度，这个决定就不那么让人忧心了。这样反复地做，能让我们更坚定，也更少疑惑。</w:t>
+        <w:t xml:space="preserve">我们做了该做的事、能够及时收住自己的时候，往往会发现自己没那么多疑虑了。“我这个决定做对了吗？”我们会这样嘀咕。如果我们不再用“对”和“错”去想，只是把它当作一个“决定”，抱着“出错本属常事”的态度，这个决定就不那么让人忧心了。这样反复地做，能让我们更坚定，也更少疑惑。</w:t>
       </w:r>
     </w:p>
     <w:p>
@@ -4434,31 +4467,31 @@
         <w:rPr>
           <w:rFonts w:ascii="SimSun" w:cs="SimSun" w:eastAsia="SimSun" w:hAnsi="SimSun"/>
         </w:rPr>
-        <w:t xml:space="preserve">想象力的破产，从“购物是闲暇时最爱的消遣”这个简单事实上就看得出来。如果我们趁着身强体健就只顾吃喝作乐，那我们就会一直这么下去，哪怕种种迹象都在告诉我们：下坡路越走越快，而刹车皮早已磨光。等到撞上墙的那一刻，我们根本不知道发生了什么。</w:t>
-      </w:r>
-    </w:p>
-    <w:p>
-      <w:pPr>
-        <w:spacing w:after="120" w:line="340"/>
-        <w:ind w:firstLine="480"/>
-      </w:pPr>
-      <w:r>
-        <w:rPr>
-          <w:rFonts w:ascii="SimSun" w:cs="SimSun" w:eastAsia="SimSun" w:hAnsi="SimSun"/>
-        </w:rPr>
-        <w:t xml:space="preserve">凡事都有其时节，“身强体健”也有它的时节；可我们忘了这一点，往往只想一直收割，却不肯播下更新的种子。酗酒、肥胖、乖戾、抑郁、错乱，都是我们失了时节感之后显而易见的病。与生命的潮起潮落保持和谐，至关重要。只要我们知道什么时候该踩刹车、什么时候该收油滑行，那堵墙就用不着来提醒我们了。</w:t>
-      </w:r>
-    </w:p>
-    <w:p>
-      <w:pPr>
-        <w:spacing w:after="120" w:line="340"/>
-        <w:ind w:firstLine="480"/>
-      </w:pPr>
-      <w:r>
-        <w:rPr>
-          <w:rFonts w:ascii="SimSun" w:cs="SimSun" w:eastAsia="SimSun" w:hAnsi="SimSun"/>
-        </w:rPr>
-        <w:t xml:space="preserve">派对散场、人都回家之后，我们要不要继续庆祝，是我们自己的选择。我们共处的这个世界如此多样，正说明每一种生活方式都有它的位置，每一种生活方式都可以成为通向开悟的路。若能顺着水流的方向走，并且守在水流之中，找到自己的路就容易些。圆满在喜马拉雅的山洞里并不比在曼哈顿的摩天楼里更容易寻得——尽管住在这两处的人，有时都以为钥匙在对方手上。</w:t>
+        <w:t xml:space="preserve">想象力的破产，从“购物是闲暇时最爱的消遣”这个简单事实上就看得出来。如果我们趁着身强体健就只顾吃喝作乐，那我们就会这样一直过下去，能撑多久撑多久，哪怕种种迹象都在告诉我们：下坡路越走越快，而刹车皮早已磨光。等到撞上墙的那一刻，我们根本不知道发生了什么。</w:t>
+      </w:r>
+    </w:p>
+    <w:p>
+      <w:pPr>
+        <w:spacing w:after="120" w:line="340"/>
+        <w:ind w:firstLine="480"/>
+      </w:pPr>
+      <w:r>
+        <w:rPr>
+          <w:rFonts w:ascii="SimSun" w:cs="SimSun" w:eastAsia="SimSun" w:hAnsi="SimSun"/>
+        </w:rPr>
+        <w:t xml:space="preserve">凡事都有其时节，“身强体健”也有它的时节；可我们忘了这一点，往往只想一直收割，却不为来日的复苏播下种子。酗酒、肥胖、乖戾、抑郁、错乱，都是我们失了时节感之后显而易见的病。与生命的潮起潮落保持和谐，至关重要。只要我们知道什么时候该踩刹车、什么时候该收油滑行，那堵墙就用不着来提醒我们了。</w:t>
+      </w:r>
+    </w:p>
+    <w:p>
+      <w:pPr>
+        <w:spacing w:after="120" w:line="340"/>
+        <w:ind w:firstLine="480"/>
+      </w:pPr>
+      <w:r>
+        <w:rPr>
+          <w:rFonts w:ascii="SimSun" w:cs="SimSun" w:eastAsia="SimSun" w:hAnsi="SimSun"/>
+        </w:rPr>
+        <w:t xml:space="preserve">派对早已散场、人都回了家，我们还要不要继续庆祝，是我们自己的选择。我们共处的这个世界如此多样，正说明每一种生活方式都有它的位置，每一种生活方式都可以成为通向开悟的路。若能顺着水流的方向走，并且守在水流之中，找到自己的路就容易些。圆满在喜马拉雅的山洞里并不比在曼哈顿的摩天楼里更容易寻得——尽管住在这两处的人，有时都以为钥匙在对方手上。</w:t>
       </w:r>
     </w:p>
     <w:p>
@@ -4518,7 +4551,7 @@
         <w:rPr>
           <w:rFonts w:ascii="SimSun" w:cs="SimSun" w:eastAsia="SimSun" w:hAnsi="SimSun"/>
         </w:rPr>
-        <w:t xml:space="preserve">不过，常识够用的时候，我们还是先别忙着讲宗教。正如凡出生的人都会长出智齿，也正如人除了生命最初的那几个阶段之外，都不再需要别人替自己嚼饭，常识同样会自行浮现来指引我们，使我们除了最有智慧的人之外，无须四处求教。我们本来就能应付人生的曲折起伏；只要能避开途中的纠缠，我们是会去避的。可众所周知，那些纠缠十分诱人，而我们的抵抗力又薄弱，结果我们把自己引进陌生的地界，除了自己无人可怪——虽然我们照旧怪，而且怪得很勤。</w:t>
+        <w:t xml:space="preserve">不过，常识够用的时候，我们还是先别忙着讲宗教。正如凡出生的人必定都会长出智齿以及别的牙齿，好让自己除了生命最初的那几个阶段之外，都不再需要别人替自己嚼饭，常识同样会自行浮现来指引我们，使我们除了最有智慧的人之外，无须四处求教。我们本来就能应付人生的曲折起伏；只要能避开途中的纠缠，我们是会去避的。可众所周知，那些纠缠十分诱人，而我们的抵抗力又薄弱，结果我们把自己引进陌生的地界，除了自己无人可怪——虽然我们照样会去怪别人，而且怪得很勤。</w:t>
       </w:r>
     </w:p>
     <w:p>
@@ -4694,7 +4727,7 @@
         <w:rPr>
           <w:rFonts w:ascii="SimSun" w:cs="SimSun" w:eastAsia="SimSun" w:hAnsi="SimSun"/>
         </w:rPr>
-        <w:t xml:space="preserve">当然，道是自己找上门来，还是要我们去力争，取决于我们如何立心、如何度过此生；但看来只要有加持，要有意识地进入梦境、并在梦中保持清醒，应该不会太难。梦瑜伽（梦观成就法）虽然与那洛六法中的其余诸法一样，被视为高阶的修法，但作为初学者，我们或许也能做出几分近似的尝试。</w:t>
+        <w:t xml:space="preserve">当然，道是自己找上门来，还是要我们去力争，取决于我们如何立心、如何度过此生；但看来只要有加持，要有意识地进入梦境、并在梦中保持清醒，应该不会太难。梦瑜伽（Dream Yoga）虽然与那洛六法中的其余诸法一样，被视为高阶的修法，但作为初学者，我们或许也能做出几分近似的尝试。</w:t>
       </w:r>
     </w:p>
     <w:p>
@@ -4863,7 +4896,7 @@
         <w:rPr>
           <w:rFonts w:ascii="SimSun" w:cs="SimSun" w:eastAsia="SimSun" w:hAnsi="SimSun"/>
         </w:rPr>
-        <w:t xml:space="preserve">弗雷德那种缓慢的节奏，自然意味着与通常的念法相比，音节与音节之间的空档被大大拉长了。显然，这与前面提到的“拉长前念与后念之间的间隙”是一脉相承的。音节之间的这段时间当然会招来攀缘，唯有靠提起的觉知才能挡住它——这种觉知，与禅宗“参话头</w:t>
+        <w:t xml:space="preserve">弗雷德那种缓慢的节奏，自然意味着与通常的念法相比，音节与音节之间的空档被大大拉长了。显然，这与前面提到的“拉长前念与后念之间的间隙”是一脉相承的。音节之间的这段时间当然会招来散乱，唯有靠提起的觉知才能挡住它——这种觉知，与禅宗“参话头</w:t>
       </w:r>
       <w:r>
         <w:rPr>
@@ -4943,7 +4976,7 @@
         <w:rPr>
           <w:rFonts w:ascii="SimSun" w:cs="SimSun" w:eastAsia="SimSun" w:hAnsi="SimSun"/>
         </w:rPr>
-        <w:t xml:space="preserve">我们一天中所做的一切与禅修之间，不应有一道生硬的界线。这条界线应当是模糊的。我们要把禅修与其余一切这两个领域交融在一起。到了该坐下来持咒的时候，应当能平顺地进入，几乎不受打断，也不需要刻意调整心态。最好是怀着热忱去期待它，就像期待与朋友相约一样。这个比方很贴切，因为静静持咒用功的时光，正如一段好友谊那样滋养人。瑜伽士能在偏远之地独居多年，又有什么奇怪的呢？</w:t>
+        <w:t xml:space="preserve">我们一天中所做的一切与禅修之间，不应有一道生硬的界线。这条界线应当是模糊的。我们要把禅修与其余一切这两个领域交融在一起。到了该坐下来持咒的时候，应当能平顺地进入，几乎不受打断，也不需要刻意调整心态。最好是怀着热忱去期待它，就像期待与朋友相约一样。这个比方很贴切，因为静静持咒用功的时光，正如一段好友谊那样滋养人。瑜伽士能安然在偏远之地独居多年，又有什么奇怪的呢？</w:t>
       </w:r>
     </w:p>
     <w:p>
@@ -5005,7 +5038,7 @@
         <w:rPr>
           <w:rFonts w:ascii="SimSun" w:cs="SimSun" w:eastAsia="SimSun" w:hAnsi="SimSun"/>
         </w:rPr>
-        <w:t xml:space="preserve">修行极难。回顾五十年的修持，尤其是出家的那十年，我真不知道自己当年是怎么活下来的。但因为那时我的功夫完全向内用，戒愿也守得严谨，所以当下从未觉得难。本该如此。外人看我们，会觉得修学佛法多么艰难；而身在其中的我们，却几乎觉察不到有什么事情在发生。事实上，上人赐给我的那幅字轴里有一句话：“修行人不觉有事。”我们就像梦中人，做着种种不凡的事。</w:t>
+        <w:t xml:space="preserve">修行极难。回顾五十年的修持，尤其是出家的那十年，我真不知道自己当年是怎么活下来的——这话毫不夸张。但因为那时我的功夫完全向内用，戒愿也守得严谨，所以当下从未觉得难。本该如此。外人看我们，会觉得修学佛法多么艰难；而身在其中的我们，却几乎觉察不到有什么事情在发生。事实上，上人赐给我的那幅字轴里有一句话：“修行人不觉有事。”我们就像梦中人，做着种种不凡的事。</w:t>
       </w:r>
     </w:p>
     <w:p>
@@ -5102,7 +5135,7 @@
         <w:rPr>
           <w:rFonts w:ascii="SimSun" w:cs="SimSun" w:eastAsia="SimSun" w:hAnsi="SimSun"/>
         </w:rPr>
-        <w:t xml:space="preserve">宣化上人常说的一句话是：“你所需要的，只是一颗诚心。”在我打基础的那些年里，一想起这句话，就多次得到加持。诸如咒持得对不对、该持多久、快些还是慢些、睁眼还是闭眼、出声还是默念，这一类程序上的疑惑，只能保证我的修行一步也走不动。上述这些细节，只要我们尽好本分——按时上座，把禅修与研读的时长固定下来——自然会迎刃而解。起初的用功难免不够有效率，但只要坚持下去，门路自会作为用功的副产品，不求而自来。</w:t>
+        <w:t xml:space="preserve">宣化上人常说的一句话是：“你所需要的，只是一颗诚心。”在我打基础的那些年里，每每想起这句话，我都得到加持。诸如咒持得对不对、该持多久、快些还是慢些、睁眼还是闭眼、出声还是默念，这一类程序上的疑惑，只能保证我的修行一步也走不动。上述这些细节，只要我们尽好本分——按时上座，把禅修与研读的时长固定下来——自然会迎刃而解。起初的用功难免不够有效率，但只要坚持下去，门路自会作为用功的副产品，不求而自来。</w:t>
       </w:r>
     </w:p>
     <w:p>
@@ -5153,24 +5186,24 @@
         <w:rPr>
           <w:rFonts w:ascii="SimSun" w:cs="SimSun" w:eastAsia="SimSun" w:hAnsi="SimSun"/>
         </w:rPr>
-        <w:t xml:space="preserve">对同修道友的这份责任，应当成为我们不容懈怠的强大动力，而这份动力，正是随众共修而非独自摸索的好处之一。一位懈怠的禅修老手，对道友的支持还比不上一位精进的初学者。宣化上人花在帮助一个诚心初学者身上的时间，远多于花在一个懈怠却有功夫的修行人身上。要赢得善知识的垂顾，靠的是诚，而不是功夫。</w:t>
-      </w:r>
-    </w:p>
-    <w:p>
-      <w:pPr>
-        <w:spacing w:after="120" w:line="340"/>
-      </w:pPr>
-    </w:p>
-    <w:p>
-      <w:pPr>
-        <w:spacing w:after="120" w:line="340"/>
-        <w:ind w:firstLine="480"/>
-      </w:pPr>
-      <w:r>
-        <w:rPr>
-          <w:rFonts w:ascii="SimSun" w:cs="SimSun" w:eastAsia="SimSun" w:hAnsi="SimSun"/>
-        </w:rPr>
-        <w:t xml:space="preserve">这里还可以补充一点：同修道友看到有人真下功夫时，反应也会积极得多，远胜于看到一个懈怠却有功夫的人。在尼泊尔时，我和一位玛囊（Manang）朋友吃午饭，他的一位朋友前来，为他们社区的一个人募一笔可观的捐款，用途是给这人盖房子。玛囊人是居住在喜马拉雅高山地区玛囊一带的一支很有自尊的族群。我的朋友向我解释说：只要有一个人看起来穷，那就是他们全体的脸面问题。所以整个社区都会帮助那些贫穷、无力维生的人。僧团也是如此。</w:t>
+        <w:t xml:space="preserve">对同修道友的这份责任，应当成为我们不容懈怠的强大动力，而这份动力，正是随众共修而非独自摸索的好处之一。一位懈怠的禅修老手，对道友的支持还比不上一位精进的初学者。宣化上人花在帮助一个诚心初学者身上的时间，远多于花在一个懈怠却有功夫的修行人身上。要赢得善知识的垂顾，靠的更多是诚，而不是功夫。</w:t>
+      </w:r>
+    </w:p>
+    <w:p>
+      <w:pPr>
+        <w:spacing w:after="120" w:line="340"/>
+      </w:pPr>
+    </w:p>
+    <w:p>
+      <w:pPr>
+        <w:spacing w:after="120" w:line="340"/>
+        <w:ind w:firstLine="480"/>
+      </w:pPr>
+      <w:r>
+        <w:rPr>
+          <w:rFonts w:ascii="SimSun" w:cs="SimSun" w:eastAsia="SimSun" w:hAnsi="SimSun"/>
+        </w:rPr>
+        <w:t xml:space="preserve">这里还可以补充一点：同修道友看到有人真下功夫时，反应也会积极得多，远胜于看到一个懈怠却有功夫的人。在尼泊尔时，我和一位马南（Manang）朋友吃午饭，他的一位朋友前来，为他们社区的一个人募一笔可观的捐款，用途是给这人盖房子。马南人是居住在喜马拉雅高山地区马南一带的一支很有自尊的族群。我的朋友向我解释说：只要有一个人看起来穷，那就是他们全体的脸面问题。所以整个社区都会帮助那些贫穷、无力维生的人。僧团也是如此。</w:t>
       </w:r>
     </w:p>
     <w:p>
@@ -5215,7 +5248,7 @@
         <w:rPr>
           <w:rFonts w:ascii="SimSun" w:cs="SimSun" w:eastAsia="SimSun" w:hAnsi="SimSun"/>
         </w:rPr>
-        <w:t xml:space="preserve">然而，随着我们多方兼修渐趋成熟——通常在三年或更短的时间内——与某些修法之间的自然相应就会浮现出来；那时我们便可以开始把重心更多地放在与自己相应的法门上，把不相应的剔除掉。老话说“一法通，万法通”，其中确有几分真实，这也是多种修法有时会汇归为一种修法的原因。诸法彼此相通，互相映照。</w:t>
+        <w:t xml:space="preserve">然而，随着我们多方兼修渐趋成熟——通常在三年或更短的时间内——与某些修法之间的自然相应就会浮现出来；那时我们便可以开始把重心更多地放在与自己相应的法门上，把不相应的剔除掉。老话说“一法通，万法通”，其中颇有道理，这也是多种修法有时会汇归为一种修法的一个原因。诸法彼此相通，互相映照。</w:t>
       </w:r>
     </w:p>
     <w:p>
@@ -5266,24 +5299,24 @@
         <w:rPr>
           <w:rFonts w:ascii="SimSun" w:cs="SimSun" w:eastAsia="SimSun" w:hAnsi="SimSun"/>
         </w:rPr>
-        <w:t xml:space="preserve">疲劳是个非常非常要紧的问题，而把我们逼到那一步的，往往是我执。持咒的遍数或打坐的钟点，并不代表效果。我曾亲眼见过有功夫的禅者一坐下、心一收，立刻进入气息俱停的三昧。也有的瑜伽士日复一日就那么坐着。但没有人是为了坐而坐。一位有功夫的禅者，坐到这一座圆满为止，不多也不少。重点永远在质量上——我知道这是个相对的说法。但我们每个人都必须认得出：这一座结束了，该去做别的了。</w:t>
-      </w:r>
-    </w:p>
-    <w:p>
-      <w:pPr>
-        <w:spacing w:after="120" w:line="340"/>
-      </w:pPr>
-    </w:p>
-    <w:p>
-      <w:pPr>
-        <w:spacing w:after="120" w:line="340"/>
-        <w:ind w:firstLine="480"/>
-      </w:pPr>
-      <w:r>
-        <w:rPr>
-          <w:rFonts w:ascii="SimSun" w:cs="SimSun" w:eastAsia="SimSun" w:hAnsi="SimSun"/>
-        </w:rPr>
-        <w:t xml:space="preserve">下座之后我们所做的“别的事”，应当能支持整体的修行。我认识一些人会捧起书本读上几个小时（禅修往往让心对研读格外亲和），也有人拿起园艺工具去园子里干活，还有人扫寺院的院子、打扫佛殿、切菜，或者像我一样去洗厕所、开车巡逻、修剪草坪。这些选择没有高下之分，因为它们都提供了在动中修正念的机会。我们也需要运动，心也需要多样的刺激。</w:t>
+        <w:t xml:space="preserve">疲劳是个非常非常要紧的问题，而把我们逼到那一步的，往往是我执。持咒的遍数或打坐的钟点，并不代表效果。我曾亲眼见过有功夫的禅者一坐下、心一收，立刻进入气息俱停的三昧。也有的瑜伽士能以那样的状态日复一日地坐下去。但没有人是为了坐而坐。一位有功夫的禅者，坐到这一座圆满为止，不多也不少。重点永远在质量上——我知道这是个相对的说法。但我们每个人都必须认得出：这一座结束了，该去做别的了。</w:t>
+      </w:r>
+    </w:p>
+    <w:p>
+      <w:pPr>
+        <w:spacing w:after="120" w:line="340"/>
+      </w:pPr>
+    </w:p>
+    <w:p>
+      <w:pPr>
+        <w:spacing w:after="120" w:line="340"/>
+        <w:ind w:firstLine="480"/>
+      </w:pPr>
+      <w:r>
+        <w:rPr>
+          <w:rFonts w:ascii="SimSun" w:cs="SimSun" w:eastAsia="SimSun" w:hAnsi="SimSun"/>
+        </w:rPr>
+        <w:t xml:space="preserve">下座之后我们所做的“别的事”，应当能支持整体的修行。我认识一些人会捧起书本读上几个小时（禅修往往让心格外乐于研读），也有人拿起园艺工具去园子里干活，还有人扫寺院的院子、打扫佛殿、切菜，或者像我一样去洗厕所、开车巡逻、修剪草坪。这些选择没有高下之分，因为它们都提供了在动中修正念的机会。我们也需要运动，心也需要多样的刺激。</w:t>
       </w:r>
     </w:p>
     <w:p>
@@ -5413,7 +5446,7 @@
         <w:rPr>
           <w:rFonts w:ascii="SimSun" w:cs="SimSun" w:eastAsia="SimSun" w:hAnsi="SimSun"/>
         </w:rPr>
-        <w:t xml:space="preserve">对有些人来说，所谓满足，就是探头探脑向外寻找心理刺激的那种满足。真正有用的刺激只能来自内在，因为别的一切都只会遮蔽它。可如果真是这样，我们为什么还向外求呢？难道我们的内在世界如此乏味？它若显得乏味，只是因为我们还没有把自己练到能在其中安住得够久。看不见它的神奇，并不等于神奇不在。过在我们，不在心。</w:t>
+        <w:t xml:space="preserve">对有些人来说，所谓满足，就是甘冒风险、向外寻求心理刺激的那种满足。真正有用的刺激只能来自内在，因为别的一切都只会遮蔽它。可如果真是这样，我们为什么还向外求呢？难道我们的内在世界如此乏味？它若显得乏味，只是因为我们还没有把自己练到能在其中安住得够久。看不见它的神奇，并不等于神奇不在。过在我们，不在心。</w:t>
       </w:r>
     </w:p>
     <w:p>
@@ -5447,7 +5480,7 @@
         <w:rPr>
           <w:rFonts w:ascii="SimSun" w:cs="SimSun" w:eastAsia="SimSun" w:hAnsi="SimSun"/>
         </w:rPr>
-        <w:t xml:space="preserve">问题的一部分在于：我们是很好的求取者，却是很差的领受者。我们懂得如何得到自己想要的，却不懂如何敞开心去领受自己真正需要的。我们可以学着让自己做好准备，去承接加持。但我们那种志在必得的进取心态，反倒可能断送了这番努力。</w:t>
+        <w:t xml:space="preserve">问题的一部分在于：我们是很好的求取者，却是很差的领受者。我们懂得如何得到自己想要的，却不懂如何敞开心去领受自己真正需要的。我们可以学着让自己做好准备，去承接加持。但我们一心强求满足的急切心态，反倒可能断送了这番努力。</w:t>
       </w:r>
     </w:p>
     <w:p>
@@ -5634,7 +5667,7 @@
         <w:rPr>
           <w:rFonts w:ascii="SimSun" w:cs="SimSun" w:eastAsia="SimSun" w:hAnsi="SimSun"/>
         </w:rPr>
-        <w:t xml:space="preserve">持咒或坐禅时，时间似乎过得飞快；但（除非人已在定中）之所以如此，是因为在这类修法里，背景中的种种思绪可以毫不受阻地继续运转。胡思乱想可以很有娱乐性，而且常被开脱为无害——只要咒还在，或者我们还双盘面壁、还在观呼吸（虽说观呼吸对胡思乱想的容忍度要低一些）。心分成两半，是很常见的事。相形之下，观察修（分析式的禅修）对胡思乱想毫不留情：我们不可能一边胡思乱想一边推究。这正是观察修比其他多数禅修方式更为有效的原因之一，但它也要求更多的耐心与技巧。</w:t>
+        <w:t xml:space="preserve">持咒或坐禅时，时间似乎过得飞快；但（除非人已在定中）之所以如此，是因为在这类修法里，背景中的种种思绪可以毫不受阻地继续运转。胡思乱想可以很有娱乐性，而且常被开脱为无害——只要咒还在，或者我们还双盘面壁、还在观呼吸（虽说观呼吸对胡思乱想的容忍度要低一些）。心分成两半，是很常见的事。相形之下，观察修对胡思乱想毫不留情：我们不可能一边胡思乱想一边推究。这正是观察修比其他多数禅修方式更为有效的原因之一，但它也要求更多的耐心与技巧。</w:t>
       </w:r>
     </w:p>
     <w:p>
@@ -5685,7 +5718,7 @@
         <w:rPr>
           <w:rFonts w:ascii="SimSun" w:cs="SimSun" w:eastAsia="SimSun" w:hAnsi="SimSun"/>
         </w:rPr>
-        <w:t xml:space="preserve">但“我是谁”并不是故意刁难的怪题。它的答案只以启示的方式向参究者本人到来，对其他任何人都毫无意义。这就是为什么开悟常被形容为“不可言说”。真正参究并明白这一点的人，都知道自己是要打一场长久的仗，知道自己必须学会爱上道路本身——因为那个目标遥不可及，而一旦到达，又没有任何可执取、可言说的东西。我们正是通过证悟到“那个目标想它也没有意义，更不用说去谈论”，才发生了根本的转变。</w:t>
+        <w:t xml:space="preserve">但“我是谁”并不是故意刁难的怪题。它的答案只以启示的方式向参究者本人显现，对其他任何人都毫无意义。这就是为什么开悟常被形容为“不可言说”。修自我参究而又明白这一点的人，都知道自己是要打一场长久的仗，知道自己必须学会爱上道路本身——因为那个目标远而难寻，而一旦到达，又没有任何可执取、可言说的东西。我们正是通过证悟到“那个目标想它也没有意义，更不用说去谈论”，才发生了根本的转变。</w:t>
       </w:r>
     </w:p>
     <w:p>
@@ -5764,24 +5797,24 @@
         <w:rPr>
           <w:rFonts w:ascii="SimSun" w:cs="SimSun" w:eastAsia="SimSun" w:hAnsi="SimSun"/>
         </w:rPr>
-        <w:t xml:space="preserve">佛教认为，在死亡与受生之间，我们要经过一处朦胧不明的境地，称为“中阴”（bardo），即死与生之间的境域。我们在中阴里停留多久，更要紧的是我们在那里的种种经历，若能事先熟知其中的路标、讯号、地形与话语，便会对我们大为有利；凡此种种，古今证悟的圣者都曾费尽心血地记述过，其中最著名的无疑是《中阴闻教得度》（Bardo Thodol）——一部赫赫有名而又极为详尽的指南，教人如何应对死与生“之间”的重重曲折。</w:t>
-      </w:r>
-    </w:p>
-    <w:p>
-      <w:pPr>
-        <w:spacing w:after="120" w:line="340"/>
-      </w:pPr>
-    </w:p>
-    <w:p>
-      <w:pPr>
-        <w:spacing w:after="120" w:line="340"/>
-        <w:ind w:firstLine="480"/>
-      </w:pPr>
-      <w:r>
-        <w:rPr>
-          <w:rFonts w:ascii="SimSun" w:cs="SimSun" w:eastAsia="SimSun" w:hAnsi="SimSun"/>
-        </w:rPr>
-        <w:t xml:space="preserve">这些教人死亡的手册，同样也包括如何有准备地离去、又有准备地再入。我们多数人都会在迷惑、脆弱、无助中死去，也会以同样的方式再入身躯。但事情本不必如此。只要肯花些时间研究从死亡到受生这段旅程的路线图，情形就可以好得多。“我死后会去哪里？”“我究竟还有没有来生？”——这些问题，尤其是第一个，我们不愿向自己提起，因为我们对这类讨论所必需的整套框架十分陌生。</w:t>
+        <w:t xml:space="preserve">佛教认为，在死亡与受生之间，我们要经过一处朦胧不明的境地，称为“中阴”（bardo），即死与生之间的境域。我们在中阴里停留多久，更要紧的是我们在那里的种种经历，若能事先熟知其中的路标、讯号、地形与话语，便会对我们大为有利；凡此种种，古今心地明澈的圣者都曾费尽心血地记述过，其中最著名的无疑是《中阴闻教得度》（Bardo Thodol）——一部赫赫有名而又极为详尽的指南，教人如何应对死与生“之间”的重重曲折。</w:t>
+      </w:r>
+    </w:p>
+    <w:p>
+      <w:pPr>
+        <w:spacing w:after="120" w:line="340"/>
+      </w:pPr>
+    </w:p>
+    <w:p>
+      <w:pPr>
+        <w:spacing w:after="120" w:line="340"/>
+        <w:ind w:firstLine="480"/>
+      </w:pPr>
+      <w:r>
+        <w:rPr>
+          <w:rFonts w:ascii="SimSun" w:cs="SimSun" w:eastAsia="SimSun" w:hAnsi="SimSun"/>
+        </w:rPr>
+        <w:t xml:space="preserve">这些关于临终的手册，同样也包括如何有准备地离去、又有准备地再入。我们多数人都会在迷惑、脆弱、无助中死去，也会以同样的方式再入身躯。但事情本不必如此。只要肯花些时间研究从死亡到受生这段旅程的路线图，情形就可以好得多。“我死后会去哪里？”“如果有来生，我的来生会是怎样？”——这些问题，尤其是第一个，我们不愿向自己提起，因为我们对这类讨论所必需的整套框架十分陌生。</w:t>
       </w:r>
     </w:p>
     <w:p>
@@ -5832,7 +5865,7 @@
         <w:rPr>
           <w:rFonts w:ascii="SimSun" w:cs="SimSun" w:eastAsia="SimSun" w:hAnsi="SimSun"/>
         </w:rPr>
-        <w:t xml:space="preserve">看今天的人如何推广禅修——说它是培养正念、借以改善生活的手段——我们几乎猜不到，它同样也是从此生过渡到来生的手段。大多数现代老师对这一部分避而不谈。只要我们稍加用功，去考察佛陀与古代仙人（rishi，也包括基督）的原初教导，就会发现一切佛经、圣典及其注疏，谈论来世的分量丝毫不亚于谈论我们眼下所过的这种好日子。</w:t>
+        <w:t xml:space="preserve">看今天的人如何推广禅修——说它是培养正念、借以改善生活的手段——我们几乎猜不到，它同样也是从此生过渡到来生的手段。大多数现代老师对这一部分避而不谈。只要我们稍加用功，去考察佛陀以及包括基督在内的古代仙人（rishi）的原初教导，就会发现一切佛经、圣典及其注疏，谈论来世的分量丝毫不亚于谈论我们眼下所过的这种好日子。</w:t>
       </w:r>
     </w:p>
     <w:p>
@@ -5883,7 +5916,7 @@
         <w:rPr>
           <w:rFonts w:ascii="SimSun" w:cs="SimSun" w:eastAsia="SimSun" w:hAnsi="SimSun"/>
         </w:rPr>
-        <w:t xml:space="preserve">那些认识到死亡与无身之艺术的人，其卓绝的智慧毋庸置疑。而身为健康美丽的标本，我们被“活着”迷得神魂颠倒，几乎察觉不到自身存在的另一面，并因这份疏忽而受苦良多。</w:t>
+        <w:t xml:space="preserve">那些认识到死亡与无身之艺术的人，其卓绝的智慧毋庸置疑。而正因身体健康、容貌姣好，我们被“活着”迷得神魂颠倒，几乎察觉不到自身存在的另一面，并因这份疏忽而受苦良多。</w:t>
       </w:r>
     </w:p>
     <w:p>
@@ -5934,7 +5967,7 @@
         <w:rPr>
           <w:rFonts w:ascii="SimSun" w:cs="SimSun" w:eastAsia="SimSun" w:hAnsi="SimSun"/>
         </w:rPr>
-        <w:t xml:space="preserve">佛法修持的大部分是一段孤独的旅程，而处理死亡、过渡到来世与受生这一面的佛法尤其如此。我们独自来到这世间，也将独自离去；同样，我们也可能得独自用功，去修习这“有准备地放手”之道。这个提议听来固然毫无吸引力，但只要我们尽了自己的本分，就会招感来许多加持。</w:t>
+        <w:t xml:space="preserve">佛法修持的大部分是一段孤独的旅程，而处理死亡、过渡到来世与受生这一面的佛法尤其如此。我们独自来到这世间，也将独自离去；因此，我们也可能得独自用功，去修习这“有准备地放手”之道。这个提议听来固然毫无吸引力，但只要我们尽了自己的本分，就会招感来许多加持。</w:t>
       </w:r>
     </w:p>
     <w:p>
@@ -5996,7 +6029,7 @@
         <w:rPr>
           <w:rFonts w:ascii="SimSun" w:cs="SimSun" w:eastAsia="SimSun" w:hAnsi="SimSun"/>
         </w:rPr>
-        <w:t xml:space="preserve">从事日常活动是容易的，即便那是极其复杂、需要相当技巧的活动。因为寻常事务熟悉，它们让我们觉得自己在做有意义的事，又不至于枯燥乏味。相比之下，一切参究式的禅修，永远像是上班的第一天——只不过这样的“第一天”可以、而且常常一拖就是三位数。在我们运用心的其他领域里，对与错扮演着重要角色，帮我们判断事情做得对不对；而禅修与参究中的“对”与“错”却程度不明，没有一个可以让我们咬得住的明确答案。在其他动用心思的领域，我们会别扭，直到“上手”为止，一旦上手便能驾轻就熟。但禅修却像走在流沙上：今天管用的，明天未必管用。所有的禅修手册都强调心的柔软堪能，这又有什么奇怪的呢？</w:t>
+        <w:t xml:space="preserve">从事日常活动是容易的，即便那是极其复杂、需要相当技巧的活动。因为寻常事务熟悉，它们让我们觉得自己在做有意义的事，又不至于枯燥乏味。相比之下，一切参究式的禅修，永远像是上班的第一天——只不过这样的“第一天”可能——而且常常——一拖就是上百天。在我们运用心的其他领域里，对与错扮演着重要角色，帮我们判断事情做得对不对；而禅修与参究虽也有某种程度的“对”与“错”，却没有一个可以让我们咬得住的明确答案。在其他动用心思的领域，我们会别扭，直到“上手”为止，一旦上手便能驾轻就熟。但禅修却像走在流沙上：今天管用的，明天未必管用。所有的禅修手册都强调心的柔软堪能，这又有什么奇怪的呢？</w:t>
       </w:r>
     </w:p>
     <w:p>
@@ -6047,58 +6080,58 @@
         <w:rPr>
           <w:rFonts w:ascii="SimSun" w:cs="SimSun" w:eastAsia="SimSun" w:hAnsi="SimSun"/>
         </w:rPr>
-        <w:t xml:space="preserve">沙弥或沙弥尼学会与嗔怒、淫欲以及其他扰动人心的情绪安然共处，或许大有益处，但对久修的行者却未必如此。持守梵行、收摄自制的规矩自有其位置，它教我们如何把这些能量导向禅修，转化为禅修的燃料。这门功夫一旦学会，这些情绪本不应再起，但有时仍会起来。这时候，压制也许就是错误的办法。</w:t>
-      </w:r>
-    </w:p>
-    <w:p>
-      <w:pPr>
-        <w:spacing w:after="120" w:line="340"/>
-      </w:pPr>
-    </w:p>
-    <w:p>
-      <w:pPr>
-        <w:spacing w:after="120" w:line="340"/>
-        <w:ind w:firstLine="480"/>
-      </w:pPr>
-      <w:r>
-        <w:rPr>
-          <w:rFonts w:ascii="SimSun" w:cs="SimSun" w:eastAsia="SimSun" w:hAnsi="SimSun"/>
-        </w:rPr>
-        <w:t xml:space="preserve">压制是一帖短效药，用起来只能听天由命。更好的办法是培养出把负面能量转向的本领。人各不同，有些人淫欲极强，或极易暴怒。事实上，暴怒往往正是被憋住的过盛淫欲所助燃。在佛法修持中，我们绝不应把自己逼到能够安然承受的限度之外。我们可以提升正念的力量、抵御诱惑，却不能指望百分之百成功。凡是能让我们不至于爆发、又不伤害任何人的办法，都应当去做；否则我们一定会伤害到人——伤不到别人，就伤到自己。</w:t>
-      </w:r>
-    </w:p>
-    <w:p>
-      <w:pPr>
-        <w:spacing w:after="120" w:line="340"/>
-      </w:pPr>
-    </w:p>
-    <w:p>
-      <w:pPr>
-        <w:spacing w:after="120" w:line="340"/>
-        <w:ind w:firstLine="480"/>
-      </w:pPr>
-      <w:r>
-        <w:rPr>
-          <w:rFonts w:ascii="SimSun" w:cs="SimSun" w:eastAsia="SimSun" w:hAnsi="SimSun"/>
-        </w:rPr>
-        <w:t xml:space="preserve">显而易见，如果我们领受过好的教导，就应当在自己的功课上主动用功，防止负面情绪或强烈欲望生起、酿成问题。一般而言，嗔与贪之所以生起，正是因为我们自己懈怠。扎实的日常功课几乎总能防患于未然。譬如强烈的性欲，未必就是负面的。一个性欲强的人，可供他调度的禅修能量也更多。如果他能把这股能量向内转——这个“如果”确实很大——他就会体认到这份本来会是负面情绪的东西所具有的正面潜能。嗔怒也是如此。若明知自己有这些强烈情绪，而能主动采取行动加以疏导，其负面的潜能便被扭转过来了。</w:t>
-      </w:r>
-    </w:p>
-    <w:p>
-      <w:pPr>
-        <w:spacing w:after="120" w:line="340"/>
-      </w:pPr>
-    </w:p>
-    <w:p>
-      <w:pPr>
-        <w:spacing w:after="120" w:line="340"/>
-        <w:ind w:firstLine="480"/>
-      </w:pPr>
-      <w:r>
-        <w:rPr>
-          <w:rFonts w:ascii="SimSun" w:cs="SimSun" w:eastAsia="SimSun" w:hAnsi="SimSun"/>
-        </w:rPr>
-        <w:t xml:space="preserve">当然，“疏导转向”正是密续修持的主题；密续与金刚乘一同被视为佛教最高深的修持体系。这是初学者不涉足的领域，在戒律与德行上根基未稳的人，避开它才是明智的。</w:t>
+        <w:t xml:space="preserve">沙弥或沙弥尼学会与嗔怒、淫欲以及其他扰动人心的情绪安然共处，或许大有益处，久修的行者则不然。持守梵行、收摄自制的规矩自有其位置，它教我们如何把这些能量导向禅修，转化为禅修的燃料。这门功夫一旦学会，这些情绪本不应再起，但有时仍会起来。这时候，压制也许就是错误的办法。</w:t>
+      </w:r>
+    </w:p>
+    <w:p>
+      <w:pPr>
+        <w:spacing w:after="120" w:line="340"/>
+      </w:pPr>
+    </w:p>
+    <w:p>
+      <w:pPr>
+        <w:spacing w:after="120" w:line="340"/>
+        <w:ind w:firstLine="480"/>
+      </w:pPr>
+      <w:r>
+        <w:rPr>
+          <w:rFonts w:ascii="SimSun" w:cs="SimSun" w:eastAsia="SimSun" w:hAnsi="SimSun"/>
+        </w:rPr>
+        <w:t xml:space="preserve">压制是一帖短效药，用起来只能听天由命。更好的办法是培养出把负面能量转向的本领。人各不同，有些人淫欲极强，或极易暴怒。事实上，暴怒可能正是由憋住的过盛淫欲所助燃。在佛法修持中，我们绝不应把自己逼到能够安然承受的限度之外。我们可以提升正念的力量、抵御诱惑，却不能指望百分之百成功。凡是能让我们不至于爆发、又不伤害任何人的办法，都应当去做；否则我们一定会伤害到人——伤不到别人，就伤到自己。</w:t>
+      </w:r>
+    </w:p>
+    <w:p>
+      <w:pPr>
+        <w:spacing w:after="120" w:line="340"/>
+      </w:pPr>
+    </w:p>
+    <w:p>
+      <w:pPr>
+        <w:spacing w:after="120" w:line="340"/>
+        <w:ind w:firstLine="480"/>
+      </w:pPr>
+      <w:r>
+        <w:rPr>
+          <w:rFonts w:ascii="SimSun" w:cs="SimSun" w:eastAsia="SimSun" w:hAnsi="SimSun"/>
+        </w:rPr>
+        <w:t xml:space="preserve">显而易见，如果我们领受过好的教导，就应当在自己的功课上主动用功，防止负面情绪或强烈欲望生起、酿成问题。一般而言，嗔与贪之所以生起，正是因为我们自己懈怠。扎实的日常功课几乎总能防患于未然。譬如强烈的性欲，未必就是负面的。一个性欲强的人，可供他调度的禅修能量也更多。如果他能把这股能量向内转——这个“如果”确实很大——他就能把这本来会是负面情绪的东西所蕴含的正面潜能发挥出来。嗔怒也是如此。若明知自己有这些强烈情绪，而能主动采取行动加以疏导，其负面的潜能便被扭转过来了。</w:t>
+      </w:r>
+    </w:p>
+    <w:p>
+      <w:pPr>
+        <w:spacing w:after="120" w:line="340"/>
+      </w:pPr>
+    </w:p>
+    <w:p>
+      <w:pPr>
+        <w:spacing w:after="120" w:line="340"/>
+        <w:ind w:firstLine="480"/>
+      </w:pPr>
+      <w:r>
+        <w:rPr>
+          <w:rFonts w:ascii="SimSun" w:cs="SimSun" w:eastAsia="SimSun" w:hAnsi="SimSun"/>
+        </w:rPr>
+        <w:t xml:space="preserve">当然，“疏导转向”正是密法修持的主题；密续与金刚乘一同被视为佛教最高深的修持体系。这是初学者不涉足的领域，在戒律与德行上根基未稳的人，避开它才是明智的。</w:t>
       </w:r>
     </w:p>
     <w:p>
@@ -6166,24 +6199,24 @@
         <w:rPr>
           <w:rFonts w:ascii="SimSun" w:cs="SimSun" w:eastAsia="SimSun" w:hAnsi="SimSun"/>
         </w:rPr>
-        <w:t xml:space="preserve">应当很清楚：修密续并不是满足淫欲的借口，尽管它常常被人拿来作此用途。密续无疑是佛教修持中最被误解的一项，而那些滥用它的人，必定是误解了它。</w:t>
-      </w:r>
-    </w:p>
-    <w:p>
-      <w:pPr>
-        <w:spacing w:after="120" w:line="340"/>
-      </w:pPr>
-    </w:p>
-    <w:p>
-      <w:pPr>
-        <w:spacing w:after="120" w:line="340"/>
-        <w:ind w:firstLine="480"/>
-      </w:pPr>
-      <w:r>
-        <w:rPr>
-          <w:rFonts w:ascii="SimSun" w:cs="SimSun" w:eastAsia="SimSun" w:hAnsi="SimSun"/>
-        </w:rPr>
-        <w:t xml:space="preserve">几乎所有的密法行者终其一生都持守梵行。即便是修为极高的密续大成就者，通常也不觉得需要伴侣；一旦需要，那往往也是一生一世的伴侣。密续修持固然需要伴侣，但那只在最高层次的修持上才如此——彼时一切寻常的淫念都已彻底消失。如果我们还有通常意义上的淫欲，就不能与伴侣共修密续，尽管可以独自修。</w:t>
+        <w:t xml:space="preserve">应当很清楚：修密法并不是满足淫欲的借口，尽管它常常被人拿来作此用途。密法无疑是佛教修持中最被误解的一项，而那些滥用它的人，必定是误解了它。</w:t>
+      </w:r>
+    </w:p>
+    <w:p>
+      <w:pPr>
+        <w:spacing w:after="120" w:line="340"/>
+      </w:pPr>
+    </w:p>
+    <w:p>
+      <w:pPr>
+        <w:spacing w:after="120" w:line="340"/>
+        <w:ind w:firstLine="480"/>
+      </w:pPr>
+      <w:r>
+        <w:rPr>
+          <w:rFonts w:ascii="SimSun" w:cs="SimSun" w:eastAsia="SimSun" w:hAnsi="SimSun"/>
+        </w:rPr>
+        <w:t xml:space="preserve">几乎所有的密法行者终其一生都持守梵行。即便是修为极高的密续大成就者，通常也不觉得需要伴侣；一旦需要，那往往也是一生一世的伴侣。密法修持固然需要伴侣，但那只在最高层次的修持上才如此——彼时一切寻常的淫念都已彻底消失。如果我们还有通常意义上的淫欲，就不能与伴侣共修密法，尽管可以独自修。</w:t>
       </w:r>
     </w:p>
     <w:p>
@@ -6234,7 +6267,7 @@
         <w:rPr>
           <w:rFonts w:ascii="SimSun" w:cs="SimSun" w:eastAsia="SimSun" w:hAnsi="SimSun"/>
         </w:rPr>
-        <w:t xml:space="preserve">去教堂是为了演奏或聆听音乐，这固然不是最高的动机，却也无伤大雅，因为音乐是我们自身的一种创造性表达，培养它可以视为自利利他的事。但淫欲不是创造性的表达，若以为借“神圣的双运”来修密续便能圆满开悟的智见，最终只会以灾难收场。密续典籍对一切想把密续挪作此用的人，都给出了充分的警告与免责之词，然而并非人人都肯听从。更糟的是，缺乏辨别力的人可能加入伪密续团体，这类团体不但误导人，还以密续之名鼓励不良行为与仪式化的性交。</w:t>
+        <w:t xml:space="preserve">去教堂是为了演奏或聆听音乐，这固然不是最高的动机，却也无伤大雅，因为音乐是我们自身的一种创造性表达，培养它可以视为自利利他的事。但淫欲不是创造性的表达，若以为借“神圣的双运”来修密法便能圆满开悟的观慧，最终只会以灾难收场。密续典籍对一切想把密续挪作此用的人，都给出了充分的警告与免责之词，然而并非人人都肯听从。更糟的是，缺乏辨别力的人可能加入伪密续团体，这类团体不但误导人，还以密续之名鼓励不良行为与仪式化的性交。</w:t>
       </w:r>
     </w:p>
     <w:p>
@@ -6285,7 +6318,7 @@
         <w:rPr>
           <w:rFonts w:ascii="SimSun" w:cs="SimSun" w:eastAsia="SimSun" w:hAnsi="SimSun"/>
         </w:rPr>
-        <w:t xml:space="preserve">夫妻常常并不相合，但这并不意味着他们是仇敌。欲望与觉照也是如此：二者不相合，却不是仇敌。如果我们错把欲望当作敌人，就会想除掉它、堵住它，而这两件事都不可能做到。我们却可以善用它，而这实在是唯一行得通的办法。一切瑜伽与禅修的技巧，都旨在帮助我们懂得如何运用自身的微细能量，懂得欲望不过是极微细能量的粗重显现。倘若我们明白性欲只是一种精微潜能未经提炼的显现，那么与其在它的粗重形态上开采，不如将它提炼，直接体验它的微细层面。在这里，觉照就像精炼过的油，能够推动原油所推不动的东西。</w:t>
+        <w:t xml:space="preserve">夫妻常常并不相合，但这并不意味着他们是仇敌。欲望与觉照也是如此：二者不相合，却不是仇敌。如果我们错把欲望当作敌人，就会想除掉它、堵住它，而这两件事都不可能做到。我们却可以善用它，而这实在是唯一行得通的办法。一切瑜伽与禅修的技巧，都旨在帮助我们懂得如何运用自身的微细能量，懂得欲望不过是极微细能量的粗重显现。倘若我们明白性欲只是一种精微潜能未经提炼的显现，就不会在它的粗重形态上开采，而会将它提炼，直接体验它的微细层面。在这里，觉照就像精炼过的油，能够推动原油所推不动的东西。</w:t>
       </w:r>
     </w:p>
     <w:p>
@@ -6381,7 +6414,7 @@
         <w:rPr>
           <w:rFonts w:ascii="SimSun" w:cs="SimSun" w:eastAsia="SimSun" w:hAnsi="SimSun"/>
         </w:rPr>
-        <w:t xml:space="preserve">二十世纪后半叶最著名的哲学家威拉德·范·奥曼·蒯因（Willard Van Orman Quine）沿着弗雷格开辟的路子，又指出了许多别的分歧指称，并在此过程中表明：词语需要语境才有意义。同一个词究竟指搭在马背中段的那件东西，还是两道山脊之间那道 U 形的低凹（saddle），取决于我们是要去徒步，还是准备纵马奔驰。画家“see red”究竟是指她下一笔要涂的红色，还是被同事在背后掐了一把之后的怒火，取决于“红”被放在什么语境里。你可以 cook books（做假账），也可以 cook turkey（烤火鸡）；可以 fry your nerves（把神经煎熬得受不了），也可以 fry chicken（炸鸡块）；可以 milk a cow（给母牛挤奶），也可以 milk the system（榨取体制的好处）。稍一反省便可看出：初学我们这门语言的人——无论我们的语言是哪一种——都必须学会词语的习惯用法，才能在这门语言里应付自如。</w:t>
+        <w:t xml:space="preserve">二十世纪后半叶最著名的哲学家威拉德·范·奥曼·蒯因（Willard Van Orman Quine）沿着弗雷格开辟的路子，又指出了许多别的分歧指称，并在此过程中表明：词语需要语境才有意义。同一个词究竟指搭在马背中段的那件东西，还是两道山脊之间那道 U 形的低凹（saddle），取决于我们是要去徒步，还是准备纵马奔驰。画家“see red”究竟是指她下一笔要涂的红色，还是被同事在臀部掐了一把之后的怒火，取决于“红”被放在什么语境里。你可以 cook books（做假账），也可以 cook turkey（烤火鸡）；可以 fry your nerves（把神经煎熬得受不了），也可以 fry chicken（炸鸡块）；可以 milk a cow（给母牛挤奶），也可以 milk the system（榨取体制的好处）。稍加思索便可看出：初学我们这门语言的人——无论我们的语言是哪一种——都必须学会词语的习惯用法，才能在这门语言里应付自如。</w:t>
       </w:r>
     </w:p>
     <w:p>
@@ -6466,41 +6499,41 @@
         <w:rPr>
           <w:rFonts w:ascii="SimSun" w:cs="SimSun" w:eastAsia="SimSun" w:hAnsi="SimSun"/>
         </w:rPr>
-        <w:t xml:space="preserve">当代圣者拉玛那·马哈希有一次行走时，不慎撞落了一个胡蜂窝，结果左腿爬满了螫人的胡蜂。他没有像我们多数人那样与眼前的处境认同、伸手去拍打，而是转而参究这样一个事实：胡蜂不过是照它们的处境作出恰当的反应，毕竟是他自己惊扰了蜂巢，或许他本该更留意自己走在哪里。这番参究一直持续到胡蜂自行散去，拉玛那带着一条肿胀的腿回到了道场。我们当然不能指望自己做到圣者拉玛那那样，但要点是清楚的：我们应当努力把自己安立于内在，有意识地回应外境。</w:t>
-      </w:r>
-    </w:p>
-    <w:p>
-      <w:pPr>
-        <w:spacing w:after="120" w:line="340"/>
-      </w:pPr>
-    </w:p>
-    <w:p>
-      <w:pPr>
-        <w:spacing w:after="120" w:line="340"/>
-        <w:ind w:firstLine="480"/>
-      </w:pPr>
-      <w:r>
-        <w:rPr>
-          <w:rFonts w:ascii="SimSun" w:cs="SimSun" w:eastAsia="SimSun" w:hAnsi="SimSun"/>
-        </w:rPr>
-        <w:t xml:space="preserve">眼下我们的自我觉知也许还很微弱，任由外境摆布。但这些身份认同并非固定不变，随着我们修习向内、不断把心转向内在、锲而不舍地抗拒向外，它们很容易被瓦解。我们也可以在拍掉脖子上的蜜蜂之前迟疑一下、反省片刻，在冲动行事之前插入一个自我觉知的瞬间。带着明确的意愿把它拂开，与冲动之下的拍打截然不同，并且会加深我们在自我觉知中的扎根。</w:t>
-      </w:r>
-    </w:p>
-    <w:p>
-      <w:pPr>
-        <w:spacing w:after="120" w:line="340"/>
-      </w:pPr>
-    </w:p>
-    <w:p>
-      <w:pPr>
-        <w:spacing w:after="120" w:line="340"/>
-        <w:ind w:firstLine="480"/>
-      </w:pPr>
-      <w:r>
-        <w:rPr>
-          <w:rFonts w:ascii="SimSun" w:cs="SimSun" w:eastAsia="SimSun" w:hAnsi="SimSun"/>
-        </w:rPr>
-        <w:t xml:space="preserve">反思性的自我觉知（reflective）与反射性的自我觉知（reflexive）之间有着重大的差别。在一个本来会是条件反射的动作之前，哪怕只反省一瞬，也能使我们从虚假的身份中脱离出来，安立于“我们究竟是谁”的核心。但这需要练习，需要大量的练习，因为习气的力量像一列货运列车，它的惯性不会因为我们的善愿与高尚意图而止息。新的习惯、新的应对生活挑战的方式，必须给它们时间扎根，而在这期间我们需要耐心。</w:t>
+        <w:t xml:space="preserve">当代圣者拉玛那·马哈希（Ramana Maharshi）有一次行走时，不慎撞落了一个胡蜂窝，结果左腿爬满了螫人的胡蜂。他没有像我们多数人那样与眼前的处境认同、伸手去拍打，而是转而参究这样一个事实：胡蜂不过是照它们的处境作出恰当的反应，毕竟是他自己惊扰了蜂巢，或许他本该更留意自己走在哪里。这番参究一直持续到胡蜂自行散去，拉玛那带着一条肿胀的腿回到了道场。我们当然不能指望自己做到圣者拉玛那那样，但要点是清楚的：我们应当努力把自己安立于内在，有意识地回应外境。</w:t>
+      </w:r>
+    </w:p>
+    <w:p>
+      <w:pPr>
+        <w:spacing w:after="120" w:line="340"/>
+      </w:pPr>
+    </w:p>
+    <w:p>
+      <w:pPr>
+        <w:spacing w:after="120" w:line="340"/>
+        <w:ind w:firstLine="480"/>
+      </w:pPr>
+      <w:r>
+        <w:rPr>
+          <w:rFonts w:ascii="SimSun" w:cs="SimSun" w:eastAsia="SimSun" w:hAnsi="SimSun"/>
+        </w:rPr>
+        <w:t xml:space="preserve">眼下我们的自我觉知也许还很微弱，任由外境摆布。但这些身份认同并非固定不变，随着我们修习向内、不断把心转向内在、锲而不舍地抗拒向外，它们很容易被瓦解。我们也可以在拍掉脖子上的蜜蜂之前迟疑一下、反省片刻，在冲动行事之前插入一个自我觉知的瞬间。带着明确的意愿把它拍掉，与凭一时冲动拍掉截然不同，并且会加深我们在自我觉知中的扎根。</w:t>
+      </w:r>
+    </w:p>
+    <w:p>
+      <w:pPr>
+        <w:spacing w:after="120" w:line="340"/>
+      </w:pPr>
+    </w:p>
+    <w:p>
+      <w:pPr>
+        <w:spacing w:after="120" w:line="340"/>
+        <w:ind w:firstLine="480"/>
+      </w:pPr>
+      <w:r>
+        <w:rPr>
+          <w:rFonts w:ascii="SimSun" w:cs="SimSun" w:eastAsia="SimSun" w:hAnsi="SimSun"/>
+        </w:rPr>
+        <w:t xml:space="preserve">反思性的自我觉知（reflective）与反射性的自我觉知（reflexive）之间有着重大的差别。在一个本来会是条件反射的动作之前，哪怕只反省一瞬，也能使我们从虚假的身份中脱离出来，安立于“我们究竟是谁”的核心。但这需要练习，需要大量的练习，因为习气的力量像一列货运列车，它的惯性不会因为我们的善愿与高尚意愿而止息。新的习惯、新的应对生活挑战的方式，必须给它们时间扎根，而在这期间我们需要耐心。</w:t>
       </w:r>
     </w:p>
     <w:p>
@@ -6596,7 +6629,7 @@
         <w:rPr>
           <w:rFonts w:ascii="SimSun" w:cs="SimSun" w:eastAsia="SimSun" w:hAnsi="SimSun"/>
         </w:rPr>
-        <w:t xml:space="preserve">如果我们能培养出这样一种能力：安坐于自我觉知之中，不借助咒语或其他任何“技巧”，并且到达一种被内在吸引的状态，那么我们对自我的信念便已扎根。由此获得的力量，可以运用到其他属于外在修法的禅修技巧上。禅修技巧容易助长依赖，使人相信一种在我们自身之外的力量，从而把信心寄托在技巧而非自己身上。但如果我们一开始就修习赤裸的自我觉知，就会对自己有一种不可动摇的信心，无论此后采用哪一种修法，都能有一个正确的起步。</w:t>
+        <w:t xml:space="preserve">如果我们能培养出这样一种能力：安坐于自我觉知之中，不借助咒语或其他任何“技巧”，并且到达一种被内在吸引的状态，那么我们对自我的信念便开始扎根了。由此获得的力量，可以运用到其他属于外在修法的禅修技巧上。禅修技巧容易助长依赖，使人相信一种在我们自身之外的力量，从而把信心寄托在技巧而非自己身上。但如果我们一开始就修习赤裸的自我觉知，就会对自己有一种不可动摇的信心，无论此后采用哪一种修法，都能有一个正确的起步。</w:t>
       </w:r>
     </w:p>
     <w:p>
@@ -6630,24 +6663,24 @@
         <w:rPr>
           <w:rFonts w:ascii="SimSun" w:cs="SimSun" w:eastAsia="SimSun" w:hAnsi="SimSun"/>
         </w:rPr>
-        <w:t xml:space="preserve">坚实的现实是我们的竞争对手。这并不奇怪，因为自从来到这个世界，我们所熟习的正是它。问题还因这一点而加重：我们几乎必定会把自我参究与“坚实的现实”对立起来，质疑前者的价值。更为明达的看法是：这两者其实并不相争，世界与自我参究完全可以并行不悖。</w:t>
-      </w:r>
-    </w:p>
-    <w:p>
-      <w:pPr>
-        <w:spacing w:after="120" w:line="340"/>
-      </w:pPr>
-    </w:p>
-    <w:p>
-      <w:pPr>
-        <w:spacing w:after="120" w:line="340"/>
-        <w:ind w:firstLine="480"/>
-      </w:pPr>
-      <w:r>
-        <w:rPr>
-          <w:rFonts w:ascii="SimSun" w:cs="SimSun" w:eastAsia="SimSun" w:hAnsi="SimSun"/>
-        </w:rPr>
-        <w:t xml:space="preserve">培养自我参究，看上去也许不过是形而上的空想。由于没有任何可以抓住的实在之物，自我参究似乎是一场我们不愿下注的赌博。当疑惑积聚、变得尖锐时，我们的决心可能动摇，转而投向那些看得见摸得着的东西——这种诱惑也许无法抵挡。这一困局之所以生起，是因为没有看清：自我参究并不比我们生活中的其他任何事物更不坚实。那些对教会的信心坚定到足以让他们持守良好习惯与戒条的人，我们随处可见。从对教会的信，到对自我参究的信，不过一步之遥——只要有一点耐心，我们自己就能验证这一点。</w:t>
+        <w:t xml:space="preserve">坚实的现实是我们的竞争对手。这并不奇怪，因为自从来到这个世界，我们所熟习的正是它。问题还因这一点而加重：我们几乎必定会把自我参究与“坚实的现实”对立起来，质疑前者的价值。更为明澈的看法是：这两者其实并不相争，世界与自我参究完全可以并行不悖。</w:t>
+      </w:r>
+    </w:p>
+    <w:p>
+      <w:pPr>
+        <w:spacing w:after="120" w:line="340"/>
+      </w:pPr>
+    </w:p>
+    <w:p>
+      <w:pPr>
+        <w:spacing w:after="120" w:line="340"/>
+        <w:ind w:firstLine="480"/>
+      </w:pPr>
+      <w:r>
+        <w:rPr>
+          <w:rFonts w:ascii="SimSun" w:cs="SimSun" w:eastAsia="SimSun" w:hAnsi="SimSun"/>
+        </w:rPr>
+        <w:t xml:space="preserve">培养自我参究，看上去也许不过是形而上的空想。由于没有任何可以抓住的实在之物，自我参究似乎是一场我们不愿下注的赌博。当疑惑积聚、变得尖锐时，我们的决心可能动摇，想要就此放弃、转投那些看得见摸得着的东西——这种诱惑也许无法抵挡。这一困局之所以生起，是因为没有看清：自我参究并不比我们生活中的其他任何事物更不坚实。那些对教会的信心坚定到足以让他们持守良好习惯与戒条的人，我们随处可见。从对教会的信，到自我参究，不过一步之遥——只要有一点耐心，我们自己就能验证这一点。</w:t>
       </w:r>
     </w:p>
     <w:p>
@@ -6777,7 +6810,7 @@
         <w:rPr>
           <w:rFonts w:ascii="SimSun" w:cs="SimSun" w:eastAsia="SimSun" w:hAnsi="SimSun"/>
         </w:rPr>
-        <w:t xml:space="preserve">我慢不仅使人不愿向他人请教，也常使人不肯从书本中求指导。哪怕自己的禅修还很生疏，我们仍旧深信不疑。凡是暗示我们不懂门道的东西，我们都不爱听。</w:t>
+        <w:t xml:space="preserve">我慢不仅使人不愿向他人请教，也常使人不肯从书本中求指导。哪怕自己的禅修还很生疏，我们仍旧对它深信不疑。凡是暗示我们不懂门道的东西，我们都不爱听。</w:t>
       </w:r>
     </w:p>
     <w:p>
@@ -7105,7 +7138,7 @@
         <w:rPr>
           <w:rFonts w:ascii="SimSun" w:cs="SimSun" w:eastAsia="SimSun" w:hAnsi="SimSun"/>
         </w:rPr>
-        <w:t xml:space="preserve">不请自来的建议很少出于善意，大可置之不理。但我们可以、也应当主动请教。只是，该向谁请教呢？这要看住在哪里——有些人或许能在自己所在的城市或附近听到著名大德开示。我住在洛杉矶附近时，曾参加达赖喇嘛尊者为期四天的讲座；后来又与家人一同参加了在华盛顿特区为期十天的教授。其他巡访大德的开示，我们也常常一家人一起去听。</w:t>
+        <w:t xml:space="preserve">不请自来的建议很少出于善意，大可置之不理。但我们可以、也应当主动请教。只是，该向谁请教呢？这要看住在哪里——有些人或许能在自己所在的城市或附近，听到来访的著名大德开示。我住在洛杉矶附近时，曾参加达赖喇嘛尊者为期四天的讲座；也曾与家人一同参加了在华盛顿特区为期十天的教授。其他巡访大德的开示，我们也常常一家人一起去听。</w:t>
       </w:r>
     </w:p>
     <w:p>
@@ -7150,24 +7183,24 @@
         <w:rPr>
           <w:rFonts w:ascii="SimSun" w:cs="SimSun" w:eastAsia="SimSun" w:hAnsi="SimSun"/>
         </w:rPr>
-        <w:t xml:space="preserve">找到老师，是一种卸下重担。有了老师，我们可以比从前用功得多，却感觉不到那么吃力。找到自己老师的学生，常有一种所向无敌、无所畏惧的感觉，就像小孩子跟着大哥走在镇上一样。好的老师是与自己相应的老师；当我们皈依依止他、道路因此明澈时，我们自己知道。如果没有那种势不可挡的感觉，我们大概就得重新掂量这位老师了——这种情况并不少见。我们的心态必须是极大的信心，因为那正是老师应当在我们心中植入的。若非如此，这位老师很可能本身具格，只是与我们不相应。</w:t>
-      </w:r>
-    </w:p>
-    <w:p>
-      <w:pPr>
-        <w:spacing w:after="120" w:line="340"/>
-      </w:pPr>
-    </w:p>
-    <w:p>
-      <w:pPr>
-        <w:spacing w:after="120" w:line="340"/>
-        <w:ind w:firstLine="480"/>
-      </w:pPr>
-      <w:r>
-        <w:rPr>
-          <w:rFonts w:ascii="SimSun" w:cs="SimSun" w:eastAsia="SimSun" w:hAnsi="SimSun"/>
-        </w:rPr>
-        <w:t xml:space="preserve">上面所说的这些，并不是灵性领域独有的。各种运动都建议请私人教练，学业上有家教；从书籍装帧到音乐、烹饪、礼仪，以及其他可能吸引我们的事情，也都有老师。灵性之事关系重大得多，所需时间也长得多，但这个类比仍然贴切，因为它说明了有人引导与单打独斗之间的差别。我们不仅要用功，还要用得有效率，而这就非有老师不可。</w:t>
+        <w:t xml:space="preserve">找到老师，是一种卸下重担。有了老师，我们可以比从前用功得多，却感觉不到那么吃力。找到自己老师的学生，常有一种所向无敌、无所畏惧的感觉，就像小孩子跟着大哥走在镇上一样。好的老师是与自己相应的老师；当我们皈依于他、道路因此明澈时，自己心里就会知道。如果没有那种势不可挡的感觉，我们大概就得重新掂量这位老师了——这种情况并不少见。我们的心态必须是极大的信心，因为那正是老师应当在我们心中植入的。若非如此，这位老师很可能本身具格，只是与我们不相应。</w:t>
+      </w:r>
+    </w:p>
+    <w:p>
+      <w:pPr>
+        <w:spacing w:after="120" w:line="340"/>
+      </w:pPr>
+    </w:p>
+    <w:p>
+      <w:pPr>
+        <w:spacing w:after="120" w:line="340"/>
+        <w:ind w:firstLine="480"/>
+      </w:pPr>
+      <w:r>
+        <w:rPr>
+          <w:rFonts w:ascii="SimSun" w:cs="SimSun" w:eastAsia="SimSun" w:hAnsi="SimSun"/>
+        </w:rPr>
+        <w:t xml:space="preserve">上面所说的这些，并不是灵性领域独有的。各种运动都建议请私人教练，学业上有家教；从书籍装帧到音乐、烹饪、礼仪，以及其他可能吸引我们的事情，也都有老师。灵性之事关系重大得多，所需时间也长得多，但这个类比仍然贴切，因为它说明了有人引导胜于单打独斗。我们不仅要用功，还要用得有效率，而这就非有老师不可。</w:t>
       </w:r>
     </w:p>
     <w:p>
@@ -7218,41 +7251,41 @@
         <w:rPr>
           <w:rFonts w:ascii="SimSun" w:cs="SimSun" w:eastAsia="SimSun" w:hAnsi="SimSun"/>
         </w:rPr>
-        <w:t xml:space="preserve">一位好老师能极大地帮助我们认清自己力所能及的分寸，既不让我们太松懈，也不让我们太躁进。该守时他提醒我们守，该动时他鼓励我们动，这帮助我们专注于脚下的路。倘若你身处高树林中，颈上挂着一只指南针，心里自然踏实得多。禅修方法与哲学见地之繁杂，本是一团难以理清的乱麻；但有一位识途者引导，便不再如此。</w:t>
-      </w:r>
-    </w:p>
-    <w:p>
-      <w:pPr>
-        <w:spacing w:after="120" w:line="340"/>
-      </w:pPr>
-    </w:p>
-    <w:p>
-      <w:pPr>
-        <w:spacing w:after="120" w:line="340"/>
-        <w:ind w:firstLine="480"/>
-      </w:pPr>
-      <w:r>
-        <w:rPr>
-          <w:rFonts w:ascii="SimSun" w:cs="SimSun" w:eastAsia="SimSun" w:hAnsi="SimSun"/>
-        </w:rPr>
-        <w:t xml:space="preserve">只要我们为依止作好准备，机缘自会找上门来。最令一位师父欢喜的，莫过于发现一个可堪作弟子的成熟学人。这一点在各行各业都是如此——体育、学术、医学、科学以及其他学科皆然。我们以自己的受教之心，感召来自己前行所需的一切。如前所述，这在灵性之事上尤为关键，因为一个崇高的理想所要求的是终身的承担。人生中没有哪一项事业有如此之高的利害，也没有哪一项能给予如此之多。</w:t>
-      </w:r>
-    </w:p>
-    <w:p>
-      <w:pPr>
-        <w:spacing w:after="120" w:line="340"/>
-      </w:pPr>
-    </w:p>
-    <w:p>
-      <w:pPr>
-        <w:spacing w:after="120" w:line="340"/>
-        <w:ind w:firstLine="480"/>
-      </w:pPr>
-      <w:r>
-        <w:rPr>
-          <w:rFonts w:ascii="SimSun" w:cs="SimSun" w:eastAsia="SimSun" w:hAnsi="SimSun"/>
-        </w:rPr>
-        <w:t xml:space="preserve">有了老师，还附带一个好处：成为他僧团中的一员——那就像一个法上的家庭。同一位老师座下的同门之间的纽带称为三昧耶（samaya），这个梵文词的意思是“誓约”。弟子之间的三昧耶是佛法修持中不可或缺的一环，它的作用是化去对自己的贪着，转而利益整体。除了共有利他求证悟之志所带来的那份无形的同袍情谊之外，还有一个实际的好处：能与同修道友彼此交流见解、辩论、探究。格鲁派各大寺院每晚的辩经就是极好的例证——僧人与在家人每天傍晚都要辩上几个小时，周末下午也如此，场面十分热烈。</w:t>
+        <w:t xml:space="preserve">一位好老师能极大地帮助我们认清自己力所能及的分寸，既不让我们太松懈，也不让我们太躁进。该守时他提醒我们守，该动时他鼓励我们动，这帮助我们专注于脚下的路。倘若你身处一片高木参天的森林，颈上挂着一只指南针，心里自然踏实得多。禅修方法与哲学见地之繁杂，本是一团难以理清的乱麻；但有一位识途者引导，便不再如此。</w:t>
+      </w:r>
+    </w:p>
+    <w:p>
+      <w:pPr>
+        <w:spacing w:after="120" w:line="340"/>
+      </w:pPr>
+    </w:p>
+    <w:p>
+      <w:pPr>
+        <w:spacing w:after="120" w:line="340"/>
+        <w:ind w:firstLine="480"/>
+      </w:pPr>
+      <w:r>
+        <w:rPr>
+          <w:rFonts w:ascii="SimSun" w:cs="SimSun" w:eastAsia="SimSun" w:hAnsi="SimSun"/>
+        </w:rPr>
+        <w:t xml:space="preserve">只要我们为依止作好准备，机缘自会找上门来。最令一位师父欢喜的，莫过于发现一个可堪作弟子的成熟学人。这一点在各行各业都是如此——体育、学术、医学、科学以及其他学科皆然。我们以自己的受教之心，感召来自己前行所需的一切。如前所述，这在灵性之事上尤为关键，因为一个崇高的理想所要求的是终身的承担。人生中没有哪一项事业关系如此重大，也没有哪一项能给予如此之多。</w:t>
+      </w:r>
+    </w:p>
+    <w:p>
+      <w:pPr>
+        <w:spacing w:after="120" w:line="340"/>
+      </w:pPr>
+    </w:p>
+    <w:p>
+      <w:pPr>
+        <w:spacing w:after="120" w:line="340"/>
+        <w:ind w:firstLine="480"/>
+      </w:pPr>
+      <w:r>
+        <w:rPr>
+          <w:rFonts w:ascii="SimSun" w:cs="SimSun" w:eastAsia="SimSun" w:hAnsi="SimSun"/>
+        </w:rPr>
+        <w:t xml:space="preserve">有了老师，还附带一个好处：成为他僧团中的一员——那就像一个灵性的大家庭。同一位老师座下的同门之间的纽带称为三昧耶（samaya），这个梵文词的意思是“誓约”。弟子之间的三昧耶是佛法修持中不可或缺的一环，它的作用是化去对自己的贪着，转而利益整体。除了共有利他求证悟之志所带来的那份无形的同袍情谊之外，还有一个实际的好处：能与同修道友彼此交流见解、辩论、探究。大多数格鲁派寺院每晚的辩经就是极好的例证——僧人与在家人每天傍晚都要辩上几个小时，周末下午也如此，场面十分热烈。</w:t>
       </w:r>
     </w:p>
     <w:p>
@@ -7348,7 +7381,7 @@
         <w:rPr>
           <w:rFonts w:ascii="SimSun" w:cs="SimSun" w:eastAsia="SimSun" w:hAnsi="SimSun"/>
         </w:rPr>
-        <w:t xml:space="preserve">佛门有一句名言：“慎勿信汝意。”研习为心的成长提供了一个框架；这个框架虽是人为的，却不可或缺。没有框架，我们很容易进入虚假的禅定境界，还以为那是真的。这些心识上的境界可能带有乐受，生出喜悦、轻安等种种享受，却毫无依据可言。而植根于正解的禅修体验，则伴随着观慧：这观慧随动机而生起，是真实的，并自然而然地贯穿我们每一次打坐。</w:t>
+        <w:t xml:space="preserve">佛门有一句名言：“慎勿信汝意。”研习为心的成长提供了一个框架；这个框架虽是人为的，却不可或缺。没有框架，我们很容易进入虚假的禅定境界，还以为那是真的。这些心识上的境界可能带有乐受，生出喜悦、轻盈等种种享受，却毫无依据可言。而植根于正解的禅修体验，则伴随着观慧：这观慧随动机而生起，是真实的，并自然而然地贯穿我们每一次打坐。</w:t>
       </w:r>
     </w:p>
     <w:p>
@@ -7450,7 +7483,7 @@
         <w:rPr>
           <w:rFonts w:ascii="SimSun" w:cs="SimSun" w:eastAsia="SimSun" w:hAnsi="SimSun"/>
         </w:rPr>
-        <w:t xml:space="preserve">把禅修的动机普世化，能让我们跳出流行禅修运动的狭隘范围——那种东西我称之为“留意”，因为尽管它自称是禅修，就灵性意义而言并不是禅修。有一个远为重大的问题是“留意”无法触及的，那就是我们对自身存在本身的无明。正是要洞穿这一奥秘，才应当成为我们禅修动机的根本，而不是个人的烦恼——顺带一提，那些个人烦恼在这场更大的参究中自会消融。</w:t>
+        <w:t xml:space="preserve">把禅修的动机普世化，能让我们跳出流行禅修运动的狭隘范围——那种东西我称之为“留意”，因为尽管它自称是禅修，就灵性意义而言并不是禅修。有一个远为重大的问题是“留意”无法触及的，那就是我们对自身存在本身的无明。我们禅修的动机，应当正是要洞穿这一奥秘，而不是个人的烦恼——顺带一提，那些个人烦恼在这场更大的参究中自会消融。</w:t>
       </w:r>
     </w:p>
     <w:p>
@@ -7495,24 +7528,24 @@
         <w:rPr>
           <w:rFonts w:ascii="SimSun" w:cs="SimSun" w:eastAsia="SimSun" w:hAnsi="SimSun"/>
         </w:rPr>
-        <w:t xml:space="preserve">无论我们信奉什么宗教，本体论承诺都至关重要。既然选定了某一种修持形式，就应当坚持下去，直到得到成果，或确知不会得到成果为止。在一个传统之内更换修法，或更换传统本身，其时机到来时不会是我们主动作出的选择，而是形势自然把它推到我们面前。若以为选择权在我们手里，我们只会在一种法门与另一种法门之间疲于奔命，像打水漂的石头，跳不了几下就沉了下去。</w:t>
-      </w:r>
-    </w:p>
-    <w:p>
-      <w:pPr>
-        <w:spacing w:after="120" w:line="340"/>
-      </w:pPr>
-    </w:p>
-    <w:p>
-      <w:pPr>
-        <w:spacing w:after="120" w:line="340"/>
-        <w:ind w:firstLine="480"/>
-      </w:pPr>
-      <w:r>
-        <w:rPr>
-          <w:rFonts w:ascii="SimSun" w:cs="SimSun" w:eastAsia="SimSun" w:hAnsi="SimSun"/>
-        </w:rPr>
-        <w:t xml:space="preserve">无论选择哪一种宗教，也无论在那个传统内选择哪一种修法，我们都必须全力以赴，抱定死守到底的决心。唯有这样的态度，才能感召到我们所需的加持，化去自身的障碍、烦恼与过失，最终得以把心力专注于宗教修持中那些关乎存在本身的课题。灵性修持有很大一部分是打基础，而打基础对所有宗教都是一样的，通常要花一到三年。到基础打好时，我们应当已经认同自己所选的这一宗教传统；如果没有，也可以改投一个自己觉得更相应的宗教。此后十年之内，大概不会再有改换的需要，甚至再也不会有。不过确实也会发生这样的情况：有成就的行者发现某些自己想深入的禅修方法，在本传统中发展得不够充分。在这种情况下，一位师父留在自己的传统内，同时向另一传统中以自己所欠缺的某种修持见长的上师求受灌顶，也并不罕见。</w:t>
+        <w:t xml:space="preserve">无论我们信奉什么宗教，本体论承诺都至关重要。既然选定了某一种修持形式，就应当坚持下去，直到得到成果，或确知不会得到成果为止。何时在一个传统之内更换修法，或更换传统本身，并不由我们自己选择；时机成熟时，形势自会把它推到我们面前。若以为选择权在我们手里，我们只会在一种法门与另一种法门之间疲于奔命，像打水漂的石头，跳不了几下就沉了下去。</w:t>
+      </w:r>
+    </w:p>
+    <w:p>
+      <w:pPr>
+        <w:spacing w:after="120" w:line="340"/>
+      </w:pPr>
+    </w:p>
+    <w:p>
+      <w:pPr>
+        <w:spacing w:after="120" w:line="340"/>
+        <w:ind w:firstLine="480"/>
+      </w:pPr>
+      <w:r>
+        <w:rPr>
+          <w:rFonts w:ascii="SimSun" w:cs="SimSun" w:eastAsia="SimSun" w:hAnsi="SimSun"/>
+        </w:rPr>
+        <w:t xml:space="preserve">无论选择哪一种宗教，也无论在那个传统内选择哪一种修法，我们都必须全力以赴，抱定死守到底的决心。唯有这样的态度，才能感召到我们所需的加持，化去自身的障碍、烦恼与过失，最终得以把心力专注于宗教修持中那些关乎存在本身的课题。灵性修持有很大一部分是打基础，而打基础对所有宗教都是一样的，通常要花一到三年。到基础打好时，我们应当已经认同自己所选的这一宗教传统；如果没有，也可以改投一个自己觉得更相应的宗教。此后十年之内，都不会再感到需要改换，甚至可能永远不会。不过确实也会发生这样的情况：有成就的行者发现某些自己想深入的禅修方法，在本传统中发展得不够充分。在这种情况下，一位师父留在自己的传统内，同时向另一传统中以自己所欠缺的某种修持见长的上师求受灌顶，也并不罕见。</w:t>
       </w:r>
     </w:p>
     <w:p>
@@ -7546,7 +7579,7 @@
         <w:rPr>
           <w:rFonts w:ascii="SimSun" w:cs="SimSun" w:eastAsia="SimSun" w:hAnsi="SimSun"/>
         </w:rPr>
-        <w:t xml:space="preserve">在当今各大宗教中，基督教最不容易受其他宗教影响，但这种情况正在迅速改变。“造物主”“人子”“玛利亚”“选民”这些观念，如今即便在基督教内部，也在以更为开明的眼光来看待。当然，佛教或印度教的禅修方法，完全可以由一位理解力足够深入、心胸足够开放的人在基督教环境中加以运用。佛教徒或印度教徒采纳基督教禅修法的情形较为少见，主要是因为这类方法本就稀少，但也绝非闻所未闻。在印度教这边，把基督教修法引入印度教环境的两位大圣者，可见于帕拉宏撒·尤迦南达（Paramahansa Yogananda）与拉玛那·马哈希的生平——这两位大师都常常引用《圣经》。</w:t>
+        <w:t xml:space="preserve">在当今各大宗教中，基督教最不容易受其他宗教影响，但这种情况正在迅速改变。“造物主”“人子”“玛利亚”“选民”这些观念，如今即便在基督教内部，也在以更为开明的眼光来看待。当然，佛教或印度教的禅修方法，完全可以由一位理解力足够深入、心胸足够开放的人在基督教环境中加以运用。佛教徒或印度教徒采纳基督教禅修法的情形较为少见，主要是因为这类方法本就稀少，但也绝非闻所未闻。在印度教这边，帕拉宏撒·尤迦南达（Paramahansa Yogananda）与拉玛那·马哈希的生平，便是两位大圣者把基督教修法引入印度教环境的例证——这两位大师都常常引用《圣经》。</w:t>
       </w:r>
     </w:p>
     <w:p>
@@ -7659,24 +7692,24 @@
         <w:rPr>
           <w:rFonts w:ascii="SimSun" w:cs="SimSun" w:eastAsia="SimSun" w:hAnsi="SimSun"/>
         </w:rPr>
-        <w:t xml:space="preserve">有人富有，有人在情感上并不坚强，有人则很软弱，然而给予的能力始终都在。对于被抑郁、嗔怒、憎恨所苦的人来说，布施或许是最好的疗法，因为负面情绪无一例外都是无法与他人相连的症状。也许最好的疗法正是慷慨——舍弃财富与执着。也许，一点点慷慨所需的微小努力，比任何别的办法（包括心理治疗）都更能卸下烦恼情绪这副昂贵的重担。这一点也许不那么显而易见：烦恼情绪其实是自私的结果，而对治自私，还有什么比布施更好？顺着这个思路再说一句：物质礼物的价值，在于施予者的动机，而不在于所赠之物的价格。</w:t>
-      </w:r>
-    </w:p>
-    <w:p>
-      <w:pPr>
-        <w:spacing w:after="120" w:line="340"/>
-      </w:pPr>
-    </w:p>
-    <w:p>
-      <w:pPr>
-        <w:spacing w:after="120" w:line="340"/>
-        <w:ind w:firstLine="480"/>
-      </w:pPr>
-      <w:r>
-        <w:rPr>
-          <w:rFonts w:ascii="SimSun" w:cs="SimSun" w:eastAsia="SimSun" w:hAnsi="SimSun"/>
-        </w:rPr>
-        <w:t xml:space="preserve">领受与给予是相连的：如果我们慷慨地给予，也就更可能优雅地领受。这一切与社会地位、阶级、收入群体、智力高低，或其他被强加为自我价值标准的社会分别都无关——凡此种种，都可能掩盖着一颗破产的心。一切系于我们那份纯真而发自内心的意愿：做佛法的守护者，并以与之相称的方式行事。</w:t>
+        <w:t xml:space="preserve">有人富有，有人不然；有人情感坚强，有人脆弱；然而给予的能力始终都在。对于被抑郁、嗔怒、憎恨所苦的人来说，布施或许是最好的疗法，因为负面情绪无一例外都是无法与他人相连的症状。也许最好的疗法正是慷慨——舍弃财富与执着。也许，一点点慷慨所需的微小努力，比任何别的办法（包括心理治疗）都更能卸下烦恼情绪这副昂贵的重担。这一点也许不那么显而易见：烦恼情绪其实是自私的结果，而对治自私，还有什么比布施更好？顺着这个思路再说一句：物质礼物的价值，在于施予者的动机，而不在于所赠之物的价格。</w:t>
+      </w:r>
+    </w:p>
+    <w:p>
+      <w:pPr>
+        <w:spacing w:after="120" w:line="340"/>
+      </w:pPr>
+    </w:p>
+    <w:p>
+      <w:pPr>
+        <w:spacing w:after="120" w:line="340"/>
+        <w:ind w:firstLine="480"/>
+      </w:pPr>
+      <w:r>
+        <w:rPr>
+          <w:rFonts w:ascii="SimSun" w:cs="SimSun" w:eastAsia="SimSun" w:hAnsi="SimSun"/>
+        </w:rPr>
+        <w:t xml:space="preserve">领受与给予是相连的：如果我们慷慨地给予，也就更可能心怀感恩地领受。这一切与社会地位、阶级、收入群体、智力高低，或其他被强加为自我价值标准的社会分别都无关——凡此种种，都可能掩盖着一颗破产的心。一切系于我们那份纯真而发自内心的意愿：做佛法的守护者，并以与之相称的方式行事。</w:t>
       </w:r>
     </w:p>
     <w:p>
@@ -7710,7 +7743,7 @@
         <w:rPr>
           <w:rFonts w:ascii="SimSun" w:cs="SimSun" w:eastAsia="SimSun" w:hAnsi="SimSun"/>
         </w:rPr>
-        <w:t xml:space="preserve">一个好的起点，是每天花一点时间，思量我们生活中那些日常物品，以及制造它们的人。他们过着怎样的生活，住在哪里，有什么忧虑，有什么需要，是否被公平对待，是不是年纪太老或太小而不该在做工？这些问题看似老生常谈，是因为我们从未深入想过，以至于对那些人生不起真切的关怀——我们的食物、衣服、汽车，以及种种随手取用之物，都亏欠于他们。</w:t>
+        <w:t xml:space="preserve">一个好的起点，是每天花一点时间，思量我们生活中那些日常物品，以及制造它们的人。他们过着怎样的生活，住在哪里，有什么忧虑，有什么需要，是否被公平对待，是不是年纪太老或太小而不该在做工？这些问题看似老生常谈，是因为我们从未深入想过，以至于对那些人生不起真切的关怀——我们能有食物、衣服、汽车，以及种种随手取用、却从不曾想过是谁辛苦造出的物品，都是受惠于他们。</w:t>
       </w:r>
     </w:p>
     <w:p>
@@ -7829,7 +7862,7 @@
         <w:rPr>
           <w:rFonts w:ascii="SimSun" w:cs="SimSun" w:eastAsia="SimSun" w:hAnsi="SimSun"/>
         </w:rPr>
-        <w:t xml:space="preserve">因缘到了，我们的处境自会改变，不需刻意营造。只要动机端正，我们需要什么就会感召什么。明白了这一点，还有什么可求、可取的呢？不如把心思放在他人的需要与福祉上。透过祈祷、禅修的力量，或以财物、劳务供养他人，我们所能为自己脸上带来的笑容，胜过任何别的事情。既然他人无量而自己只有一个，那么简单算一笔账就明白：当我们设法让他人快乐，而不只是利益自己时，我们获得快乐的可能性也随之增大。</w:t>
+        <w:t xml:space="preserve">因缘到了，我们的处境自会改变，不需刻意营造。只要动机端正，我们需要什么就会感召什么。明白了这一点，还有什么可求、可取的呢？不如把心思放在他人的需要与福祉上。透过祈祷、禅修的力量，或以财物、劳务供养他人，我们所能为自己脸上带来的笑容，胜过任何别的事情。既然他人众多而自己只有一个，那么简单算一笔账就明白：当我们设法让他人快乐，而不只是利益自己时，我们获得快乐的可能性也随之增大。</w:t>
       </w:r>
     </w:p>
     <w:p>
@@ -7881,7 +7914,7 @@
           <w:ilvl w:val="0"/>
           <w:numId w:val="1"/>
         </w:numPr>
-        <w:spacing w:after="100" w:line="340"/>
+        <w:spacing w:after="80" w:line="340"/>
       </w:pPr>
       <w:r>
         <w:rPr>
@@ -7897,7 +7930,7 @@
           <w:ilvl w:val="0"/>
           <w:numId w:val="1"/>
         </w:numPr>
-        <w:spacing w:after="100" w:line="340"/>
+        <w:spacing w:after="80" w:line="340"/>
       </w:pPr>
       <w:r>
         <w:rPr>
@@ -7913,7 +7946,7 @@
           <w:ilvl w:val="0"/>
           <w:numId w:val="1"/>
         </w:numPr>
-        <w:spacing w:after="100" w:line="340"/>
+        <w:spacing w:after="80" w:line="340"/>
       </w:pPr>
       <w:r>
         <w:rPr>
@@ -7929,7 +7962,7 @@
           <w:ilvl w:val="0"/>
           <w:numId w:val="1"/>
         </w:numPr>
-        <w:spacing w:after="100" w:line="340"/>
+        <w:spacing w:after="80" w:line="340"/>
       </w:pPr>
       <w:r>
         <w:rPr>
@@ -7945,7 +7978,7 @@
           <w:ilvl w:val="0"/>
           <w:numId w:val="1"/>
         </w:numPr>
-        <w:spacing w:after="100" w:line="340"/>
+        <w:spacing w:after="80" w:line="340"/>
       </w:pPr>
       <w:r>
         <w:rPr>
@@ -7961,7 +7994,7 @@
           <w:ilvl w:val="0"/>
           <w:numId w:val="1"/>
         </w:numPr>
-        <w:spacing w:after="100" w:line="340"/>
+        <w:spacing w:after="80" w:line="340"/>
       </w:pPr>
       <w:r>
         <w:rPr>
@@ -7977,7 +8010,7 @@
           <w:ilvl w:val="0"/>
           <w:numId w:val="1"/>
         </w:numPr>
-        <w:spacing w:after="100" w:line="340"/>
+        <w:spacing w:after="80" w:line="340"/>
       </w:pPr>
       <w:r>
         <w:rPr>
@@ -7993,7 +8026,7 @@
           <w:ilvl w:val="0"/>
           <w:numId w:val="1"/>
         </w:numPr>
-        <w:spacing w:after="100" w:line="340"/>
+        <w:spacing w:after="80" w:line="340"/>
       </w:pPr>
       <w:r>
         <w:rPr>
@@ -8009,23 +8042,23 @@
           <w:ilvl w:val="0"/>
           <w:numId w:val="1"/>
         </w:numPr>
-        <w:spacing w:after="100" w:line="340"/>
-      </w:pPr>
-      <w:r>
-        <w:rPr>
-          <w:rFonts w:ascii="SimSun" w:cs="SimSun" w:eastAsia="SimSun" w:hAnsi="SimSun"/>
-        </w:rPr>
-        <w:t xml:space="preserve">其实天国就在我们心内；只要我们不再摆出宗教机构所要求的那些造作的慷慨、道德与学问的姿态，转而加倍地独自向内寻求，真理自会找上我们。</w:t>
-      </w:r>
-    </w:p>
-    <w:p>
-      <w:pPr>
-        <w:pStyle w:val="ListParagraph"/>
-        <w:numPr>
-          <w:ilvl w:val="0"/>
-          <w:numId w:val="1"/>
-        </w:numPr>
-        <w:spacing w:after="100" w:line="340"/>
+        <w:spacing w:after="80" w:line="340"/>
+      </w:pPr>
+      <w:r>
+        <w:rPr>
+          <w:rFonts w:ascii="SimSun" w:cs="SimSun" w:eastAsia="SimSun" w:hAnsi="SimSun"/>
+        </w:rPr>
+        <w:t xml:space="preserve">其实天国就在我们心内；只要我们不再摆出宗教机构所要求的那些造作的慷慨、道德与研读的姿态，转而加倍地独自向内寻求，它就会向我们显现，真理自会找上我们。</w:t>
+      </w:r>
+    </w:p>
+    <w:p>
+      <w:pPr>
+        <w:pStyle w:val="ListParagraph"/>
+        <w:numPr>
+          <w:ilvl w:val="0"/>
+          <w:numId w:val="1"/>
+        </w:numPr>
+        <w:spacing w:after="80" w:line="340"/>
       </w:pPr>
       <w:r>
         <w:rPr>
@@ -8041,7 +8074,7 @@
           <w:ilvl w:val="0"/>
           <w:numId w:val="1"/>
         </w:numPr>
-        <w:spacing w:after="100" w:line="340"/>
+        <w:spacing w:after="80" w:line="340"/>
       </w:pPr>
       <w:r>
         <w:rPr>
@@ -8057,23 +8090,23 @@
           <w:ilvl w:val="0"/>
           <w:numId w:val="1"/>
         </w:numPr>
-        <w:spacing w:after="100" w:line="340"/>
-      </w:pPr>
-      <w:r>
-        <w:rPr>
-          <w:rFonts w:ascii="SimSun" w:cs="SimSun" w:eastAsia="SimSun" w:hAnsi="SimSun"/>
-        </w:rPr>
-        <w:t xml:space="preserve">祖师们的光并没有在所有住持、神父和喇嘛身上熄灭，我们的功课是把其中真正值得倾心依止的人辨认出来。</w:t>
-      </w:r>
-    </w:p>
-    <w:p>
-      <w:pPr>
-        <w:pStyle w:val="ListParagraph"/>
-        <w:numPr>
-          <w:ilvl w:val="0"/>
-          <w:numId w:val="1"/>
-        </w:numPr>
-        <w:spacing w:after="100" w:line="340"/>
+        <w:spacing w:after="80" w:line="340"/>
+      </w:pPr>
+      <w:r>
+        <w:rPr>
+          <w:rFonts w:ascii="SimSun" w:cs="SimSun" w:eastAsia="SimSun" w:hAnsi="SimSun"/>
+        </w:rPr>
+        <w:t xml:space="preserve">祖师们的光并非在所有住持、神父和喇嘛身上都已熄灭，我们的功课是把其中真正值得倾心依止的人辨认出来。</w:t>
+      </w:r>
+    </w:p>
+    <w:p>
+      <w:pPr>
+        <w:pStyle w:val="ListParagraph"/>
+        <w:numPr>
+          <w:ilvl w:val="0"/>
+          <w:numId w:val="1"/>
+        </w:numPr>
+        <w:spacing w:after="80" w:line="340"/>
       </w:pPr>
       <w:r>
         <w:rPr>
@@ -8089,7 +8122,7 @@
           <w:ilvl w:val="0"/>
           <w:numId w:val="1"/>
         </w:numPr>
-        <w:spacing w:after="100" w:line="340"/>
+        <w:spacing w:after="80" w:line="340"/>
       </w:pPr>
       <w:r>
         <w:rPr>
@@ -8105,7 +8138,7 @@
           <w:ilvl w:val="0"/>
           <w:numId w:val="1"/>
         </w:numPr>
-        <w:spacing w:after="100" w:line="340"/>
+        <w:spacing w:after="80" w:line="340"/>
       </w:pPr>
       <w:r>
         <w:rPr>
@@ -8121,7 +8154,7 @@
           <w:ilvl w:val="0"/>
           <w:numId w:val="1"/>
         </w:numPr>
-        <w:spacing w:after="100" w:line="340"/>
+        <w:spacing w:after="80" w:line="340"/>
       </w:pPr>
       <w:r>
         <w:rPr>
@@ -8137,23 +8170,23 @@
           <w:ilvl w:val="0"/>
           <w:numId w:val="1"/>
         </w:numPr>
-        <w:spacing w:after="100" w:line="340"/>
-      </w:pPr>
-      <w:r>
-        <w:rPr>
-          <w:rFonts w:ascii="SimSun" w:cs="SimSun" w:eastAsia="SimSun" w:hAnsi="SimSun"/>
-        </w:rPr>
-        <w:t xml:space="preserve">各式各样的念头争抢我们的注意力，记忆被翻搅起来，眼前那些似乎火烧眉毛的事、情绪，还有种种散乱的念头……难怪我们会被里头这番喧闹弄得心灰，怀疑“天国就在心内”这种说法到底靠不靠得住。可即便如此，我们仍会察觉自己身上有一面一直在那里等着我们，像舞会上靠墙站着、等人邀她下场的那个人。</w:t>
-      </w:r>
-    </w:p>
-    <w:p>
-      <w:pPr>
-        <w:pStyle w:val="ListParagraph"/>
-        <w:numPr>
-          <w:ilvl w:val="0"/>
-          <w:numId w:val="1"/>
-        </w:numPr>
-        <w:spacing w:after="100" w:line="340"/>
+        <w:spacing w:after="80" w:line="340"/>
+      </w:pPr>
+      <w:r>
+        <w:rPr>
+          <w:rFonts w:ascii="SimSun" w:cs="SimSun" w:eastAsia="SimSun" w:hAnsi="SimSun"/>
+        </w:rPr>
+        <w:t xml:space="preserve">各式各样的念头争抢我们的注意力，记忆被翻搅起来，眼前那些似乎火烧眉毛的事、情绪，还有种种散乱的念头……难怪我们会被里头这番喧闹弄得心灰，怀疑“天国就在心内”这种说法到底靠不靠得住。可即便如此，我们仍会察觉自己身上有一面一直在那里等着我们，像舞会上靠墙站着、等人来请她跳舞的那个人。</w:t>
+      </w:r>
+    </w:p>
+    <w:p>
+      <w:pPr>
+        <w:pStyle w:val="ListParagraph"/>
+        <w:numPr>
+          <w:ilvl w:val="0"/>
+          <w:numId w:val="1"/>
+        </w:numPr>
+        <w:spacing w:after="80" w:line="340"/>
       </w:pPr>
       <w:r>
         <w:rPr>
@@ -8169,7 +8202,7 @@
           <w:ilvl w:val="0"/>
           <w:numId w:val="1"/>
         </w:numPr>
-        <w:spacing w:after="100" w:line="340"/>
+        <w:spacing w:after="80" w:line="340"/>
       </w:pPr>
       <w:r>
         <w:rPr>
@@ -8185,7 +8218,7 @@
           <w:ilvl w:val="0"/>
           <w:numId w:val="1"/>
         </w:numPr>
-        <w:spacing w:after="100" w:line="340"/>
+        <w:spacing w:after="80" w:line="340"/>
       </w:pPr>
       <w:r>
         <w:rPr>
@@ -8201,7 +8234,7 @@
           <w:ilvl w:val="0"/>
           <w:numId w:val="1"/>
         </w:numPr>
-        <w:spacing w:after="100" w:line="340"/>
+        <w:spacing w:after="80" w:line="340"/>
       </w:pPr>
       <w:r>
         <w:rPr>
@@ -8217,7 +8250,7 @@
           <w:ilvl w:val="0"/>
           <w:numId w:val="1"/>
         </w:numPr>
-        <w:spacing w:after="100" w:line="340"/>
+        <w:spacing w:after="80" w:line="340"/>
       </w:pPr>
       <w:r>
         <w:rPr>
@@ -8233,23 +8266,23 @@
           <w:ilvl w:val="0"/>
           <w:numId w:val="1"/>
         </w:numPr>
-        <w:spacing w:after="100" w:line="340"/>
-      </w:pPr>
-      <w:r>
-        <w:rPr>
-          <w:rFonts w:ascii="SimSun" w:cs="SimSun" w:eastAsia="SimSun" w:hAnsi="SimSun"/>
-        </w:rPr>
-        <w:t xml:space="preserve">敞开那颗肯信任的心、放下所有防卫，是很耗能量的事——这正是静坐为什么是最好也最省力的办法。</w:t>
-      </w:r>
-    </w:p>
-    <w:p>
-      <w:pPr>
-        <w:pStyle w:val="ListParagraph"/>
-        <w:numPr>
-          <w:ilvl w:val="0"/>
-          <w:numId w:val="1"/>
-        </w:numPr>
-        <w:spacing w:after="100" w:line="340"/>
+        <w:spacing w:after="80" w:line="340"/>
+      </w:pPr>
+      <w:r>
+        <w:rPr>
+          <w:rFonts w:ascii="SimSun" w:cs="SimSun" w:eastAsia="SimSun" w:hAnsi="SimSun"/>
+        </w:rPr>
+        <w:t xml:space="preserve">敞开那颗肯信任的心、放下所有防卫，是很耗能量的事；正因如此，静坐才是最好、也最高效的办法。</w:t>
+      </w:r>
+    </w:p>
+    <w:p>
+      <w:pPr>
+        <w:pStyle w:val="ListParagraph"/>
+        <w:numPr>
+          <w:ilvl w:val="0"/>
+          <w:numId w:val="1"/>
+        </w:numPr>
+        <w:spacing w:after="80" w:line="340"/>
       </w:pPr>
       <w:r>
         <w:rPr>
@@ -8265,7 +8298,7 @@
           <w:ilvl w:val="0"/>
           <w:numId w:val="1"/>
         </w:numPr>
-        <w:spacing w:after="100" w:line="340"/>
+        <w:spacing w:after="80" w:line="340"/>
       </w:pPr>
       <w:r>
         <w:rPr>
@@ -8281,7 +8314,7 @@
           <w:ilvl w:val="0"/>
           <w:numId w:val="1"/>
         </w:numPr>
-        <w:spacing w:after="100" w:line="340"/>
+        <w:spacing w:after="80" w:line="340"/>
       </w:pPr>
       <w:r>
         <w:rPr>
@@ -8297,23 +8330,23 @@
           <w:ilvl w:val="0"/>
           <w:numId w:val="1"/>
         </w:numPr>
-        <w:spacing w:after="100" w:line="340"/>
-      </w:pPr>
-      <w:r>
-        <w:rPr>
-          <w:rFonts w:ascii="SimSun" w:cs="SimSun" w:eastAsia="SimSun" w:hAnsi="SimSun"/>
-        </w:rPr>
-        <w:t xml:space="preserve">我们的任务是见证念头，而不是评判它、铺陈它。无论那是关于自己的念头、关于别人的念头，还是关于物件的念头，都一样。</w:t>
-      </w:r>
-    </w:p>
-    <w:p>
-      <w:pPr>
-        <w:pStyle w:val="ListParagraph"/>
-        <w:numPr>
-          <w:ilvl w:val="0"/>
-          <w:numId w:val="1"/>
-        </w:numPr>
-        <w:spacing w:after="100" w:line="340"/>
+        <w:spacing w:after="80" w:line="340"/>
+      </w:pPr>
+      <w:r>
+        <w:rPr>
+          <w:rFonts w:ascii="SimSun" w:cs="SimSun" w:eastAsia="SimSun" w:hAnsi="SimSun"/>
+        </w:rPr>
+        <w:t xml:space="preserve">我们的任务是见证念头，而不是评判它、铺陈它。无论那是关于自己的念头、关于别人的念头，甚至是关于物件的念头，都一样。</w:t>
+      </w:r>
+    </w:p>
+    <w:p>
+      <w:pPr>
+        <w:pStyle w:val="ListParagraph"/>
+        <w:numPr>
+          <w:ilvl w:val="0"/>
+          <w:numId w:val="1"/>
+        </w:numPr>
+        <w:spacing w:after="80" w:line="340"/>
       </w:pPr>
       <w:r>
         <w:rPr>
@@ -8329,7 +8362,7 @@
           <w:ilvl w:val="0"/>
           <w:numId w:val="1"/>
         </w:numPr>
-        <w:spacing w:after="100" w:line="340"/>
+        <w:spacing w:after="80" w:line="340"/>
       </w:pPr>
       <w:r>
         <w:rPr>
@@ -8345,23 +8378,23 @@
           <w:ilvl w:val="0"/>
           <w:numId w:val="1"/>
         </w:numPr>
-        <w:spacing w:after="100" w:line="340"/>
-      </w:pPr>
-      <w:r>
-        <w:rPr>
-          <w:rFonts w:ascii="SimSun" w:cs="SimSun" w:eastAsia="SimSun" w:hAnsi="SimSun"/>
-        </w:rPr>
-        <w:t xml:space="preserve">法庭上的证人不会为所犯的罪感到心虚，因为站在被告席上的不是他；同样，一旦坐上蒲团，就要以平等心看待一切念头。</w:t>
-      </w:r>
-    </w:p>
-    <w:p>
-      <w:pPr>
-        <w:pStyle w:val="ListParagraph"/>
-        <w:numPr>
-          <w:ilvl w:val="0"/>
-          <w:numId w:val="1"/>
-        </w:numPr>
-        <w:spacing w:after="100" w:line="340"/>
+        <w:spacing w:after="80" w:line="340"/>
+      </w:pPr>
+      <w:r>
+        <w:rPr>
+          <w:rFonts w:ascii="SimSun" w:cs="SimSun" w:eastAsia="SimSun" w:hAnsi="SimSun"/>
+        </w:rPr>
+        <w:t xml:space="preserve">法庭上的证人不会为案中的罪行感到心虚，因为站在被告席上的不是他；同样，一旦坐上蒲团，就要以平等心看待一切念头。</w:t>
+      </w:r>
+    </w:p>
+    <w:p>
+      <w:pPr>
+        <w:pStyle w:val="ListParagraph"/>
+        <w:numPr>
+          <w:ilvl w:val="0"/>
+          <w:numId w:val="1"/>
+        </w:numPr>
+        <w:spacing w:after="80" w:line="340"/>
       </w:pPr>
       <w:r>
         <w:rPr>
@@ -8377,7 +8410,7 @@
           <w:ilvl w:val="0"/>
           <w:numId w:val="1"/>
         </w:numPr>
-        <w:spacing w:after="100" w:line="340"/>
+        <w:spacing w:after="80" w:line="340"/>
       </w:pPr>
       <w:r>
         <w:rPr>
@@ -8393,7 +8426,7 @@
           <w:ilvl w:val="0"/>
           <w:numId w:val="1"/>
         </w:numPr>
-        <w:spacing w:after="100" w:line="340"/>
+        <w:spacing w:after="80" w:line="340"/>
       </w:pPr>
       <w:r>
         <w:rPr>
@@ -8409,7 +8442,7 @@
           <w:ilvl w:val="0"/>
           <w:numId w:val="1"/>
         </w:numPr>
-        <w:spacing w:after="100" w:line="340"/>
+        <w:spacing w:after="80" w:line="340"/>
       </w:pPr>
       <w:r>
         <w:rPr>
@@ -8425,7 +8458,7 @@
           <w:ilvl w:val="0"/>
           <w:numId w:val="1"/>
         </w:numPr>
-        <w:spacing w:after="100" w:line="340"/>
+        <w:spacing w:after="80" w:line="340"/>
       </w:pPr>
       <w:r>
         <w:rPr>
@@ -8441,7 +8474,7 @@
           <w:ilvl w:val="0"/>
           <w:numId w:val="1"/>
         </w:numPr>
-        <w:spacing w:after="100" w:line="340"/>
+        <w:spacing w:after="80" w:line="340"/>
       </w:pPr>
       <w:r>
         <w:rPr>
@@ -8457,7 +8490,7 @@
           <w:ilvl w:val="0"/>
           <w:numId w:val="1"/>
         </w:numPr>
-        <w:spacing w:after="100" w:line="340"/>
+        <w:spacing w:after="80" w:line="340"/>
       </w:pPr>
       <w:r>
         <w:rPr>
@@ -8473,7 +8506,7 @@
           <w:ilvl w:val="0"/>
           <w:numId w:val="1"/>
         </w:numPr>
-        <w:spacing w:after="100" w:line="340"/>
+        <w:spacing w:after="80" w:line="340"/>
       </w:pPr>
       <w:r>
         <w:rPr>
@@ -8489,7 +8522,7 @@
           <w:ilvl w:val="0"/>
           <w:numId w:val="1"/>
         </w:numPr>
-        <w:spacing w:after="100" w:line="340"/>
+        <w:spacing w:after="80" w:line="340"/>
       </w:pPr>
       <w:r>
         <w:rPr>
@@ -8505,7 +8538,7 @@
           <w:ilvl w:val="0"/>
           <w:numId w:val="1"/>
         </w:numPr>
-        <w:spacing w:after="100" w:line="340"/>
+        <w:spacing w:after="80" w:line="340"/>
       </w:pPr>
       <w:r>
         <w:rPr>
@@ -8521,7 +8554,7 @@
           <w:ilvl w:val="0"/>
           <w:numId w:val="1"/>
         </w:numPr>
-        <w:spacing w:after="100" w:line="340"/>
+        <w:spacing w:after="80" w:line="340"/>
       </w:pPr>
       <w:r>
         <w:rPr>
@@ -8537,7 +8570,7 @@
           <w:ilvl w:val="0"/>
           <w:numId w:val="1"/>
         </w:numPr>
-        <w:spacing w:after="100" w:line="340"/>
+        <w:spacing w:after="80" w:line="340"/>
       </w:pPr>
       <w:r>
         <w:rPr>
@@ -8553,23 +8586,23 @@
           <w:ilvl w:val="0"/>
           <w:numId w:val="1"/>
         </w:numPr>
-        <w:spacing w:after="100" w:line="340"/>
-      </w:pPr>
-      <w:r>
-        <w:rPr>
-          <w:rFonts w:ascii="SimSun" w:cs="SimSun" w:eastAsia="SimSun" w:hAnsi="SimSun"/>
-        </w:rPr>
-        <w:t xml:space="preserve">每日的禅修用功不贪多，修行才长久。一上来就猛冲的，走不远。</w:t>
-      </w:r>
-    </w:p>
-    <w:p>
-      <w:pPr>
-        <w:pStyle w:val="ListParagraph"/>
-        <w:numPr>
-          <w:ilvl w:val="0"/>
-          <w:numId w:val="1"/>
-        </w:numPr>
-        <w:spacing w:after="100" w:line="340"/>
+        <w:spacing w:after="80" w:line="340"/>
+      </w:pPr>
+      <w:r>
+        <w:rPr>
+          <w:rFonts w:ascii="SimSun" w:cs="SimSun" w:eastAsia="SimSun" w:hAnsi="SimSun"/>
+        </w:rPr>
+        <w:t xml:space="preserve">每日的禅修用功不贪多，就能保证修行长久。一上来就猛冲的，走不远。</w:t>
+      </w:r>
+    </w:p>
+    <w:p>
+      <w:pPr>
+        <w:pStyle w:val="ListParagraph"/>
+        <w:numPr>
+          <w:ilvl w:val="0"/>
+          <w:numId w:val="1"/>
+        </w:numPr>
+        <w:spacing w:after="80" w:line="340"/>
       </w:pPr>
       <w:r>
         <w:rPr>
@@ -8585,7 +8618,7 @@
           <w:ilvl w:val="0"/>
           <w:numId w:val="1"/>
         </w:numPr>
-        <w:spacing w:after="100" w:line="340"/>
+        <w:spacing w:after="80" w:line="340"/>
       </w:pPr>
       <w:r>
         <w:rPr>
@@ -8601,7 +8634,7 @@
           <w:ilvl w:val="0"/>
           <w:numId w:val="1"/>
         </w:numPr>
-        <w:spacing w:after="100" w:line="340"/>
+        <w:spacing w:after="80" w:line="340"/>
       </w:pPr>
       <w:r>
         <w:rPr>
@@ -8617,7 +8650,7 @@
           <w:ilvl w:val="0"/>
           <w:numId w:val="1"/>
         </w:numPr>
-        <w:spacing w:after="100" w:line="340"/>
+        <w:spacing w:after="80" w:line="340"/>
       </w:pPr>
       <w:r>
         <w:rPr>
@@ -8633,23 +8666,23 @@
           <w:ilvl w:val="0"/>
           <w:numId w:val="1"/>
         </w:numPr>
-        <w:spacing w:after="100" w:line="340"/>
-      </w:pPr>
-      <w:r>
-        <w:rPr>
-          <w:rFonts w:ascii="SimSun" w:cs="SimSun" w:eastAsia="SimSun" w:hAnsi="SimSun"/>
-        </w:rPr>
-        <w:t xml:space="preserve">孩子们一发觉老师在看着，就安静了。见证者一观照那颗忙碌的心，心也安静了。两者都不曾去干涉正在发生的事。</w:t>
-      </w:r>
-    </w:p>
-    <w:p>
-      <w:pPr>
-        <w:pStyle w:val="ListParagraph"/>
-        <w:numPr>
-          <w:ilvl w:val="0"/>
-          <w:numId w:val="1"/>
-        </w:numPr>
-        <w:spacing w:after="100" w:line="340"/>
+        <w:spacing w:after="80" w:line="340"/>
+      </w:pPr>
+      <w:r>
+        <w:rPr>
+          <w:rFonts w:ascii="SimSun" w:cs="SimSun" w:eastAsia="SimSun" w:hAnsi="SimSun"/>
+        </w:rPr>
+        <w:t xml:space="preserve">孩子们一发觉老师在看着，就安静了。见证者一观照那颗忙碌的心，心也安静了。两者都不曾去干涉心里正在发生的事。</w:t>
+      </w:r>
+    </w:p>
+    <w:p>
+      <w:pPr>
+        <w:pStyle w:val="ListParagraph"/>
+        <w:numPr>
+          <w:ilvl w:val="0"/>
+          <w:numId w:val="1"/>
+        </w:numPr>
+        <w:spacing w:after="80" w:line="340"/>
       </w:pPr>
       <w:r>
         <w:rPr>
@@ -8665,7 +8698,7 @@
           <w:ilvl w:val="0"/>
           <w:numId w:val="1"/>
         </w:numPr>
-        <w:spacing w:after="100" w:line="340"/>
+        <w:spacing w:after="80" w:line="340"/>
       </w:pPr>
       <w:r>
         <w:rPr>
@@ -8681,7 +8714,7 @@
           <w:ilvl w:val="0"/>
           <w:numId w:val="1"/>
         </w:numPr>
-        <w:spacing w:after="100" w:line="340"/>
+        <w:spacing w:after="80" w:line="340"/>
       </w:pPr>
       <w:r>
         <w:rPr>
@@ -8697,7 +8730,7 @@
           <w:ilvl w:val="0"/>
           <w:numId w:val="1"/>
         </w:numPr>
-        <w:spacing w:after="100" w:line="340"/>
+        <w:spacing w:after="80" w:line="340"/>
       </w:pPr>
       <w:r>
         <w:rPr>
@@ -8713,7 +8746,7 @@
           <w:ilvl w:val="0"/>
           <w:numId w:val="1"/>
         </w:numPr>
-        <w:spacing w:after="100" w:line="340"/>
+        <w:spacing w:after="80" w:line="340"/>
       </w:pPr>
       <w:r>
         <w:rPr>
@@ -8729,7 +8762,7 @@
           <w:ilvl w:val="0"/>
           <w:numId w:val="1"/>
         </w:numPr>
-        <w:spacing w:after="100" w:line="340"/>
+        <w:spacing w:after="80" w:line="340"/>
       </w:pPr>
       <w:r>
         <w:rPr>
@@ -8745,7 +8778,7 @@
           <w:ilvl w:val="0"/>
           <w:numId w:val="1"/>
         </w:numPr>
-        <w:spacing w:after="100" w:line="340"/>
+        <w:spacing w:after="80" w:line="340"/>
       </w:pPr>
       <w:r>
         <w:rPr>
@@ -8761,7 +8794,7 @@
           <w:ilvl w:val="0"/>
           <w:numId w:val="1"/>
         </w:numPr>
-        <w:spacing w:after="100" w:line="340"/>
+        <w:spacing w:after="80" w:line="340"/>
       </w:pPr>
       <w:r>
         <w:rPr>
@@ -8777,23 +8810,23 @@
           <w:ilvl w:val="0"/>
           <w:numId w:val="1"/>
         </w:numPr>
-        <w:spacing w:after="100" w:line="340"/>
-      </w:pPr>
-      <w:r>
-        <w:rPr>
-          <w:rFonts w:ascii="SimSun" w:cs="SimSun" w:eastAsia="SimSun" w:hAnsi="SimSun"/>
-        </w:rPr>
-        <w:t xml:space="preserve">就像害羞的新娘拒绝一切进逼，那羞怯的“我”要等我们停止寻找时才来。“静”本身也是捉摸不定的：越想静下来，就越躁动。</w:t>
-      </w:r>
-    </w:p>
-    <w:p>
-      <w:pPr>
-        <w:pStyle w:val="ListParagraph"/>
-        <w:numPr>
-          <w:ilvl w:val="0"/>
-          <w:numId w:val="1"/>
-        </w:numPr>
-        <w:spacing w:after="100" w:line="340"/>
+        <w:spacing w:after="80" w:line="340"/>
+      </w:pPr>
+      <w:r>
+        <w:rPr>
+          <w:rFonts w:ascii="SimSun" w:cs="SimSun" w:eastAsia="SimSun" w:hAnsi="SimSun"/>
+        </w:rPr>
+        <w:t xml:space="preserve">就像害羞的新娘推拒一切亲近，那羞怯的“我”要等我们停止寻找时才来。“静”本身也是捉摸不定的：越想静下来，就越躁动。</w:t>
+      </w:r>
+    </w:p>
+    <w:p>
+      <w:pPr>
+        <w:pStyle w:val="ListParagraph"/>
+        <w:numPr>
+          <w:ilvl w:val="0"/>
+          <w:numId w:val="1"/>
+        </w:numPr>
+        <w:spacing w:after="80" w:line="340"/>
       </w:pPr>
       <w:r>
         <w:rPr>
@@ -8809,7 +8842,7 @@
           <w:ilvl w:val="0"/>
           <w:numId w:val="1"/>
         </w:numPr>
-        <w:spacing w:after="100" w:line="340"/>
+        <w:spacing w:after="80" w:line="340"/>
       </w:pPr>
       <w:r>
         <w:rPr>
@@ -8825,7 +8858,7 @@
           <w:ilvl w:val="0"/>
           <w:numId w:val="1"/>
         </w:numPr>
-        <w:spacing w:after="100" w:line="340"/>
+        <w:spacing w:after="80" w:line="340"/>
       </w:pPr>
       <w:r>
         <w:rPr>
@@ -8841,7 +8874,7 @@
           <w:ilvl w:val="0"/>
           <w:numId w:val="1"/>
         </w:numPr>
-        <w:spacing w:after="100" w:line="340"/>
+        <w:spacing w:after="80" w:line="340"/>
       </w:pPr>
       <w:r>
         <w:rPr>
@@ -8857,7 +8890,7 @@
           <w:ilvl w:val="0"/>
           <w:numId w:val="1"/>
         </w:numPr>
-        <w:spacing w:after="100" w:line="340"/>
+        <w:spacing w:after="80" w:line="340"/>
       </w:pPr>
       <w:r>
         <w:rPr>
@@ -8873,7 +8906,7 @@
           <w:ilvl w:val="0"/>
           <w:numId w:val="1"/>
         </w:numPr>
-        <w:spacing w:after="100" w:line="340"/>
+        <w:spacing w:after="80" w:line="340"/>
       </w:pPr>
       <w:r>
         <w:rPr>
@@ -8889,7 +8922,7 @@
           <w:ilvl w:val="0"/>
           <w:numId w:val="1"/>
         </w:numPr>
-        <w:spacing w:after="100" w:line="340"/>
+        <w:spacing w:after="80" w:line="340"/>
       </w:pPr>
       <w:r>
         <w:rPr>
@@ -8905,7 +8938,7 @@
           <w:ilvl w:val="0"/>
           <w:numId w:val="1"/>
         </w:numPr>
-        <w:spacing w:after="100" w:line="340"/>
+        <w:spacing w:after="80" w:line="340"/>
       </w:pPr>
       <w:r>
         <w:rPr>
@@ -8921,7 +8954,7 @@
           <w:ilvl w:val="0"/>
           <w:numId w:val="1"/>
         </w:numPr>
-        <w:spacing w:after="100" w:line="340"/>
+        <w:spacing w:after="80" w:line="340"/>
       </w:pPr>
       <w:r>
         <w:rPr>
@@ -8937,23 +8970,23 @@
           <w:ilvl w:val="0"/>
           <w:numId w:val="1"/>
         </w:numPr>
-        <w:spacing w:after="100" w:line="340"/>
-      </w:pPr>
-      <w:r>
-        <w:rPr>
-          <w:rFonts w:ascii="SimSun" w:cs="SimSun" w:eastAsia="SimSun" w:hAnsi="SimSun"/>
-        </w:rPr>
-        <w:t xml:space="preserve">打坐时要让开自己这条路，很难。我们既是天生的禅修者，也是天生爱插手的人。</w:t>
-      </w:r>
-    </w:p>
-    <w:p>
-      <w:pPr>
-        <w:pStyle w:val="ListParagraph"/>
-        <w:numPr>
-          <w:ilvl w:val="0"/>
-          <w:numId w:val="1"/>
-        </w:numPr>
-        <w:spacing w:after="100" w:line="340"/>
+        <w:spacing w:after="80" w:line="340"/>
+      </w:pPr>
+      <w:r>
+        <w:rPr>
+          <w:rFonts w:ascii="SimSun" w:cs="SimSun" w:eastAsia="SimSun" w:hAnsi="SimSun"/>
+        </w:rPr>
+        <w:t xml:space="preserve">打坐时要做到不自己挡自己的路，很难。我们既是天生的禅修者，也是天生爱插手的人。</w:t>
+      </w:r>
+    </w:p>
+    <w:p>
+      <w:pPr>
+        <w:pStyle w:val="ListParagraph"/>
+        <w:numPr>
+          <w:ilvl w:val="0"/>
+          <w:numId w:val="1"/>
+        </w:numPr>
+        <w:spacing w:after="80" w:line="340"/>
       </w:pPr>
       <w:r>
         <w:rPr>
@@ -8969,7 +9002,7 @@
           <w:ilvl w:val="0"/>
           <w:numId w:val="1"/>
         </w:numPr>
-        <w:spacing w:after="100" w:line="340"/>
+        <w:spacing w:after="80" w:line="340"/>
       </w:pPr>
       <w:r>
         <w:rPr>
@@ -8985,7 +9018,7 @@
           <w:ilvl w:val="0"/>
           <w:numId w:val="1"/>
         </w:numPr>
-        <w:spacing w:after="100" w:line="340"/>
+        <w:spacing w:after="80" w:line="340"/>
       </w:pPr>
       <w:r>
         <w:rPr>
@@ -9001,7 +9034,7 @@
           <w:ilvl w:val="0"/>
           <w:numId w:val="1"/>
         </w:numPr>
-        <w:spacing w:after="100" w:line="340"/>
+        <w:spacing w:after="80" w:line="340"/>
       </w:pPr>
       <w:r>
         <w:rPr>
@@ -9017,7 +9050,7 @@
           <w:ilvl w:val="0"/>
           <w:numId w:val="1"/>
         </w:numPr>
-        <w:spacing w:after="100" w:line="340"/>
+        <w:spacing w:after="80" w:line="340"/>
       </w:pPr>
       <w:r>
         <w:rPr>
@@ -9033,7 +9066,7 @@
           <w:ilvl w:val="0"/>
           <w:numId w:val="1"/>
         </w:numPr>
-        <w:spacing w:after="100" w:line="340"/>
+        <w:spacing w:after="80" w:line="340"/>
       </w:pPr>
       <w:r>
         <w:rPr>
@@ -9049,7 +9082,7 @@
           <w:ilvl w:val="0"/>
           <w:numId w:val="1"/>
         </w:numPr>
-        <w:spacing w:after="100" w:line="340"/>
+        <w:spacing w:after="80" w:line="340"/>
       </w:pPr>
       <w:r>
         <w:rPr>
@@ -9065,7 +9098,7 @@
           <w:ilvl w:val="0"/>
           <w:numId w:val="1"/>
         </w:numPr>
-        <w:spacing w:after="100" w:line="340"/>
+        <w:spacing w:after="80" w:line="340"/>
       </w:pPr>
       <w:r>
         <w:rPr>
@@ -9081,7 +9114,7 @@
           <w:ilvl w:val="0"/>
           <w:numId w:val="1"/>
         </w:numPr>
-        <w:spacing w:after="100" w:line="340"/>
+        <w:spacing w:after="80" w:line="340"/>
       </w:pPr>
       <w:r>
         <w:rPr>
@@ -9097,7 +9130,7 @@
           <w:ilvl w:val="0"/>
           <w:numId w:val="1"/>
         </w:numPr>
-        <w:spacing w:after="100" w:line="340"/>
+        <w:spacing w:after="80" w:line="340"/>
       </w:pPr>
       <w:r>
         <w:rPr>
@@ -9113,7 +9146,7 @@
           <w:ilvl w:val="0"/>
           <w:numId w:val="1"/>
         </w:numPr>
-        <w:spacing w:after="100" w:line="340"/>
+        <w:spacing w:after="80" w:line="340"/>
       </w:pPr>
       <w:r>
         <w:rPr>
@@ -9129,7 +9162,7 @@
           <w:ilvl w:val="0"/>
           <w:numId w:val="1"/>
         </w:numPr>
-        <w:spacing w:after="100" w:line="340"/>
+        <w:spacing w:after="80" w:line="340"/>
       </w:pPr>
       <w:r>
         <w:rPr>
@@ -9145,7 +9178,7 @@
           <w:ilvl w:val="0"/>
           <w:numId w:val="1"/>
         </w:numPr>
-        <w:spacing w:after="100" w:line="340"/>
+        <w:spacing w:after="80" w:line="340"/>
       </w:pPr>
       <w:r>
         <w:rPr>
@@ -9161,7 +9194,7 @@
           <w:ilvl w:val="0"/>
           <w:numId w:val="1"/>
         </w:numPr>
-        <w:spacing w:after="100" w:line="340"/>
+        <w:spacing w:after="80" w:line="340"/>
       </w:pPr>
       <w:r>
         <w:rPr>
@@ -9177,7 +9210,7 @@
           <w:ilvl w:val="0"/>
           <w:numId w:val="1"/>
         </w:numPr>
-        <w:spacing w:after="100" w:line="340"/>
+        <w:spacing w:after="80" w:line="340"/>
       </w:pPr>
       <w:r>
         <w:rPr>
@@ -9193,7 +9226,7 @@
           <w:ilvl w:val="0"/>
           <w:numId w:val="1"/>
         </w:numPr>
-        <w:spacing w:after="100" w:line="340"/>
+        <w:spacing w:after="80" w:line="340"/>
       </w:pPr>
       <w:r>
         <w:rPr>
@@ -9209,7 +9242,7 @@
           <w:ilvl w:val="0"/>
           <w:numId w:val="1"/>
         </w:numPr>
-        <w:spacing w:after="100" w:line="340"/>
+        <w:spacing w:after="80" w:line="340"/>
       </w:pPr>
       <w:r>
         <w:rPr>
@@ -9225,7 +9258,7 @@
           <w:ilvl w:val="0"/>
           <w:numId w:val="1"/>
         </w:numPr>
-        <w:spacing w:after="100" w:line="340"/>
+        <w:spacing w:after="80" w:line="340"/>
       </w:pPr>
       <w:r>
         <w:rPr>
@@ -9241,7 +9274,7 @@
           <w:ilvl w:val="0"/>
           <w:numId w:val="1"/>
         </w:numPr>
-        <w:spacing w:after="100" w:line="340"/>
+        <w:spacing w:after="80" w:line="340"/>
       </w:pPr>
       <w:r>
         <w:rPr>
@@ -9257,23 +9290,23 @@
           <w:ilvl w:val="0"/>
           <w:numId w:val="1"/>
         </w:numPr>
-        <w:spacing w:after="100" w:line="340"/>
-      </w:pPr>
-      <w:r>
-        <w:rPr>
-          <w:rFonts w:ascii="SimSun" w:cs="SimSun" w:eastAsia="SimSun" w:hAnsi="SimSun"/>
-        </w:rPr>
-        <w:t xml:space="preserve">一段时间是长是短，取决于我们的心怎么框它。对一个忙着盘算这个那个的人来说，禅修过得很快；对一个真正安住在所缘上的人来说，禅修也过得很快。前一种人从踏进禅堂的那一刻起就在骗自己。</w:t>
-      </w:r>
-    </w:p>
-    <w:p>
-      <w:pPr>
-        <w:pStyle w:val="ListParagraph"/>
-        <w:numPr>
-          <w:ilvl w:val="0"/>
-          <w:numId w:val="1"/>
-        </w:numPr>
-        <w:spacing w:after="100" w:line="340"/>
+        <w:spacing w:after="80" w:line="340"/>
+      </w:pPr>
+      <w:r>
+        <w:rPr>
+          <w:rFonts w:ascii="SimSun" w:cs="SimSun" w:eastAsia="SimSun" w:hAnsi="SimSun"/>
+        </w:rPr>
+        <w:t xml:space="preserve">一段时间是长是短，取决于我们怎样框定自己的心。对一个忙着盘算这个那个的人来说，禅修过得很快；对一个真正安住在所缘上的人来说，禅修也过得很快。前一种人从踏进禅堂的那一刻起就在骗自己。</w:t>
+      </w:r>
+    </w:p>
+    <w:p>
+      <w:pPr>
+        <w:pStyle w:val="ListParagraph"/>
+        <w:numPr>
+          <w:ilvl w:val="0"/>
+          <w:numId w:val="1"/>
+        </w:numPr>
+        <w:spacing w:after="80" w:line="340"/>
       </w:pPr>
       <w:r>
         <w:rPr>
@@ -9289,7 +9322,7 @@
           <w:ilvl w:val="0"/>
           <w:numId w:val="1"/>
         </w:numPr>
-        <w:spacing w:after="100" w:line="340"/>
+        <w:spacing w:after="80" w:line="340"/>
       </w:pPr>
       <w:r>
         <w:rPr>
@@ -9305,23 +9338,23 @@
           <w:ilvl w:val="0"/>
           <w:numId w:val="1"/>
         </w:numPr>
-        <w:spacing w:after="100" w:line="340"/>
-      </w:pPr>
-      <w:r>
-        <w:rPr>
-          <w:rFonts w:ascii="SimSun" w:cs="SimSun" w:eastAsia="SimSun" w:hAnsi="SimSun"/>
-        </w:rPr>
-        <w:t xml:space="preserve">见证也分几种：见证为己的念头，见证利他的念头，或专注于单一的念头。第一种招来恶业，第二种带出利他之心与善业，第三种则通向“正见”与殊胜的善业。</w:t>
-      </w:r>
-    </w:p>
-    <w:p>
-      <w:pPr>
-        <w:pStyle w:val="ListParagraph"/>
-        <w:numPr>
-          <w:ilvl w:val="0"/>
-          <w:numId w:val="1"/>
-        </w:numPr>
-        <w:spacing w:after="100" w:line="340"/>
+        <w:spacing w:after="80" w:line="340"/>
+      </w:pPr>
+      <w:r>
+        <w:rPr>
+          <w:rFonts w:ascii="SimSun" w:cs="SimSun" w:eastAsia="SimSun" w:hAnsi="SimSun"/>
+        </w:rPr>
+        <w:t xml:space="preserve">见证也分几种：见证为己的念头，见证利他的念头，或专注于单一的念头。第一种招来恶业，第二种带出利他之心与善业，第三种则通向“正见”与白业。</w:t>
+      </w:r>
+    </w:p>
+    <w:p>
+      <w:pPr>
+        <w:pStyle w:val="ListParagraph"/>
+        <w:numPr>
+          <w:ilvl w:val="0"/>
+          <w:numId w:val="1"/>
+        </w:numPr>
+        <w:spacing w:after="80" w:line="340"/>
       </w:pPr>
       <w:r>
         <w:rPr>
@@ -9337,7 +9370,7 @@
           <w:ilvl w:val="0"/>
           <w:numId w:val="1"/>
         </w:numPr>
-        <w:spacing w:after="100" w:line="340"/>
+        <w:spacing w:after="80" w:line="340"/>
       </w:pPr>
       <w:r>
         <w:rPr>
@@ -9353,7 +9386,7 @@
           <w:ilvl w:val="0"/>
           <w:numId w:val="1"/>
         </w:numPr>
-        <w:spacing w:after="100" w:line="340"/>
+        <w:spacing w:after="80" w:line="340"/>
       </w:pPr>
       <w:r>
         <w:rPr>
@@ -9369,7 +9402,7 @@
           <w:ilvl w:val="0"/>
           <w:numId w:val="1"/>
         </w:numPr>
-        <w:spacing w:after="100" w:line="340"/>
+        <w:spacing w:after="80" w:line="340"/>
       </w:pPr>
       <w:r>
         <w:rPr>
@@ -9385,7 +9418,7 @@
           <w:ilvl w:val="0"/>
           <w:numId w:val="1"/>
         </w:numPr>
-        <w:spacing w:after="100" w:line="340"/>
+        <w:spacing w:after="80" w:line="340"/>
       </w:pPr>
       <w:r>
         <w:rPr>
@@ -9401,7 +9434,7 @@
           <w:ilvl w:val="0"/>
           <w:numId w:val="1"/>
         </w:numPr>
-        <w:spacing w:after="100" w:line="340"/>
+        <w:spacing w:after="80" w:line="340"/>
       </w:pPr>
       <w:r>
         <w:rPr>
@@ -9417,7 +9450,7 @@
           <w:ilvl w:val="0"/>
           <w:numId w:val="1"/>
         </w:numPr>
-        <w:spacing w:after="100" w:line="340"/>
+        <w:spacing w:after="80" w:line="340"/>
       </w:pPr>
       <w:r>
         <w:rPr>
@@ -9433,7 +9466,7 @@
           <w:ilvl w:val="0"/>
           <w:numId w:val="1"/>
         </w:numPr>
-        <w:spacing w:after="100" w:line="340"/>
+        <w:spacing w:after="80" w:line="340"/>
       </w:pPr>
       <w:r>
         <w:rPr>
@@ -9449,7 +9482,7 @@
           <w:ilvl w:val="0"/>
           <w:numId w:val="1"/>
         </w:numPr>
-        <w:spacing w:after="100" w:line="340"/>
+        <w:spacing w:after="80" w:line="340"/>
       </w:pPr>
       <w:r>
         <w:rPr>
@@ -9465,23 +9498,23 @@
           <w:ilvl w:val="0"/>
           <w:numId w:val="1"/>
         </w:numPr>
-        <w:spacing w:after="100" w:line="340"/>
-      </w:pPr>
-      <w:r>
-        <w:rPr>
-          <w:rFonts w:ascii="SimSun" w:cs="SimSun" w:eastAsia="SimSun" w:hAnsi="SimSun"/>
-        </w:rPr>
-        <w:t xml:space="preserve">世界是照着我们的欲望向我们呈现的。我们向世界要得越少，它越能映出心的本性；向世界要得越多，它越映不出心的本性。我们的“想要”永远填不满，可我们的“需要”是能满足的。</w:t>
-      </w:r>
-    </w:p>
-    <w:p>
-      <w:pPr>
-        <w:pStyle w:val="ListParagraph"/>
-        <w:numPr>
-          <w:ilvl w:val="0"/>
-          <w:numId w:val="1"/>
-        </w:numPr>
-        <w:spacing w:after="100" w:line="340"/>
+        <w:spacing w:after="80" w:line="340"/>
+      </w:pPr>
+      <w:r>
+        <w:rPr>
+          <w:rFonts w:ascii="SimSun" w:cs="SimSun" w:eastAsia="SimSun" w:hAnsi="SimSun"/>
+        </w:rPr>
+        <w:t xml:space="preserve">世界是照着我们的欲望向我们呈现的。我们向世界要得越少，它越能映出心性；向世界要得越多，它越映不出心性。我们的“想要”永远填不满，可我们的“需要”是能满足的。</w:t>
+      </w:r>
+    </w:p>
+    <w:p>
+      <w:pPr>
+        <w:pStyle w:val="ListParagraph"/>
+        <w:numPr>
+          <w:ilvl w:val="0"/>
+          <w:numId w:val="1"/>
+        </w:numPr>
+        <w:spacing w:after="80" w:line="340"/>
       </w:pPr>
       <w:r>
         <w:rPr>
@@ -9497,7 +9530,7 @@
           <w:ilvl w:val="0"/>
           <w:numId w:val="1"/>
         </w:numPr>
-        <w:spacing w:after="100" w:line="340"/>
+        <w:spacing w:after="80" w:line="340"/>
       </w:pPr>
       <w:r>
         <w:rPr>
@@ -9513,7 +9546,7 @@
           <w:ilvl w:val="0"/>
           <w:numId w:val="1"/>
         </w:numPr>
-        <w:spacing w:after="100" w:line="340"/>
+        <w:spacing w:after="80" w:line="340"/>
       </w:pPr>
       <w:r>
         <w:rPr>
@@ -9529,7 +9562,7 @@
           <w:ilvl w:val="0"/>
           <w:numId w:val="1"/>
         </w:numPr>
-        <w:spacing w:after="100" w:line="340"/>
+        <w:spacing w:after="80" w:line="340"/>
       </w:pPr>
       <w:r>
         <w:rPr>
@@ -9545,23 +9578,23 @@
           <w:ilvl w:val="0"/>
           <w:numId w:val="1"/>
         </w:numPr>
-        <w:spacing w:after="100" w:line="340"/>
-      </w:pPr>
-      <w:r>
-        <w:rPr>
-          <w:rFonts w:ascii="SimSun" w:cs="SimSun" w:eastAsia="SimSun" w:hAnsi="SimSun"/>
-        </w:rPr>
-        <w:t xml:space="preserve">想吃得饱足，就先让别人吃饱；想东西多，就先把东西给人。一副身体用得了多少？总该把别人放在心上。</w:t>
-      </w:r>
-    </w:p>
-    <w:p>
-      <w:pPr>
-        <w:pStyle w:val="ListParagraph"/>
-        <w:numPr>
-          <w:ilvl w:val="0"/>
-          <w:numId w:val="1"/>
-        </w:numPr>
-        <w:spacing w:after="100" w:line="340"/>
+        <w:spacing w:after="80" w:line="340"/>
+      </w:pPr>
+      <w:r>
+        <w:rPr>
+          <w:rFonts w:ascii="SimSun" w:cs="SimSun" w:eastAsia="SimSun" w:hAnsi="SimSun"/>
+        </w:rPr>
+        <w:t xml:space="preserve">想吃得饱足，就先让别人吃饱；想要东西多，就先把东西给人。一副身体用得了多少？总该把别人放在心上。</w:t>
+      </w:r>
+    </w:p>
+    <w:p>
+      <w:pPr>
+        <w:pStyle w:val="ListParagraph"/>
+        <w:numPr>
+          <w:ilvl w:val="0"/>
+          <w:numId w:val="1"/>
+        </w:numPr>
+        <w:spacing w:after="80" w:line="340"/>
       </w:pPr>
       <w:r>
         <w:rPr>
@@ -9577,23 +9610,23 @@
           <w:ilvl w:val="0"/>
           <w:numId w:val="1"/>
         </w:numPr>
-        <w:spacing w:after="100" w:line="340"/>
-      </w:pPr>
-      <w:r>
-        <w:rPr>
-          <w:rFonts w:ascii="SimSun" w:cs="SimSun" w:eastAsia="SimSun" w:hAnsi="SimSun"/>
-        </w:rPr>
-        <w:t xml:space="preserve">我们能骑几辆自行车、开几辆车、睡几个房间、用几只碗吃饭、拿几支笔写字、穿几双鞋走路、开几把锁、踩几块冲浪板……一件在用、一件备着，不就够了吗？</w:t>
-      </w:r>
-    </w:p>
-    <w:p>
-      <w:pPr>
-        <w:pStyle w:val="ListParagraph"/>
-        <w:numPr>
-          <w:ilvl w:val="0"/>
-          <w:numId w:val="1"/>
-        </w:numPr>
-        <w:spacing w:after="100" w:line="340"/>
+        <w:spacing w:after="80" w:line="340"/>
+      </w:pPr>
+      <w:r>
+        <w:rPr>
+          <w:rFonts w:ascii="SimSun" w:cs="SimSun" w:eastAsia="SimSun" w:hAnsi="SimSun"/>
+        </w:rPr>
+        <w:t xml:space="preserve">我们能骑几辆自行车、开几辆车、睡几个房间、用几只碗吃饭、拿几支笔写字、穿几双鞋走路、开几把锁、踩几块冲浪板……？一件在用、一件备着，不就够了吗？</w:t>
+      </w:r>
+    </w:p>
+    <w:p>
+      <w:pPr>
+        <w:pStyle w:val="ListParagraph"/>
+        <w:numPr>
+          <w:ilvl w:val="0"/>
+          <w:numId w:val="1"/>
+        </w:numPr>
+        <w:spacing w:after="80" w:line="340"/>
       </w:pPr>
       <w:r>
         <w:rPr>
@@ -9609,7 +9642,7 @@
           <w:ilvl w:val="0"/>
           <w:numId w:val="1"/>
         </w:numPr>
-        <w:spacing w:after="100" w:line="340"/>
+        <w:spacing w:after="80" w:line="340"/>
       </w:pPr>
       <w:r>
         <w:rPr>
@@ -9625,7 +9658,7 @@
           <w:ilvl w:val="0"/>
           <w:numId w:val="1"/>
         </w:numPr>
-        <w:spacing w:after="100" w:line="340"/>
+        <w:spacing w:after="80" w:line="340"/>
       </w:pPr>
       <w:r>
         <w:rPr>
@@ -9641,7 +9674,7 @@
           <w:ilvl w:val="0"/>
           <w:numId w:val="1"/>
         </w:numPr>
-        <w:spacing w:after="100" w:line="340"/>
+        <w:spacing w:after="80" w:line="340"/>
       </w:pPr>
       <w:r>
         <w:rPr>
@@ -9657,7 +9690,7 @@
           <w:ilvl w:val="0"/>
           <w:numId w:val="1"/>
         </w:numPr>
-        <w:spacing w:after="100" w:line="340"/>
+        <w:spacing w:after="80" w:line="340"/>
       </w:pPr>
       <w:r>
         <w:rPr>
@@ -9673,7 +9706,7 @@
           <w:ilvl w:val="0"/>
           <w:numId w:val="1"/>
         </w:numPr>
-        <w:spacing w:after="100" w:line="340"/>
+        <w:spacing w:after="80" w:line="340"/>
       </w:pPr>
       <w:r>
         <w:rPr>
@@ -9689,7 +9722,7 @@
           <w:ilvl w:val="0"/>
           <w:numId w:val="1"/>
         </w:numPr>
-        <w:spacing w:after="100" w:line="340"/>
+        <w:spacing w:after="80" w:line="340"/>
       </w:pPr>
       <w:r>
         <w:rPr>
@@ -9705,7 +9738,7 @@
           <w:ilvl w:val="0"/>
           <w:numId w:val="1"/>
         </w:numPr>
-        <w:spacing w:after="100" w:line="340"/>
+        <w:spacing w:after="80" w:line="340"/>
       </w:pPr>
       <w:r>
         <w:rPr>
@@ -9721,7 +9754,7 @@
           <w:ilvl w:val="0"/>
           <w:numId w:val="1"/>
         </w:numPr>
-        <w:spacing w:after="100" w:line="340"/>
+        <w:spacing w:after="80" w:line="340"/>
       </w:pPr>
       <w:r>
         <w:rPr>
@@ -9737,7 +9770,7 @@
           <w:ilvl w:val="0"/>
           <w:numId w:val="1"/>
         </w:numPr>
-        <w:spacing w:after="100" w:line="340"/>
+        <w:spacing w:after="80" w:line="340"/>
       </w:pPr>
       <w:r>
         <w:rPr>
@@ -9753,7 +9786,7 @@
           <w:ilvl w:val="0"/>
           <w:numId w:val="1"/>
         </w:numPr>
-        <w:spacing w:after="100" w:line="340"/>
+        <w:spacing w:after="80" w:line="340"/>
       </w:pPr>
       <w:r>
         <w:rPr>
@@ -9769,7 +9802,7 @@
           <w:ilvl w:val="0"/>
           <w:numId w:val="1"/>
         </w:numPr>
-        <w:spacing w:after="100" w:line="340"/>
+        <w:spacing w:after="80" w:line="340"/>
       </w:pPr>
       <w:r>
         <w:rPr>
@@ -9785,7 +9818,7 @@
           <w:ilvl w:val="0"/>
           <w:numId w:val="1"/>
         </w:numPr>
-        <w:spacing w:after="100" w:line="340"/>
+        <w:spacing w:after="80" w:line="340"/>
       </w:pPr>
       <w:r>
         <w:rPr>
@@ -9801,7 +9834,7 @@
           <w:ilvl w:val="0"/>
           <w:numId w:val="1"/>
         </w:numPr>
-        <w:spacing w:after="100" w:line="340"/>
+        <w:spacing w:after="80" w:line="340"/>
       </w:pPr>
       <w:r>
         <w:rPr>
@@ -9817,7 +9850,7 @@
           <w:ilvl w:val="0"/>
           <w:numId w:val="1"/>
         </w:numPr>
-        <w:spacing w:after="100" w:line="340"/>
+        <w:spacing w:after="80" w:line="340"/>
       </w:pPr>
       <w:r>
         <w:rPr>
@@ -9833,7 +9866,7 @@
           <w:ilvl w:val="0"/>
           <w:numId w:val="1"/>
         </w:numPr>
-        <w:spacing w:after="100" w:line="340"/>
+        <w:spacing w:after="80" w:line="340"/>
       </w:pPr>
       <w:r>
         <w:rPr>
@@ -9849,7 +9882,7 @@
           <w:ilvl w:val="0"/>
           <w:numId w:val="1"/>
         </w:numPr>
-        <w:spacing w:after="100" w:line="340"/>
+        <w:spacing w:after="80" w:line="340"/>
       </w:pPr>
       <w:r>
         <w:rPr>
@@ -9865,7 +9898,7 @@
           <w:ilvl w:val="0"/>
           <w:numId w:val="1"/>
         </w:numPr>
-        <w:spacing w:after="100" w:line="340"/>
+        <w:spacing w:after="80" w:line="340"/>
       </w:pPr>
       <w:r>
         <w:rPr>
@@ -9881,7 +9914,7 @@
           <w:ilvl w:val="0"/>
           <w:numId w:val="1"/>
         </w:numPr>
-        <w:spacing w:after="100" w:line="340"/>
+        <w:spacing w:after="80" w:line="340"/>
       </w:pPr>
       <w:r>
         <w:rPr>
@@ -9897,7 +9930,7 @@
           <w:ilvl w:val="0"/>
           <w:numId w:val="1"/>
         </w:numPr>
-        <w:spacing w:after="100" w:line="340"/>
+        <w:spacing w:after="80" w:line="340"/>
       </w:pPr>
       <w:r>
         <w:rPr>
@@ -9913,7 +9946,7 @@
           <w:ilvl w:val="0"/>
           <w:numId w:val="1"/>
         </w:numPr>
-        <w:spacing w:after="100" w:line="340"/>
+        <w:spacing w:after="80" w:line="340"/>
       </w:pPr>
       <w:r>
         <w:rPr>
@@ -9929,7 +9962,7 @@
           <w:ilvl w:val="0"/>
           <w:numId w:val="1"/>
         </w:numPr>
-        <w:spacing w:after="100" w:line="340"/>
+        <w:spacing w:after="80" w:line="340"/>
       </w:pPr>
       <w:r>
         <w:rPr>
@@ -9945,7 +9978,7 @@
           <w:ilvl w:val="0"/>
           <w:numId w:val="1"/>
         </w:numPr>
-        <w:spacing w:after="100" w:line="340"/>
+        <w:spacing w:after="80" w:line="340"/>
       </w:pPr>
       <w:r>
         <w:rPr>
@@ -9961,7 +9994,7 @@
           <w:ilvl w:val="0"/>
           <w:numId w:val="1"/>
         </w:numPr>
-        <w:spacing w:after="100" w:line="340"/>
+        <w:spacing w:after="80" w:line="340"/>
       </w:pPr>
       <w:r>
         <w:rPr>
@@ -9977,7 +10010,7 @@
           <w:ilvl w:val="0"/>
           <w:numId w:val="1"/>
         </w:numPr>
-        <w:spacing w:after="100" w:line="340"/>
+        <w:spacing w:after="80" w:line="340"/>
       </w:pPr>
       <w:r>
         <w:rPr>
@@ -9993,7 +10026,7 @@
           <w:ilvl w:val="0"/>
           <w:numId w:val="1"/>
         </w:numPr>
-        <w:spacing w:after="100" w:line="340"/>
+        <w:spacing w:after="80" w:line="340"/>
       </w:pPr>
       <w:r>
         <w:rPr>
@@ -10009,7 +10042,7 @@
           <w:ilvl w:val="0"/>
           <w:numId w:val="1"/>
         </w:numPr>
-        <w:spacing w:after="100" w:line="340"/>
+        <w:spacing w:after="80" w:line="340"/>
       </w:pPr>
       <w:r>
         <w:rPr>
@@ -10025,7 +10058,7 @@
           <w:ilvl w:val="0"/>
           <w:numId w:val="1"/>
         </w:numPr>
-        <w:spacing w:after="100" w:line="340"/>
+        <w:spacing w:after="80" w:line="340"/>
       </w:pPr>
       <w:r>
         <w:rPr>
@@ -10041,7 +10074,7 @@
           <w:ilvl w:val="0"/>
           <w:numId w:val="1"/>
         </w:numPr>
-        <w:spacing w:after="100" w:line="340"/>
+        <w:spacing w:after="80" w:line="340"/>
       </w:pPr>
       <w:r>
         <w:rPr>
@@ -10057,7 +10090,7 @@
           <w:ilvl w:val="0"/>
           <w:numId w:val="1"/>
         </w:numPr>
-        <w:spacing w:after="100" w:line="340"/>
+        <w:spacing w:after="80" w:line="340"/>
       </w:pPr>
       <w:r>
         <w:rPr>
@@ -10073,23 +10106,23 @@
           <w:ilvl w:val="0"/>
           <w:numId w:val="1"/>
         </w:numPr>
-        <w:spacing w:after="100" w:line="340"/>
-      </w:pPr>
-      <w:r>
-        <w:rPr>
-          <w:rFonts w:ascii="SimSun" w:cs="SimSun" w:eastAsia="SimSun" w:hAnsi="SimSun"/>
-        </w:rPr>
-        <w:t xml:space="preserve">除了这个世界，还有什么考我们考得这么周全，却让我们偏偏漏掉了那道最要紧的题？</w:t>
-      </w:r>
-    </w:p>
-    <w:p>
-      <w:pPr>
-        <w:pStyle w:val="ListParagraph"/>
-        <w:numPr>
-          <w:ilvl w:val="0"/>
-          <w:numId w:val="1"/>
-        </w:numPr>
-        <w:spacing w:after="100" w:line="340"/>
+        <w:spacing w:after="80" w:line="340"/>
+      </w:pPr>
+      <w:r>
+        <w:rPr>
+          <w:rFonts w:ascii="SimSun" w:cs="SimSun" w:eastAsia="SimSun" w:hAnsi="SimSun"/>
+        </w:rPr>
+        <w:t xml:space="preserve">除了这个世界，还有什么考我们考得这么周全，以致我们偏偏漏掉了那道最要紧的题？</w:t>
+      </w:r>
+    </w:p>
+    <w:p>
+      <w:pPr>
+        <w:pStyle w:val="ListParagraph"/>
+        <w:numPr>
+          <w:ilvl w:val="0"/>
+          <w:numId w:val="1"/>
+        </w:numPr>
+        <w:spacing w:after="80" w:line="340"/>
       </w:pPr>
       <w:r>
         <w:rPr>
@@ -10105,7 +10138,7 @@
           <w:ilvl w:val="0"/>
           <w:numId w:val="1"/>
         </w:numPr>
-        <w:spacing w:after="100" w:line="340"/>
+        <w:spacing w:after="80" w:line="340"/>
       </w:pPr>
       <w:r>
         <w:rPr>
@@ -10121,7 +10154,7 @@
           <w:ilvl w:val="0"/>
           <w:numId w:val="1"/>
         </w:numPr>
-        <w:spacing w:after="100" w:line="340"/>
+        <w:spacing w:after="80" w:line="340"/>
       </w:pPr>
       <w:r>
         <w:rPr>
@@ -10137,7 +10170,7 @@
           <w:ilvl w:val="0"/>
           <w:numId w:val="1"/>
         </w:numPr>
-        <w:spacing w:after="100" w:line="340"/>
+        <w:spacing w:after="80" w:line="340"/>
       </w:pPr>
       <w:r>
         <w:rPr>
@@ -10153,7 +10186,7 @@
           <w:ilvl w:val="0"/>
           <w:numId w:val="1"/>
         </w:numPr>
-        <w:spacing w:after="100" w:line="340"/>
+        <w:spacing w:after="80" w:line="340"/>
       </w:pPr>
       <w:r>
         <w:rPr>
@@ -10169,23 +10202,23 @@
           <w:ilvl w:val="0"/>
           <w:numId w:val="1"/>
         </w:numPr>
-        <w:spacing w:after="100" w:line="340"/>
-      </w:pPr>
-      <w:r>
-        <w:rPr>
-          <w:rFonts w:ascii="SimSun" w:cs="SimSun" w:eastAsia="SimSun" w:hAnsi="SimSun"/>
-        </w:rPr>
-        <w:t xml:space="preserve">要找到“我们”该在的那一格，最好的办法就是不坚持、不挑拣。</w:t>
-      </w:r>
-    </w:p>
-    <w:p>
-      <w:pPr>
-        <w:pStyle w:val="ListParagraph"/>
-        <w:numPr>
-          <w:ilvl w:val="0"/>
-          <w:numId w:val="1"/>
-        </w:numPr>
-        <w:spacing w:after="100" w:line="340"/>
+        <w:spacing w:after="80" w:line="340"/>
+      </w:pPr>
+      <w:r>
+        <w:rPr>
+          <w:rFonts w:ascii="SimSun" w:cs="SimSun" w:eastAsia="SimSun" w:hAnsi="SimSun"/>
+        </w:rPr>
+        <w:t xml:space="preserve">要找到“我们”该在的那一格，最好的办法就是不坚持己见、不挑拣。</w:t>
+      </w:r>
+    </w:p>
+    <w:p>
+      <w:pPr>
+        <w:pStyle w:val="ListParagraph"/>
+        <w:numPr>
+          <w:ilvl w:val="0"/>
+          <w:numId w:val="1"/>
+        </w:numPr>
+        <w:spacing w:after="80" w:line="340"/>
       </w:pPr>
       <w:r>
         <w:rPr>
@@ -10201,7 +10234,7 @@
           <w:ilvl w:val="0"/>
           <w:numId w:val="1"/>
         </w:numPr>
-        <w:spacing w:after="100" w:line="340"/>
+        <w:spacing w:after="80" w:line="340"/>
       </w:pPr>
       <w:r>
         <w:rPr>
@@ -10217,7 +10250,7 @@
           <w:ilvl w:val="0"/>
           <w:numId w:val="1"/>
         </w:numPr>
-        <w:spacing w:after="100" w:line="340"/>
+        <w:spacing w:after="80" w:line="340"/>
       </w:pPr>
       <w:r>
         <w:rPr>
@@ -10233,7 +10266,7 @@
           <w:ilvl w:val="0"/>
           <w:numId w:val="1"/>
         </w:numPr>
-        <w:spacing w:after="100" w:line="340"/>
+        <w:spacing w:after="80" w:line="340"/>
       </w:pPr>
       <w:r>
         <w:rPr>
@@ -10249,7 +10282,7 @@
           <w:ilvl w:val="0"/>
           <w:numId w:val="1"/>
         </w:numPr>
-        <w:spacing w:after="100" w:line="340"/>
+        <w:spacing w:after="80" w:line="340"/>
       </w:pPr>
       <w:r>
         <w:rPr>
@@ -10265,7 +10298,7 @@
           <w:ilvl w:val="0"/>
           <w:numId w:val="1"/>
         </w:numPr>
-        <w:spacing w:after="100" w:line="340"/>
+        <w:spacing w:after="80" w:line="340"/>
       </w:pPr>
       <w:r>
         <w:rPr>
@@ -10281,7 +10314,7 @@
           <w:ilvl w:val="0"/>
           <w:numId w:val="1"/>
         </w:numPr>
-        <w:spacing w:after="100" w:line="340"/>
+        <w:spacing w:after="80" w:line="340"/>
       </w:pPr>
       <w:r>
         <w:rPr>
@@ -10297,7 +10330,7 @@
           <w:ilvl w:val="0"/>
           <w:numId w:val="1"/>
         </w:numPr>
-        <w:spacing w:after="100" w:line="340"/>
+        <w:spacing w:after="80" w:line="340"/>
       </w:pPr>
       <w:r>
         <w:rPr>
@@ -10313,7 +10346,7 @@
           <w:ilvl w:val="0"/>
           <w:numId w:val="1"/>
         </w:numPr>
-        <w:spacing w:after="100" w:line="340"/>
+        <w:spacing w:after="80" w:line="340"/>
       </w:pPr>
       <w:r>
         <w:rPr>
@@ -10329,7 +10362,7 @@
           <w:ilvl w:val="0"/>
           <w:numId w:val="1"/>
         </w:numPr>
-        <w:spacing w:after="100" w:line="340"/>
+        <w:spacing w:after="80" w:line="340"/>
       </w:pPr>
       <w:r>
         <w:rPr>
@@ -10345,7 +10378,7 @@
           <w:ilvl w:val="0"/>
           <w:numId w:val="1"/>
         </w:numPr>
-        <w:spacing w:after="100" w:line="340"/>
+        <w:spacing w:after="80" w:line="340"/>
       </w:pPr>
       <w:r>
         <w:rPr>
@@ -10361,7 +10394,7 @@
           <w:ilvl w:val="0"/>
           <w:numId w:val="1"/>
         </w:numPr>
-        <w:spacing w:after="100" w:line="340"/>
+        <w:spacing w:after="80" w:line="340"/>
       </w:pPr>
       <w:r>
         <w:rPr>
@@ -10377,23 +10410,23 @@
           <w:ilvl w:val="0"/>
           <w:numId w:val="1"/>
         </w:numPr>
-        <w:spacing w:after="100" w:line="340"/>
-      </w:pPr>
-      <w:r>
-        <w:rPr>
-          <w:rFonts w:ascii="SimSun" w:cs="SimSun" w:eastAsia="SimSun" w:hAnsi="SimSun"/>
-        </w:rPr>
-        <w:t xml:space="preserve">设身处地替别人活，其实很容易；这是利他自然而然的结果。</w:t>
-      </w:r>
-    </w:p>
-    <w:p>
-      <w:pPr>
-        <w:pStyle w:val="ListParagraph"/>
-        <w:numPr>
-          <w:ilvl w:val="0"/>
-          <w:numId w:val="1"/>
-        </w:numPr>
-        <w:spacing w:after="100" w:line="340"/>
+        <w:spacing w:after="80" w:line="340"/>
+      </w:pPr>
+      <w:r>
+        <w:rPr>
+          <w:rFonts w:ascii="SimSun" w:cs="SimSun" w:eastAsia="SimSun" w:hAnsi="SimSun"/>
+        </w:rPr>
+        <w:t xml:space="preserve">感同身受地活在别人的人生里，其实很容易；这是利他自然而然的结果。</w:t>
+      </w:r>
+    </w:p>
+    <w:p>
+      <w:pPr>
+        <w:pStyle w:val="ListParagraph"/>
+        <w:numPr>
+          <w:ilvl w:val="0"/>
+          <w:numId w:val="1"/>
+        </w:numPr>
+        <w:spacing w:after="80" w:line="340"/>
       </w:pPr>
       <w:r>
         <w:rPr>
@@ -10409,7 +10442,7 @@
           <w:ilvl w:val="0"/>
           <w:numId w:val="1"/>
         </w:numPr>
-        <w:spacing w:after="100" w:line="340"/>
+        <w:spacing w:after="80" w:line="340"/>
       </w:pPr>
       <w:r>
         <w:rPr>
@@ -10425,23 +10458,23 @@
           <w:ilvl w:val="0"/>
           <w:numId w:val="1"/>
         </w:numPr>
-        <w:spacing w:after="100" w:line="340"/>
-      </w:pPr>
-      <w:r>
-        <w:rPr>
-          <w:rFonts w:ascii="SimSun" w:cs="SimSun" w:eastAsia="SimSun" w:hAnsi="SimSun"/>
-        </w:rPr>
-        <w:t xml:space="preserve">一旦养成扎实的禅修习惯，往后做什么事你都做得来。客人来家里吃饭，你先给谁盛饭？客人即是神明。凡是好主人，招待客人的欢喜，总远胜过自己吃那一份。</w:t>
-      </w:r>
-    </w:p>
-    <w:p>
-      <w:pPr>
-        <w:pStyle w:val="ListParagraph"/>
-        <w:numPr>
-          <w:ilvl w:val="0"/>
-          <w:numId w:val="1"/>
-        </w:numPr>
-        <w:spacing w:after="100" w:line="340"/>
+        <w:spacing w:after="80" w:line="340"/>
+      </w:pPr>
+      <w:r>
+        <w:rPr>
+          <w:rFonts w:ascii="SimSun" w:cs="SimSun" w:eastAsia="SimSun" w:hAnsi="SimSun"/>
+        </w:rPr>
+        <w:t xml:space="preserve">一旦养成扎实的禅修习惯，其余的事你都会放到它之后再做。客人来家里吃饭，你先给谁盛饭？客人即是神明。凡是好主人，招待客人的欢喜，总远胜过自己吃那一份。</w:t>
+      </w:r>
+    </w:p>
+    <w:p>
+      <w:pPr>
+        <w:pStyle w:val="ListParagraph"/>
+        <w:numPr>
+          <w:ilvl w:val="0"/>
+          <w:numId w:val="1"/>
+        </w:numPr>
+        <w:spacing w:after="80" w:line="340"/>
       </w:pPr>
       <w:r>
         <w:rPr>
@@ -10457,7 +10490,7 @@
           <w:ilvl w:val="0"/>
           <w:numId w:val="1"/>
         </w:numPr>
-        <w:spacing w:after="100" w:line="340"/>
+        <w:spacing w:after="80" w:line="340"/>
       </w:pPr>
       <w:r>
         <w:rPr>
@@ -10473,7 +10506,7 @@
           <w:ilvl w:val="0"/>
           <w:numId w:val="1"/>
         </w:numPr>
-        <w:spacing w:after="100" w:line="340"/>
+        <w:spacing w:after="80" w:line="340"/>
       </w:pPr>
       <w:r>
         <w:rPr>
@@ -10489,7 +10522,7 @@
           <w:ilvl w:val="0"/>
           <w:numId w:val="1"/>
         </w:numPr>
-        <w:spacing w:after="100" w:line="340"/>
+        <w:spacing w:after="80" w:line="340"/>
       </w:pPr>
       <w:r>
         <w:rPr>
@@ -10505,7 +10538,7 @@
           <w:ilvl w:val="0"/>
           <w:numId w:val="1"/>
         </w:numPr>
-        <w:spacing w:after="100" w:line="340"/>
+        <w:spacing w:after="80" w:line="340"/>
       </w:pPr>
       <w:r>
         <w:rPr>
@@ -10521,7 +10554,7 @@
           <w:ilvl w:val="0"/>
           <w:numId w:val="1"/>
         </w:numPr>
-        <w:spacing w:after="100" w:line="340"/>
+        <w:spacing w:after="80" w:line="340"/>
       </w:pPr>
       <w:r>
         <w:rPr>
@@ -10537,7 +10570,7 @@
           <w:ilvl w:val="0"/>
           <w:numId w:val="1"/>
         </w:numPr>
-        <w:spacing w:after="100" w:line="340"/>
+        <w:spacing w:after="80" w:line="340"/>
       </w:pPr>
       <w:r>
         <w:rPr>
@@ -10553,7 +10586,7 @@
           <w:ilvl w:val="0"/>
           <w:numId w:val="1"/>
         </w:numPr>
-        <w:spacing w:after="100" w:line="340"/>
+        <w:spacing w:after="80" w:line="340"/>
       </w:pPr>
       <w:r>
         <w:rPr>
@@ -10569,7 +10602,7 @@
           <w:ilvl w:val="0"/>
           <w:numId w:val="1"/>
         </w:numPr>
-        <w:spacing w:after="100" w:line="340"/>
+        <w:spacing w:after="80" w:line="340"/>
       </w:pPr>
       <w:r>
         <w:rPr>
@@ -10585,7 +10618,7 @@
           <w:ilvl w:val="0"/>
           <w:numId w:val="1"/>
         </w:numPr>
-        <w:spacing w:after="100" w:line="340"/>
+        <w:spacing w:after="80" w:line="340"/>
       </w:pPr>
       <w:r>
         <w:rPr>
@@ -10600,7 +10633,7 @@
       </w:pPr>
     </w:p>
     <w:sectPr>
-      <w:footerReference w:type="default" r:id="rId7"/>
+      <w:footerReference w:type="default" r:id="rId6"/>
       <w:pgSz w:w="11906" w:h="16838" w:orient="portrait"/>
       <w:pgMar w:top="1440" w:right="1440" w:bottom="1440" w:left="1440" w:header="708" w:footer="708" w:gutter="0"/>
       <w:pgNumType/>
@@ -10608,10 +10641,6 @@
     </w:sectPr>
   </w:body>
 </w:document>
-</file>
-
-<file path=word/comments.xml><?xml version="1.0" encoding="utf-8"?>
-<w:comments xmlns:cx="http://schemas.microsoft.com/office/drawing/2014/chartex" xmlns:cx1="http://schemas.microsoft.com/office/drawing/2015/9/8/chartex" xmlns:cx2="http://schemas.microsoft.com/office/drawing/2015/10/21/chartex" xmlns:cx3="http://schemas.microsoft.com/office/drawing/2016/5/9/chartex" xmlns:cx4="http://schemas.microsoft.com/office/drawing/2016/5/10/chartex" xmlns:cx5="http://schemas.microsoft.com/office/drawing/2016/5/11/chartex" xmlns:cx6="http://schemas.microsoft.com/office/drawing/2016/5/12/chartex" xmlns:cx7="http://schemas.microsoft.com/office/drawing/2016/5/13/chartex" xmlns:cx8="http://schemas.microsoft.com/office/drawing/2016/5/14/chartex" xmlns:mc="http://schemas.openxmlformats.org/markup-compatibility/2006" xmlns:aink="http://schemas.microsoft.com/office/drawing/2016/ink" xmlns:am3d="http://schemas.microsoft.com/office/drawing/2017/model3d" xmlns:o="urn:schemas-microsoft-com:office:office" xmlns:r="http://schemas.openxmlformats.org/officeDocument/2006/relationships" xmlns:m="http://schemas.openxmlformats.org/officeDocument/2006/math" xmlns:v="urn:schemas-microsoft-com:vml" xmlns:wp14="http://schemas.microsoft.com/office/word/2010/wordprocessingDrawing" xmlns:wp="http://schemas.openxmlformats.org/drawingml/2006/wordprocessingDrawing" xmlns:w10="urn:schemas-microsoft-com:office:word" xmlns:w="http://schemas.openxmlformats.org/wordprocessingml/2006/main" xmlns:w14="http://schemas.microsoft.com/office/word/2010/wordml" xmlns:w15="http://schemas.microsoft.com/office/word/2012/wordml" xmlns:w16cex="http://schemas.microsoft.com/office/word/2018/wordml/cex" xmlns:w16cid="http://schemas.microsoft.com/office/word/2016/wordml/cid" xmlns:w16="http://schemas.microsoft.com/office/word/2018/wordml" xmlns:w16sdtdh="http://schemas.microsoft.com/office/word/2020/wordml/sdtdatahash" xmlns:w16se="http://schemas.microsoft.com/office/word/2015/wordml/symex" xmlns:wpg="http://schemas.microsoft.com/office/word/2010/wordprocessingGroup" xmlns:wpi="http://schemas.microsoft.com/office/word/2010/wordprocessingInk" xmlns:wne="http://schemas.microsoft.com/office/word/2006/wordml" xmlns:wps="http://schemas.microsoft.com/office/word/2010/wordprocessingShape"/>
 </file>
 
 <file path=word/endnotes.xml><?xml version="1.0" encoding="utf-8"?>
@@ -10738,7 +10767,7 @@
           <w:sz w:val="18"/>
           <w:szCs w:val="18"/>
         </w:rPr>
-        <w:t xml:space="preserve">“话头”指的是一句话说出口之前那一刻特有的心的状态。参话头这一修法，就是设法把那一刻拉长。常用的是一个“谁”字。</w:t>
+        <w:t xml:space="preserve">“话头”指的是一句话说出口之前那一刻特有的心的状态。参话头这一修法，就是设法把那一刻拉长。常用的是一个“谁”字：既不真正说出口，也不把它否定掉。</w:t>
       </w:r>
     </w:p>
   </w:footnote>
@@ -10767,7 +10796,7 @@
 <w:numbering xmlns:wpc="http://schemas.microsoft.com/office/word/2010/wordprocessingCanvas" xmlns:mc="http://schemas.openxmlformats.org/markup-compatibility/2006" xmlns:o="urn:schemas-microsoft-com:office:office" xmlns:r="http://schemas.openxmlformats.org/officeDocument/2006/relationships" xmlns:m="http://schemas.openxmlformats.org/officeDocument/2006/math" xmlns:v="urn:schemas-microsoft-com:vml" xmlns:wp14="http://schemas.microsoft.com/office/word/2010/wordprocessingDrawing" xmlns:wp="http://schemas.openxmlformats.org/drawingml/2006/wordprocessingDrawing" xmlns:w10="urn:schemas-microsoft-com:office:word" xmlns:w="http://schemas.openxmlformats.org/wordprocessingml/2006/main" xmlns:w14="http://schemas.microsoft.com/office/word/2010/wordml" xmlns:w15="http://schemas.microsoft.com/office/word/2012/wordml" xmlns:wpg="http://schemas.microsoft.com/office/word/2010/wordprocessingGroup" xmlns:wpi="http://schemas.microsoft.com/office/word/2010/wordprocessingInk" xmlns:wne="http://schemas.microsoft.com/office/word/2006/wordml" xmlns:wps="http://schemas.microsoft.com/office/word/2010/wordprocessingShape" mc:Ignorable="w14 w15 wp14">
   <w:abstractNum w:abstractNumId="1" w15:restartNumberingAfterBreak="0">
     <w:multiLevelType w:val="hybridMultilevel"/>
-    <w:lvl w:ilvl="0" w15:tentative="1">
+    <w:lvl w:ilvl="0" w:tentative="1">
       <w:start w:val="1"/>
       <w:numFmt w:val="bullet"/>
       <w:lvlText w:val="●"/>
@@ -10776,7 +10805,7 @@
         <w:ind w:left="720" w:hanging="360"/>
       </w:pPr>
     </w:lvl>
-    <w:lvl w:ilvl="1" w15:tentative="1">
+    <w:lvl w:ilvl="1" w:tentative="1">
       <w:start w:val="1"/>
       <w:numFmt w:val="bullet"/>
       <w:lvlText w:val="○"/>
@@ -10785,7 +10814,7 @@
         <w:ind w:left="1440" w:hanging="360"/>
       </w:pPr>
     </w:lvl>
-    <w:lvl w:ilvl="2" w15:tentative="1">
+    <w:lvl w:ilvl="2" w:tentative="1">
       <w:start w:val="1"/>
       <w:numFmt w:val="bullet"/>
       <w:lvlText w:val="■"/>
@@ -10794,7 +10823,7 @@
         <w:ind w:left="2160" w:hanging="360"/>
       </w:pPr>
     </w:lvl>
-    <w:lvl w:ilvl="3" w15:tentative="1">
+    <w:lvl w:ilvl="3" w:tentative="1">
       <w:start w:val="1"/>
       <w:numFmt w:val="bullet"/>
       <w:lvlText w:val="●"/>
@@ -10803,7 +10832,7 @@
         <w:ind w:left="2880" w:hanging="360"/>
       </w:pPr>
     </w:lvl>
-    <w:lvl w:ilvl="4" w15:tentative="1">
+    <w:lvl w:ilvl="4" w:tentative="1">
       <w:start w:val="1"/>
       <w:numFmt w:val="bullet"/>
       <w:lvlText w:val="○"/>
@@ -10812,7 +10841,7 @@
         <w:ind w:left="3600" w:hanging="360"/>
       </w:pPr>
     </w:lvl>
-    <w:lvl w:ilvl="5" w15:tentative="1">
+    <w:lvl w:ilvl="5" w:tentative="1">
       <w:start w:val="1"/>
       <w:numFmt w:val="bullet"/>
       <w:lvlText w:val="■"/>
@@ -10821,7 +10850,7 @@
         <w:ind w:left="4320" w:hanging="360"/>
       </w:pPr>
     </w:lvl>
-    <w:lvl w:ilvl="6" w15:tentative="1">
+    <w:lvl w:ilvl="6" w:tentative="1">
       <w:start w:val="1"/>
       <w:numFmt w:val="bullet"/>
       <w:lvlText w:val="●"/>
@@ -10830,7 +10859,7 @@
         <w:ind w:left="5040" w:hanging="360"/>
       </w:pPr>
     </w:lvl>
-    <w:lvl w:ilvl="7" w15:tentative="1">
+    <w:lvl w:ilvl="7" w:tentative="1">
       <w:start w:val="1"/>
       <w:numFmt w:val="bullet"/>
       <w:lvlText w:val="●"/>
@@ -10839,7 +10868,7 @@
         <w:ind w:left="5760" w:hanging="360"/>
       </w:pPr>
     </w:lvl>
-    <w:lvl w:ilvl="8" w15:tentative="1">
+    <w:lvl w:ilvl="8" w:tentative="1">
       <w:start w:val="1"/>
       <w:numFmt w:val="bullet"/>
       <w:lvlText w:val="●"/>
@@ -10870,6 +10899,10 @@
     </w:rPrDefault>
     <w:pPrDefault/>
   </w:docDefaults>
+  <w:style w:type="paragraph" w:styleId="Normal" w:default="1">
+    <w:name w:val="Normal"/>
+    <w:qFormat/>
+  </w:style>
   <w:style w:type="paragraph" w:styleId="Title">
     <w:name w:val="Title"/>
     <w:basedOn w:val="Normal"/>
@@ -11045,4 +11078,294 @@
     </w:rPr>
   </w:style>
 </w:styles>
+</file>
+
+<file path=word/theme/theme1.xml><?xml version="1.0" encoding="utf-8"?>
+<a:theme xmlns:a="http://schemas.openxmlformats.org/drawingml/2006/main" name="Office Theme">
+  <a:themeElements>
+    <a:clrScheme name="Office">
+      <a:dk1>
+        <a:sysClr val="windowText" lastClr="000000"/>
+      </a:dk1>
+      <a:lt1>
+        <a:sysClr val="window" lastClr="FFFFFF"/>
+      </a:lt1>
+      <a:dk2>
+        <a:srgbClr val="44546A"/>
+      </a:dk2>
+      <a:lt2>
+        <a:srgbClr val="E7E6E6"/>
+      </a:lt2>
+      <a:accent1>
+        <a:srgbClr val="4472C4"/>
+      </a:accent1>
+      <a:accent2>
+        <a:srgbClr val="ED7D31"/>
+      </a:accent2>
+      <a:accent3>
+        <a:srgbClr val="A5A5A5"/>
+      </a:accent3>
+      <a:accent4>
+        <a:srgbClr val="FFC000"/>
+      </a:accent4>
+      <a:accent5>
+        <a:srgbClr val="5B9BD5"/>
+      </a:accent5>
+      <a:accent6>
+        <a:srgbClr val="70AD47"/>
+      </a:accent6>
+      <a:hlink>
+        <a:srgbClr val="0563C1"/>
+      </a:hlink>
+      <a:folHlink>
+        <a:srgbClr val="954F72"/>
+      </a:folHlink>
+    </a:clrScheme>
+    <a:fontScheme name="Office">
+      <a:majorFont>
+        <a:latin typeface="Calibri Light" panose="020F0302020204030204"/>
+        <a:ea typeface=""/>
+        <a:cs typeface=""/>
+        <a:font script="Jpan" typeface="游ゴシック Light"/>
+        <a:font script="Hang" typeface="맑은 고딕"/>
+        <a:font script="Hans" typeface="等线 Light"/>
+        <a:font script="Hant" typeface="新細明體"/>
+        <a:font script="Arab" typeface="Times New Roman"/>
+        <a:font script="Hebr" typeface="Times New Roman"/>
+        <a:font script="Thai" typeface="Angsana New"/>
+        <a:font script="Ethi" typeface="Nyala"/>
+        <a:font script="Beng" typeface="Vrinda"/>
+        <a:font script="Gujr" typeface="Shruti"/>
+        <a:font script="Khmr" typeface="MoolBoran"/>
+        <a:font script="Knda" typeface="Tunga"/>
+        <a:font script="Guru" typeface="Raavi"/>
+        <a:font script="Cans" typeface="Euphemia"/>
+        <a:font script="Cher" typeface="Plantagenet Cherokee"/>
+        <a:font script="Yiii" typeface="Microsoft Yi Baiti"/>
+        <a:font script="Tibt" typeface="Microsoft Himalaya"/>
+        <a:font script="Thaa" typeface="MV Boli"/>
+        <a:font script="Deva" typeface="Mangal"/>
+        <a:font script="Telu" typeface="Gautami"/>
+        <a:font script="Taml" typeface="Latha"/>
+        <a:font script="Syrc" typeface="Estrangelo Edessa"/>
+        <a:font script="Orya" typeface="Kalinga"/>
+        <a:font script="Mlym" typeface="Kartika"/>
+        <a:font script="Laoo" typeface="DokChampa"/>
+        <a:font script="Sinh" typeface="Iskoola Pota"/>
+        <a:font script="Mong" typeface="Mongolian Baiti"/>
+        <a:font script="Viet" typeface="Times New Roman"/>
+        <a:font script="Uigh" typeface="Microsoft Uighur"/>
+        <a:font script="Geor" typeface="Sylfaen"/>
+        <a:font script="Armn" typeface="Arial"/>
+        <a:font script="Bugi" typeface="Leelawadee UI"/>
+        <a:font script="Bopo" typeface="Microsoft JhengHei"/>
+        <a:font script="Java" typeface="Javanese Text"/>
+        <a:font script="Lisu" typeface="Segoe UI"/>
+        <a:font script="Mymr" typeface="Myanmar Text"/>
+        <a:font script="Nkoo" typeface="Ebrima"/>
+        <a:font script="Olck" typeface="Nirmala UI"/>
+        <a:font script="Osma" typeface="Ebrima"/>
+        <a:font script="Phag" typeface="Phagspa"/>
+        <a:font script="Syrn" typeface="Estrangelo Edessa"/>
+        <a:font script="Syrj" typeface="Estrangelo Edessa"/>
+        <a:font script="Syre" typeface="Estrangelo Edessa"/>
+        <a:font script="Sora" typeface="Nirmala UI"/>
+        <a:font script="Tale" typeface="Microsoft Tai Le"/>
+        <a:font script="Talu" typeface="Microsoft New Tai Lue"/>
+        <a:font script="Tfng" typeface="Ebrima"/>
+      </a:majorFont>
+      <a:minorFont>
+        <a:latin typeface="Calibri" panose="020F0502020204030204"/>
+        <a:ea typeface=""/>
+        <a:cs typeface=""/>
+        <a:font script="Jpan" typeface="游明朝"/>
+        <a:font script="Hang" typeface="맑은 고딕"/>
+        <a:font script="Hans" typeface="等线"/>
+        <a:font script="Hant" typeface="新細明體"/>
+        <a:font script="Arab" typeface="Arial"/>
+        <a:font script="Hebr" typeface="Arial"/>
+        <a:font script="Thai" typeface="Cordia New"/>
+        <a:font script="Ethi" typeface="Nyala"/>
+        <a:font script="Beng" typeface="Vrinda"/>
+        <a:font script="Gujr" typeface="Shruti"/>
+        <a:font script="Khmr" typeface="DaunPenh"/>
+        <a:font script="Knda" typeface="Tunga"/>
+        <a:font script="Guru" typeface="Raavi"/>
+        <a:font script="Cans" typeface="Euphemia"/>
+        <a:font script="Cher" typeface="Plantagenet Cherokee"/>
+        <a:font script="Yiii" typeface="Microsoft Yi Baiti"/>
+        <a:font script="Tibt" typeface="Microsoft Himalaya"/>
+        <a:font script="Thaa" typeface="MV Boli"/>
+        <a:font script="Deva" typeface="Mangal"/>
+        <a:font script="Telu" typeface="Gautami"/>
+        <a:font script="Taml" typeface="Latha"/>
+        <a:font script="Syrc" typeface="Estrangelo Edessa"/>
+        <a:font script="Orya" typeface="Kalinga"/>
+        <a:font script="Mlym" typeface="Kartika"/>
+        <a:font script="Laoo" typeface="DokChampa"/>
+        <a:font script="Sinh" typeface="Iskoola Pota"/>
+        <a:font script="Mong" typeface="Mongolian Baiti"/>
+        <a:font script="Viet" typeface="Arial"/>
+        <a:font script="Uigh" typeface="Microsoft Uighur"/>
+        <a:font script="Geor" typeface="Sylfaen"/>
+        <a:font script="Armn" typeface="Arial"/>
+        <a:font script="Bugi" typeface="Leelawadee UI"/>
+        <a:font script="Bopo" typeface="Microsoft JhengHei"/>
+        <a:font script="Java" typeface="Javanese Text"/>
+        <a:font script="Lisu" typeface="Segoe UI"/>
+        <a:font script="Mymr" typeface="Myanmar Text"/>
+        <a:font script="Nkoo" typeface="Ebrima"/>
+        <a:font script="Olck" typeface="Nirmala UI"/>
+        <a:font script="Osma" typeface="Ebrima"/>
+        <a:font script="Phag" typeface="Phagspa"/>
+        <a:font script="Syrn" typeface="Estrangelo Edessa"/>
+        <a:font script="Syrj" typeface="Estrangelo Edessa"/>
+        <a:font script="Syre" typeface="Estrangelo Edessa"/>
+        <a:font script="Sora" typeface="Nirmala UI"/>
+        <a:font script="Tale" typeface="Microsoft Tai Le"/>
+        <a:font script="Talu" typeface="Microsoft New Tai Lue"/>
+        <a:font script="Tfng" typeface="Ebrima"/>
+      </a:minorFont>
+    </a:fontScheme>
+    <a:fmtScheme name="Office">
+      <a:fillStyleLst>
+        <a:solidFill>
+          <a:schemeClr val="phClr"/>
+        </a:solidFill>
+        <a:gradFill rotWithShape="true">
+          <a:gsLst>
+            <a:gs pos="0">
+              <a:schemeClr val="phClr">
+                <a:lumMod val="110000"/>
+                <a:satMod val="105000"/>
+                <a:tint val="67000"/>
+              </a:schemeClr>
+            </a:gs>
+            <a:gs pos="50000">
+              <a:schemeClr val="phClr">
+                <a:lumMod val="105000"/>
+                <a:satMod val="103000"/>
+                <a:tint val="73000"/>
+              </a:schemeClr>
+            </a:gs>
+            <a:gs pos="100000">
+              <a:schemeClr val="phClr">
+                <a:lumMod val="105000"/>
+                <a:satMod val="109000"/>
+                <a:tint val="81000"/>
+              </a:schemeClr>
+            </a:gs>
+          </a:gsLst>
+          <a:lin ang="5400000" scaled="false"/>
+        </a:gradFill>
+        <a:gradFill rotWithShape="true">
+          <a:gsLst>
+            <a:gs pos="0">
+              <a:schemeClr val="phClr">
+                <a:satMod val="103000"/>
+                <a:lumMod val="102000"/>
+                <a:tint val="94000"/>
+              </a:schemeClr>
+            </a:gs>
+            <a:gs pos="50000">
+              <a:schemeClr val="phClr">
+                <a:satMod val="110000"/>
+                <a:lumMod val="100000"/>
+                <a:shade val="100000"/>
+              </a:schemeClr>
+            </a:gs>
+            <a:gs pos="100000">
+              <a:schemeClr val="phClr">
+                <a:lumMod val="99000"/>
+                <a:satMod val="120000"/>
+                <a:shade val="78000"/>
+              </a:schemeClr>
+            </a:gs>
+          </a:gsLst>
+          <a:lin ang="5400000" scaled="false"/>
+        </a:gradFill>
+      </a:fillStyleLst>
+      <a:lnStyleLst>
+        <a:ln w="6350" cap="flat" cmpd="sng" algn="ctr">
+          <a:solidFill>
+            <a:schemeClr val="phClr"/>
+          </a:solidFill>
+          <a:prstDash val="solid"/>
+          <a:miter lim="800000"/>
+        </a:ln>
+        <a:ln w="12700" cap="flat" cmpd="sng" algn="ctr">
+          <a:solidFill>
+            <a:schemeClr val="phClr"/>
+          </a:solidFill>
+          <a:prstDash val="solid"/>
+          <a:miter lim="800000"/>
+        </a:ln>
+        <a:ln w="19050" cap="flat" cmpd="sng" algn="ctr">
+          <a:solidFill>
+            <a:schemeClr val="phClr"/>
+          </a:solidFill>
+          <a:prstDash val="solid"/>
+          <a:miter lim="800000"/>
+        </a:ln>
+      </a:lnStyleLst>
+      <a:effectStyleLst>
+        <a:effectStyle>
+          <a:effectLst/>
+        </a:effectStyle>
+        <a:effectStyle>
+          <a:effectLst/>
+        </a:effectStyle>
+        <a:effectStyle>
+          <a:effectLst>
+            <a:outerShdw blurRad="57150" dist="19050" dir="5400000" algn="ctr" rotWithShape="false">
+              <a:srgbClr val="000000">
+                <a:alpha val="63000"/>
+              </a:srgbClr>
+            </a:outerShdw>
+          </a:effectLst>
+        </a:effectStyle>
+      </a:effectStyleLst>
+      <a:bgFillStyleLst>
+        <a:solidFill>
+          <a:schemeClr val="phClr"/>
+        </a:solidFill>
+        <a:solidFill>
+          <a:schemeClr val="phClr">
+            <a:tint val="95000"/>
+            <a:satMod val="170000"/>
+          </a:schemeClr>
+        </a:solidFill>
+        <a:gradFill rotWithShape="true">
+          <a:gsLst>
+            <a:gs pos="0">
+              <a:schemeClr val="phClr">
+                <a:tint val="93000"/>
+                <a:satMod val="150000"/>
+                <a:shade val="98000"/>
+                <a:lumMod val="102000"/>
+              </a:schemeClr>
+            </a:gs>
+            <a:gs pos="50000">
+              <a:schemeClr val="phClr">
+                <a:tint val="98000"/>
+                <a:satMod val="130000"/>
+                <a:shade val="90000"/>
+                <a:lumMod val="103000"/>
+              </a:schemeClr>
+            </a:gs>
+            <a:gs pos="100000">
+              <a:schemeClr val="phClr">
+                <a:shade val="63000"/>
+                <a:satMod val="120000"/>
+              </a:schemeClr>
+            </a:gs>
+          </a:gsLst>
+          <a:lin ang="5400000" scaled="false"/>
+        </a:gradFill>
+      </a:bgFillStyleLst>
+    </a:fmtScheme>
+  </a:themeElements>
+  <a:objectDefaults/>
+  <a:extraClrSchemeLst/>
+</a:theme>
 </file>